--- a/Моделювання систем/лаб20/Horetskyi_lab20.docx
+++ b/Моделювання систем/лаб20/Horetskyi_lab20.docx
@@ -31,7 +31,7 @@
           <w:rFonts w:ascii="Times New Roman" w:hAnsi="Times New Roman" w:cs="Times New Roman"/>
           <w:sz w:val="28"/>
           <w:szCs w:val="28"/>
-          <w:lang w:val="uk-UA"/>
+          <w:lang w:val="ru-RU"/>
         </w:rPr>
       </w:pPr>
       <w:bookmarkStart w:id="1" w:name="_8a7ogahon3vj" w:colFirst="0" w:colLast="0"/>
@@ -45,132 +45,143 @@
         <w:t>Лабораторна робота №</w:t>
       </w:r>
       <w:r>
-        <w:rPr>
-          <w:rFonts w:ascii="Times New Roman" w:hAnsi="Times New Roman" w:cs="Times New Roman"/>
-          <w:sz w:val="28"/>
-          <w:szCs w:val="28"/>
-          <w:lang w:val="uk-UA"/>
-        </w:rPr>
-        <w:t>13</w:t>
-      </w:r>
-    </w:p>
-    <w:p>
-      <w:pPr>
-        <w:pStyle w:val="1"/>
-        <w:spacing w:before="0" w:after="0" w:line="360" w:lineRule="auto"/>
-        <w:rPr>
-          <w:rFonts w:ascii="Times New Roman" w:hAnsi="Times New Roman" w:cs="Times New Roman"/>
-          <w:sz w:val="28"/>
-          <w:szCs w:val="28"/>
-          <w:lang w:val="uk-UA"/>
-        </w:rPr>
-      </w:pPr>
-      <w:bookmarkStart w:id="2" w:name="_b18ypaswfa56" w:colFirst="0" w:colLast="0"/>
-      <w:bookmarkEnd w:id="2"/>
-      <w:r>
-        <w:rPr>
-          <w:rFonts w:ascii="Times New Roman" w:hAnsi="Times New Roman" w:cs="Times New Roman"/>
-          <w:sz w:val="28"/>
-          <w:szCs w:val="28"/>
-        </w:rPr>
-        <w:t xml:space="preserve">Тема: </w:t>
-      </w:r>
-      <w:bookmarkStart w:id="3" w:name="_hg4ozh4pmr9h" w:colFirst="0" w:colLast="0"/>
-      <w:bookmarkEnd w:id="3"/>
-      <w:proofErr w:type="spellStart"/>
-      <w:r>
-        <w:rPr>
-          <w:rFonts w:ascii="Times New Roman" w:hAnsi="Times New Roman" w:cs="Times New Roman"/>
-          <w:sz w:val="28"/>
-          <w:szCs w:val="28"/>
-          <w:lang w:val="uk-UA"/>
-        </w:rPr>
-        <w:t>Багатопродуктові</w:t>
-      </w:r>
-      <w:proofErr w:type="spellEnd"/>
-      <w:r>
-        <w:rPr>
-          <w:rFonts w:ascii="Times New Roman" w:hAnsi="Times New Roman" w:cs="Times New Roman"/>
-          <w:sz w:val="28"/>
-          <w:szCs w:val="28"/>
-          <w:lang w:val="uk-UA"/>
-        </w:rPr>
-        <w:t xml:space="preserve"> моделі. Модель </w:t>
-      </w:r>
-      <w:proofErr w:type="spellStart"/>
-      <w:r>
-        <w:rPr>
-          <w:rFonts w:ascii="Times New Roman" w:hAnsi="Times New Roman" w:cs="Times New Roman"/>
-          <w:sz w:val="28"/>
-          <w:szCs w:val="28"/>
-          <w:lang w:val="uk-UA"/>
-        </w:rPr>
-        <w:t>Леоньєва</w:t>
-      </w:r>
-      <w:proofErr w:type="spellEnd"/>
-    </w:p>
-    <w:p>
-      <w:pPr>
-        <w:pStyle w:val="1"/>
-        <w:spacing w:before="0" w:after="0" w:line="360" w:lineRule="auto"/>
-        <w:rPr>
-          <w:rFonts w:ascii="Times New Roman" w:hAnsi="Times New Roman" w:cs="Times New Roman"/>
-          <w:sz w:val="28"/>
-          <w:szCs w:val="28"/>
-          <w:lang w:val="uk-UA"/>
-        </w:rPr>
-      </w:pPr>
-      <w:r>
-        <w:rPr>
-          <w:rFonts w:ascii="Times New Roman" w:hAnsi="Times New Roman" w:cs="Times New Roman"/>
-          <w:sz w:val="28"/>
-          <w:szCs w:val="28"/>
-        </w:rPr>
-        <w:t>Виконавець:</w:t>
-      </w:r>
-    </w:p>
-    <w:p>
-      <w:pPr>
-        <w:pStyle w:val="2"/>
-        <w:spacing w:before="0" w:after="0" w:line="360" w:lineRule="auto"/>
-        <w:rPr>
-          <w:rFonts w:ascii="Times New Roman" w:hAnsi="Times New Roman" w:cs="Times New Roman"/>
-          <w:sz w:val="28"/>
-          <w:szCs w:val="28"/>
-          <w:lang w:val="uk-UA"/>
-        </w:rPr>
-      </w:pPr>
-      <w:bookmarkStart w:id="4" w:name="_5kr883so3bsn" w:colFirst="0" w:colLast="0"/>
-      <w:bookmarkEnd w:id="4"/>
-      <w:r>
-        <w:rPr>
-          <w:rFonts w:ascii="Times New Roman" w:hAnsi="Times New Roman" w:cs="Times New Roman"/>
-          <w:sz w:val="28"/>
-          <w:szCs w:val="28"/>
-        </w:rPr>
-        <w:t xml:space="preserve">Студент: </w:t>
-      </w:r>
-      <w:r>
-        <w:rPr>
-          <w:rFonts w:ascii="Times New Roman" w:hAnsi="Times New Roman" w:cs="Times New Roman"/>
-          <w:sz w:val="28"/>
-          <w:szCs w:val="28"/>
-          <w:highlight w:val="yellow"/>
-          <w:lang w:val="uk-UA"/>
-        </w:rPr>
-        <w:t>Команда 1</w:t>
-      </w:r>
-    </w:p>
-    <w:p>
-      <w:pPr>
-        <w:pStyle w:val="2"/>
-        <w:spacing w:before="0" w:after="0" w:line="360" w:lineRule="auto"/>
         <w:rPr>
           <w:rFonts w:ascii="Times New Roman" w:hAnsi="Times New Roman" w:cs="Times New Roman"/>
           <w:sz w:val="28"/>
           <w:szCs w:val="28"/>
           <w:lang w:val="ru-RU"/>
         </w:rPr>
+        <w:t>20</w:t>
+      </w:r>
+    </w:p>
+    <w:p>
+      <w:pPr>
+        <w:pStyle w:val="1"/>
+        <w:spacing w:before="0" w:after="0" w:line="360" w:lineRule="auto"/>
+        <w:rPr>
+          <w:rFonts w:ascii="Times New Roman" w:hAnsi="Times New Roman" w:cs="Times New Roman"/>
+          <w:sz w:val="28"/>
+          <w:szCs w:val="28"/>
+          <w:lang w:val="uk-UA"/>
+        </w:rPr>
+      </w:pPr>
+      <w:bookmarkStart w:id="2" w:name="_b18ypaswfa56" w:colFirst="0" w:colLast="0"/>
+      <w:bookmarkEnd w:id="2"/>
+      <w:r>
+        <w:rPr>
+          <w:rFonts w:ascii="Times New Roman" w:hAnsi="Times New Roman" w:cs="Times New Roman"/>
+          <w:sz w:val="28"/>
+          <w:szCs w:val="28"/>
+        </w:rPr>
+        <w:t xml:space="preserve">Тема: </w:t>
+      </w:r>
+      <w:bookmarkStart w:id="3" w:name="_hg4ozh4pmr9h" w:colFirst="0" w:colLast="0"/>
+      <w:bookmarkEnd w:id="3"/>
+      <w:proofErr w:type="spellStart"/>
+      <w:r>
+        <w:rPr>
+          <w:rFonts w:ascii="Times New Roman" w:hAnsi="Times New Roman" w:cs="Times New Roman"/>
+          <w:sz w:val="28"/>
+          <w:szCs w:val="28"/>
+          <w:lang w:val="uk-UA"/>
+        </w:rPr>
+        <w:t>Багатопродуктові</w:t>
+      </w:r>
+      <w:proofErr w:type="spellEnd"/>
+      <w:r>
+        <w:rPr>
+          <w:rFonts w:ascii="Times New Roman" w:hAnsi="Times New Roman" w:cs="Times New Roman"/>
+          <w:sz w:val="28"/>
+          <w:szCs w:val="28"/>
+          <w:lang w:val="uk-UA"/>
+        </w:rPr>
+        <w:t xml:space="preserve"> моделі. Модель </w:t>
+      </w:r>
+      <w:proofErr w:type="spellStart"/>
+      <w:r>
+        <w:rPr>
+          <w:rFonts w:ascii="Times New Roman" w:hAnsi="Times New Roman" w:cs="Times New Roman"/>
+          <w:sz w:val="28"/>
+          <w:szCs w:val="28"/>
+          <w:lang w:val="uk-UA"/>
+        </w:rPr>
+        <w:t>Леоньєва</w:t>
+      </w:r>
+      <w:proofErr w:type="spellEnd"/>
+    </w:p>
+    <w:p>
+      <w:pPr>
+        <w:pStyle w:val="1"/>
+        <w:spacing w:before="0" w:after="0" w:line="360" w:lineRule="auto"/>
+        <w:rPr>
+          <w:rFonts w:ascii="Times New Roman" w:hAnsi="Times New Roman" w:cs="Times New Roman"/>
+          <w:sz w:val="28"/>
+          <w:szCs w:val="28"/>
+          <w:lang w:val="uk-UA"/>
+        </w:rPr>
+      </w:pPr>
+      <w:r>
+        <w:rPr>
+          <w:rFonts w:ascii="Times New Roman" w:hAnsi="Times New Roman" w:cs="Times New Roman"/>
+          <w:sz w:val="28"/>
+          <w:szCs w:val="28"/>
+        </w:rPr>
+        <w:t>Виконавець:</w:t>
+      </w:r>
+    </w:p>
+    <w:p>
+      <w:pPr>
+        <w:pStyle w:val="2"/>
+        <w:spacing w:before="0" w:after="0" w:line="360" w:lineRule="auto"/>
+        <w:rPr>
+          <w:rFonts w:ascii="Times New Roman" w:hAnsi="Times New Roman" w:cs="Times New Roman"/>
+          <w:sz w:val="28"/>
+          <w:szCs w:val="28"/>
+          <w:lang w:val="uk-UA"/>
+        </w:rPr>
+      </w:pPr>
+      <w:bookmarkStart w:id="4" w:name="_5kr883so3bsn" w:colFirst="0" w:colLast="0"/>
+      <w:bookmarkEnd w:id="4"/>
+      <w:r>
+        <w:rPr>
+          <w:rFonts w:ascii="Times New Roman" w:hAnsi="Times New Roman" w:cs="Times New Roman"/>
+          <w:sz w:val="28"/>
+          <w:szCs w:val="28"/>
+          <w:lang w:val="uk-UA"/>
+        </w:rPr>
+        <w:t xml:space="preserve">Студенти: Горецький Максим, </w:t>
+      </w:r>
+      <w:proofErr w:type="spellStart"/>
+      <w:r>
+        <w:rPr>
+          <w:rFonts w:ascii="Times New Roman" w:hAnsi="Times New Roman" w:cs="Times New Roman"/>
+          <w:sz w:val="28"/>
+          <w:szCs w:val="28"/>
+          <w:lang w:val="uk-UA"/>
+        </w:rPr>
+        <w:t>Дарманський</w:t>
+      </w:r>
+      <w:proofErr w:type="spellEnd"/>
+      <w:r>
+        <w:rPr>
+          <w:rFonts w:ascii="Times New Roman" w:hAnsi="Times New Roman" w:cs="Times New Roman"/>
+          <w:sz w:val="28"/>
+          <w:szCs w:val="28"/>
+          <w:lang w:val="uk-UA"/>
+        </w:rPr>
+        <w:t xml:space="preserve"> Максим, Веретко Сергій, Осадчук Владислав</w:t>
+      </w:r>
+    </w:p>
+    <w:p>
+      <w:pPr>
+        <w:pStyle w:val="2"/>
+        <w:spacing w:before="0" w:after="0" w:line="360" w:lineRule="auto"/>
+        <w:rPr>
+          <w:rFonts w:ascii="Times New Roman" w:hAnsi="Times New Roman" w:cs="Times New Roman"/>
+          <w:sz w:val="28"/>
+          <w:szCs w:val="28"/>
+          <w:lang w:val="ru-RU"/>
+        </w:rPr>
       </w:pPr>
       <w:bookmarkStart w:id="5" w:name="_t31jgfddopig" w:colFirst="0" w:colLast="0"/>
       <w:bookmarkEnd w:id="5"/>
@@ -252,27 +263,18 @@
     </w:p>
     <w:p>
       <w:pPr>
-        <w:spacing w:line="360" w:lineRule="auto"/>
-        <w:rPr>
-          <w:rFonts w:ascii="Times New Roman" w:hAnsi="Times New Roman" w:cs="Times New Roman"/>
-          <w:sz w:val="28"/>
-          <w:szCs w:val="28"/>
-          <w:lang w:val="uk-UA"/>
-        </w:rPr>
-      </w:pPr>
-    </w:p>
-    <w:p>
-      <w:pPr>
         <w:pStyle w:val="3"/>
         <w:rPr>
           <w:b/>
           <w:bCs/>
+          <w:color w:val="auto"/>
         </w:rPr>
       </w:pPr>
       <w:r>
         <w:rPr>
           <w:b/>
           <w:bCs/>
+          <w:color w:val="auto"/>
         </w:rPr>
         <w:t>Завдання 1.</w:t>
       </w:r>
@@ -280,8 +282,18 @@
     <w:p>
       <w:pPr>
         <w:pStyle w:val="4"/>
-      </w:pPr>
-      <w:r>
+        <w:rPr>
+          <w:b/>
+          <w:bCs/>
+          <w:color w:val="auto"/>
+        </w:rPr>
+      </w:pPr>
+      <w:r>
+        <w:rPr>
+          <w:b/>
+          <w:bCs/>
+          <w:color w:val="auto"/>
+        </w:rPr>
         <w:t>Умова завдання</w:t>
       </w:r>
     </w:p>
@@ -339,10 +351,18 @@
       <w:pPr>
         <w:pStyle w:val="4"/>
         <w:rPr>
+          <w:b/>
+          <w:bCs/>
+          <w:color w:val="auto"/>
           <w:lang w:val="ru-RU"/>
         </w:rPr>
       </w:pPr>
       <w:r>
+        <w:rPr>
+          <w:b/>
+          <w:bCs/>
+          <w:color w:val="auto"/>
+        </w:rPr>
         <w:lastRenderedPageBreak/>
         <w:t>Програмна реалізація</w:t>
       </w:r>
@@ -350,6 +370,9 @@
       <w:bookmarkEnd w:id="7"/>
       <w:r>
         <w:rPr>
+          <w:b/>
+          <w:bCs/>
+          <w:color w:val="auto"/>
           <w:lang w:val="ru-RU"/>
         </w:rPr>
         <w:t xml:space="preserve"> </w:t>
@@ -1098,8 +1121,18 @@
     <w:p>
       <w:pPr>
         <w:pStyle w:val="4"/>
-      </w:pPr>
-      <w:r>
+        <w:rPr>
+          <w:b/>
+          <w:bCs/>
+          <w:color w:val="auto"/>
+        </w:rPr>
+      </w:pPr>
+      <w:r>
+        <w:rPr>
+          <w:b/>
+          <w:bCs/>
+          <w:color w:val="auto"/>
+        </w:rPr>
         <w:t>Результати виконання та їх аналіз</w:t>
       </w:r>
     </w:p>
@@ -1170,49 +1203,2194 @@
         <w:rPr>
           <w:b/>
           <w:bCs/>
+          <w:color w:val="auto"/>
         </w:rPr>
       </w:pPr>
       <w:r>
         <w:rPr>
           <w:b/>
           <w:bCs/>
+          <w:color w:val="auto"/>
         </w:rPr>
         <w:lastRenderedPageBreak/>
         <w:t>Завдання 2.</w:t>
       </w:r>
     </w:p>
     <w:p>
-      <w:pPr>
-        <w:pStyle w:val="4"/>
-      </w:pPr>
       <w:bookmarkStart w:id="8" w:name="_vqe406215xlz" w:colFirst="0" w:colLast="0"/>
       <w:bookmarkEnd w:id="8"/>
       <w:r>
-        <w:t>Умова завдання</w:t>
+        <w:rPr>
+          <w:noProof/>
+        </w:rPr>
+        <w:drawing>
+          <wp:inline distT="0" distB="0" distL="0" distR="0" wp14:anchorId="0E4EA504" wp14:editId="346E0825">
+            <wp:extent cx="5733415" cy="3916045"/>
+            <wp:effectExtent l="0" t="0" r="635" b="8255"/>
+            <wp:docPr id="4" name="Рисунок 4"/>
+            <wp:cNvGraphicFramePr>
+              <a:graphicFrameLocks xmlns:a="http://schemas.openxmlformats.org/drawingml/2006/main" noChangeAspect="1"/>
+            </wp:cNvGraphicFramePr>
+            <a:graphic xmlns:a="http://schemas.openxmlformats.org/drawingml/2006/main">
+              <a:graphicData uri="http://schemas.openxmlformats.org/drawingml/2006/picture">
+                <pic:pic xmlns:pic="http://schemas.openxmlformats.org/drawingml/2006/picture">
+                  <pic:nvPicPr>
+                    <pic:cNvPr id="1" name=""/>
+                    <pic:cNvPicPr/>
+                  </pic:nvPicPr>
+                  <pic:blipFill>
+                    <a:blip r:embed="rId6"/>
+                    <a:stretch>
+                      <a:fillRect/>
+                    </a:stretch>
+                  </pic:blipFill>
+                  <pic:spPr>
+                    <a:xfrm>
+                      <a:off x="0" y="0"/>
+                      <a:ext cx="5733415" cy="3916045"/>
+                    </a:xfrm>
+                    <a:prstGeom prst="rect">
+                      <a:avLst/>
+                    </a:prstGeom>
+                  </pic:spPr>
+                </pic:pic>
+              </a:graphicData>
+            </a:graphic>
+          </wp:inline>
+        </w:drawing>
+      </w:r>
+      <w:r>
+        <w:rPr>
+          <w:noProof/>
+        </w:rPr>
+        <w:drawing>
+          <wp:inline distT="0" distB="0" distL="0" distR="0" wp14:anchorId="7D59475C" wp14:editId="32FD3031">
+            <wp:extent cx="5733415" cy="3916045"/>
+            <wp:effectExtent l="0" t="0" r="635" b="8255"/>
+            <wp:docPr id="3" name="Рисунок 3"/>
+            <wp:cNvGraphicFramePr>
+              <a:graphicFrameLocks xmlns:a="http://schemas.openxmlformats.org/drawingml/2006/main" noChangeAspect="1"/>
+            </wp:cNvGraphicFramePr>
+            <a:graphic xmlns:a="http://schemas.openxmlformats.org/drawingml/2006/main">
+              <a:graphicData uri="http://schemas.openxmlformats.org/drawingml/2006/picture">
+                <pic:pic xmlns:pic="http://schemas.openxmlformats.org/drawingml/2006/picture">
+                  <pic:nvPicPr>
+                    <pic:cNvPr id="1" name=""/>
+                    <pic:cNvPicPr/>
+                  </pic:nvPicPr>
+                  <pic:blipFill>
+                    <a:blip r:embed="rId6"/>
+                    <a:stretch>
+                      <a:fillRect/>
+                    </a:stretch>
+                  </pic:blipFill>
+                  <pic:spPr>
+                    <a:xfrm>
+                      <a:off x="0" y="0"/>
+                      <a:ext cx="5733415" cy="3916045"/>
+                    </a:xfrm>
+                    <a:prstGeom prst="rect">
+                      <a:avLst/>
+                    </a:prstGeom>
+                  </pic:spPr>
+                </pic:pic>
+              </a:graphicData>
+            </a:graphic>
+          </wp:inline>
+        </w:drawing>
+      </w:r>
+    </w:p>
+    <w:p>
+      <w:pPr>
+        <w:pStyle w:val="4"/>
+        <w:rPr>
+          <w:b/>
+          <w:bCs/>
+          <w:color w:val="auto"/>
+        </w:rPr>
+      </w:pPr>
+    </w:p>
+    <w:p>
+      <w:pPr>
+        <w:pStyle w:val="4"/>
+        <w:rPr>
+          <w:b/>
+          <w:bCs/>
+          <w:color w:val="auto"/>
+        </w:rPr>
+      </w:pPr>
+      <w:r>
+        <w:rPr>
+          <w:b/>
+          <w:bCs/>
+          <w:color w:val="auto"/>
+        </w:rPr>
+        <w:t>Програмна реалізація</w:t>
+      </w:r>
+    </w:p>
+    <w:p>
+      <w:pPr>
+        <w:spacing w:line="312" w:lineRule="auto"/>
+        <w:rPr>
+          <w:rFonts w:ascii="Courier New" w:eastAsia="Courier New" w:hAnsi="Courier New" w:cs="Courier New"/>
+          <w:b/>
+          <w:sz w:val="21"/>
+          <w:szCs w:val="21"/>
+        </w:rPr>
+      </w:pPr>
+      <w:r>
+        <w:rPr>
+          <w:rFonts w:ascii="Courier New" w:eastAsia="Courier New" w:hAnsi="Courier New" w:cs="Courier New"/>
+          <w:b/>
+          <w:sz w:val="21"/>
+          <w:szCs w:val="21"/>
+        </w:rPr>
+        <w:t>x1 = 5;</w:t>
+      </w:r>
+    </w:p>
+    <w:p>
+      <w:pPr>
+        <w:spacing w:line="312" w:lineRule="auto"/>
+        <w:rPr>
+          <w:rFonts w:ascii="Courier New" w:eastAsia="Courier New" w:hAnsi="Courier New" w:cs="Courier New"/>
+          <w:b/>
+          <w:sz w:val="21"/>
+          <w:szCs w:val="21"/>
+        </w:rPr>
+      </w:pPr>
+      <w:proofErr w:type="spellStart"/>
+      <w:r>
+        <w:rPr>
+          <w:rFonts w:ascii="Courier New" w:eastAsia="Courier New" w:hAnsi="Courier New" w:cs="Courier New"/>
+          <w:b/>
+          <w:sz w:val="21"/>
+          <w:szCs w:val="21"/>
+        </w:rPr>
+        <w:t>Xmax</w:t>
+      </w:r>
+      <w:proofErr w:type="spellEnd"/>
+      <w:r>
+        <w:rPr>
+          <w:rFonts w:ascii="Courier New" w:eastAsia="Courier New" w:hAnsi="Courier New" w:cs="Courier New"/>
+          <w:b/>
+          <w:sz w:val="21"/>
+          <w:szCs w:val="21"/>
+        </w:rPr>
+        <w:t xml:space="preserve"> = 60;</w:t>
+      </w:r>
+    </w:p>
+    <w:p>
+      <w:pPr>
+        <w:spacing w:line="312" w:lineRule="auto"/>
+        <w:rPr>
+          <w:rFonts w:ascii="Courier New" w:eastAsia="Courier New" w:hAnsi="Courier New" w:cs="Courier New"/>
+          <w:b/>
+          <w:sz w:val="21"/>
+          <w:szCs w:val="21"/>
+        </w:rPr>
+      </w:pPr>
+      <w:r>
+        <w:rPr>
+          <w:rFonts w:ascii="Courier New" w:eastAsia="Courier New" w:hAnsi="Courier New" w:cs="Courier New"/>
+          <w:b/>
+          <w:sz w:val="21"/>
+          <w:szCs w:val="21"/>
+        </w:rPr>
+        <w:t>y1 = 5;</w:t>
+      </w:r>
+    </w:p>
+    <w:p>
+      <w:pPr>
+        <w:spacing w:line="312" w:lineRule="auto"/>
+        <w:rPr>
+          <w:rFonts w:ascii="Courier New" w:eastAsia="Courier New" w:hAnsi="Courier New" w:cs="Courier New"/>
+          <w:b/>
+          <w:sz w:val="21"/>
+          <w:szCs w:val="21"/>
+        </w:rPr>
+      </w:pPr>
+      <w:proofErr w:type="spellStart"/>
+      <w:r>
+        <w:rPr>
+          <w:rFonts w:ascii="Courier New" w:eastAsia="Courier New" w:hAnsi="Courier New" w:cs="Courier New"/>
+          <w:b/>
+          <w:sz w:val="21"/>
+          <w:szCs w:val="21"/>
+        </w:rPr>
+        <w:t>Ymax</w:t>
+      </w:r>
+      <w:proofErr w:type="spellEnd"/>
+      <w:r>
+        <w:rPr>
+          <w:rFonts w:ascii="Courier New" w:eastAsia="Courier New" w:hAnsi="Courier New" w:cs="Courier New"/>
+          <w:b/>
+          <w:sz w:val="21"/>
+          <w:szCs w:val="21"/>
+        </w:rPr>
+        <w:t xml:space="preserve"> = 50;</w:t>
+      </w:r>
+    </w:p>
+    <w:p>
+      <w:pPr>
+        <w:spacing w:line="312" w:lineRule="auto"/>
+        <w:rPr>
+          <w:rFonts w:ascii="Courier New" w:eastAsia="Courier New" w:hAnsi="Courier New" w:cs="Courier New"/>
+          <w:b/>
+          <w:sz w:val="21"/>
+          <w:szCs w:val="21"/>
+        </w:rPr>
+      </w:pPr>
+      <w:proofErr w:type="spellStart"/>
+      <w:r>
+        <w:rPr>
+          <w:rFonts w:ascii="Courier New" w:eastAsia="Courier New" w:hAnsi="Courier New" w:cs="Courier New"/>
+          <w:b/>
+          <w:sz w:val="21"/>
+          <w:szCs w:val="21"/>
+        </w:rPr>
+        <w:t>alpha</w:t>
+      </w:r>
+      <w:proofErr w:type="spellEnd"/>
+      <w:r>
+        <w:rPr>
+          <w:rFonts w:ascii="Courier New" w:eastAsia="Courier New" w:hAnsi="Courier New" w:cs="Courier New"/>
+          <w:b/>
+          <w:sz w:val="21"/>
+          <w:szCs w:val="21"/>
+        </w:rPr>
+        <w:t xml:space="preserve"> = 0.3;</w:t>
+      </w:r>
+    </w:p>
+    <w:p>
+      <w:pPr>
+        <w:spacing w:line="312" w:lineRule="auto"/>
+        <w:rPr>
+          <w:rFonts w:ascii="Courier New" w:eastAsia="Courier New" w:hAnsi="Courier New" w:cs="Courier New"/>
+          <w:b/>
+          <w:sz w:val="21"/>
+          <w:szCs w:val="21"/>
+        </w:rPr>
+      </w:pPr>
+      <w:proofErr w:type="spellStart"/>
+      <w:r>
+        <w:rPr>
+          <w:rFonts w:ascii="Courier New" w:eastAsia="Courier New" w:hAnsi="Courier New" w:cs="Courier New"/>
+          <w:b/>
+          <w:sz w:val="21"/>
+          <w:szCs w:val="21"/>
+        </w:rPr>
+        <w:t>beta</w:t>
+      </w:r>
+      <w:proofErr w:type="spellEnd"/>
+      <w:r>
+        <w:rPr>
+          <w:rFonts w:ascii="Courier New" w:eastAsia="Courier New" w:hAnsi="Courier New" w:cs="Courier New"/>
+          <w:b/>
+          <w:sz w:val="21"/>
+          <w:szCs w:val="21"/>
+        </w:rPr>
+        <w:t xml:space="preserve"> = 0.8;</w:t>
+      </w:r>
+    </w:p>
+    <w:p>
+      <w:pPr>
+        <w:spacing w:line="312" w:lineRule="auto"/>
+        <w:rPr>
+          <w:rFonts w:ascii="Courier New" w:eastAsia="Courier New" w:hAnsi="Courier New" w:cs="Courier New"/>
+          <w:b/>
+          <w:sz w:val="21"/>
+          <w:szCs w:val="21"/>
+        </w:rPr>
+      </w:pPr>
+      <w:r>
+        <w:rPr>
+          <w:rFonts w:ascii="Courier New" w:eastAsia="Courier New" w:hAnsi="Courier New" w:cs="Courier New"/>
+          <w:b/>
+          <w:sz w:val="21"/>
+          <w:szCs w:val="21"/>
+        </w:rPr>
+        <w:t>gamma1 = 1.12;</w:t>
+      </w:r>
+    </w:p>
+    <w:p>
+      <w:pPr>
+        <w:spacing w:line="312" w:lineRule="auto"/>
+        <w:rPr>
+          <w:rFonts w:ascii="Courier New" w:eastAsia="Courier New" w:hAnsi="Courier New" w:cs="Courier New"/>
+          <w:b/>
+          <w:sz w:val="21"/>
+          <w:szCs w:val="21"/>
+        </w:rPr>
+      </w:pPr>
+      <w:r>
+        <w:rPr>
+          <w:rFonts w:ascii="Courier New" w:eastAsia="Courier New" w:hAnsi="Courier New" w:cs="Courier New"/>
+          <w:b/>
+          <w:sz w:val="21"/>
+          <w:szCs w:val="21"/>
+        </w:rPr>
+        <w:t>gamma2 = 0.8;</w:t>
+      </w:r>
+    </w:p>
+    <w:p>
+      <w:pPr>
+        <w:spacing w:line="312" w:lineRule="auto"/>
+        <w:rPr>
+          <w:rFonts w:ascii="Courier New" w:eastAsia="Courier New" w:hAnsi="Courier New" w:cs="Courier New"/>
+          <w:b/>
+          <w:sz w:val="21"/>
+          <w:szCs w:val="21"/>
+        </w:rPr>
+      </w:pPr>
+    </w:p>
+    <w:p>
+      <w:pPr>
+        <w:spacing w:line="312" w:lineRule="auto"/>
+        <w:rPr>
+          <w:rFonts w:ascii="Courier New" w:eastAsia="Courier New" w:hAnsi="Courier New" w:cs="Courier New"/>
+          <w:b/>
+          <w:sz w:val="21"/>
+          <w:szCs w:val="21"/>
+        </w:rPr>
+      </w:pPr>
+      <w:r>
+        <w:rPr>
+          <w:rFonts w:ascii="Courier New" w:eastAsia="Courier New" w:hAnsi="Courier New" w:cs="Courier New"/>
+          <w:b/>
+          <w:sz w:val="21"/>
+          <w:szCs w:val="21"/>
+        </w:rPr>
+        <w:t>% Кількість поколінь</w:t>
+      </w:r>
+    </w:p>
+    <w:p>
+      <w:pPr>
+        <w:spacing w:line="312" w:lineRule="auto"/>
+        <w:rPr>
+          <w:rFonts w:ascii="Courier New" w:eastAsia="Courier New" w:hAnsi="Courier New" w:cs="Courier New"/>
+          <w:b/>
+          <w:sz w:val="21"/>
+          <w:szCs w:val="21"/>
+        </w:rPr>
+      </w:pPr>
+      <w:r>
+        <w:rPr>
+          <w:rFonts w:ascii="Courier New" w:eastAsia="Courier New" w:hAnsi="Courier New" w:cs="Courier New"/>
+          <w:b/>
+          <w:sz w:val="21"/>
+          <w:szCs w:val="21"/>
+        </w:rPr>
+        <w:t>N = 25;</w:t>
+      </w:r>
+    </w:p>
+    <w:p>
+      <w:pPr>
+        <w:spacing w:line="312" w:lineRule="auto"/>
+        <w:rPr>
+          <w:rFonts w:ascii="Courier New" w:eastAsia="Courier New" w:hAnsi="Courier New" w:cs="Courier New"/>
+          <w:b/>
+          <w:sz w:val="21"/>
+          <w:szCs w:val="21"/>
+        </w:rPr>
+      </w:pPr>
+    </w:p>
+    <w:p>
+      <w:pPr>
+        <w:spacing w:line="312" w:lineRule="auto"/>
+        <w:rPr>
+          <w:rFonts w:ascii="Courier New" w:eastAsia="Courier New" w:hAnsi="Courier New" w:cs="Courier New"/>
+          <w:b/>
+          <w:sz w:val="21"/>
+          <w:szCs w:val="21"/>
+        </w:rPr>
+      </w:pPr>
+      <w:r>
+        <w:rPr>
+          <w:rFonts w:ascii="Courier New" w:eastAsia="Courier New" w:hAnsi="Courier New" w:cs="Courier New"/>
+          <w:b/>
+          <w:sz w:val="21"/>
+          <w:szCs w:val="21"/>
+        </w:rPr>
+        <w:t>% Ініціалізація масивів</w:t>
+      </w:r>
+    </w:p>
+    <w:p>
+      <w:pPr>
+        <w:spacing w:line="312" w:lineRule="auto"/>
+        <w:rPr>
+          <w:rFonts w:ascii="Courier New" w:eastAsia="Courier New" w:hAnsi="Courier New" w:cs="Courier New"/>
+          <w:b/>
+          <w:sz w:val="21"/>
+          <w:szCs w:val="21"/>
+        </w:rPr>
+      </w:pPr>
+      <w:r>
+        <w:rPr>
+          <w:rFonts w:ascii="Courier New" w:eastAsia="Courier New" w:hAnsi="Courier New" w:cs="Courier New"/>
+          <w:b/>
+          <w:sz w:val="21"/>
+          <w:szCs w:val="21"/>
+        </w:rPr>
+        <w:t xml:space="preserve">x = </w:t>
+      </w:r>
+      <w:proofErr w:type="spellStart"/>
+      <w:r>
+        <w:rPr>
+          <w:rFonts w:ascii="Courier New" w:eastAsia="Courier New" w:hAnsi="Courier New" w:cs="Courier New"/>
+          <w:b/>
+          <w:sz w:val="21"/>
+          <w:szCs w:val="21"/>
+        </w:rPr>
+        <w:t>zeros</w:t>
+      </w:r>
+      <w:proofErr w:type="spellEnd"/>
+      <w:r>
+        <w:rPr>
+          <w:rFonts w:ascii="Courier New" w:eastAsia="Courier New" w:hAnsi="Courier New" w:cs="Courier New"/>
+          <w:b/>
+          <w:sz w:val="21"/>
+          <w:szCs w:val="21"/>
+        </w:rPr>
+        <w:t>(1, N);</w:t>
+      </w:r>
+    </w:p>
+    <w:p>
+      <w:pPr>
+        <w:spacing w:line="312" w:lineRule="auto"/>
+        <w:rPr>
+          <w:rFonts w:ascii="Courier New" w:eastAsia="Courier New" w:hAnsi="Courier New" w:cs="Courier New"/>
+          <w:b/>
+          <w:sz w:val="21"/>
+          <w:szCs w:val="21"/>
+        </w:rPr>
+      </w:pPr>
+      <w:r>
+        <w:rPr>
+          <w:rFonts w:ascii="Courier New" w:eastAsia="Courier New" w:hAnsi="Courier New" w:cs="Courier New"/>
+          <w:b/>
+          <w:sz w:val="21"/>
+          <w:szCs w:val="21"/>
+        </w:rPr>
+        <w:t xml:space="preserve">y = </w:t>
+      </w:r>
+      <w:proofErr w:type="spellStart"/>
+      <w:r>
+        <w:rPr>
+          <w:rFonts w:ascii="Courier New" w:eastAsia="Courier New" w:hAnsi="Courier New" w:cs="Courier New"/>
+          <w:b/>
+          <w:sz w:val="21"/>
+          <w:szCs w:val="21"/>
+        </w:rPr>
+        <w:t>zeros</w:t>
+      </w:r>
+      <w:proofErr w:type="spellEnd"/>
+      <w:r>
+        <w:rPr>
+          <w:rFonts w:ascii="Courier New" w:eastAsia="Courier New" w:hAnsi="Courier New" w:cs="Courier New"/>
+          <w:b/>
+          <w:sz w:val="21"/>
+          <w:szCs w:val="21"/>
+        </w:rPr>
+        <w:t>(1, N);</w:t>
+      </w:r>
+    </w:p>
+    <w:p>
+      <w:pPr>
+        <w:spacing w:line="312" w:lineRule="auto"/>
+        <w:rPr>
+          <w:rFonts w:ascii="Courier New" w:eastAsia="Courier New" w:hAnsi="Courier New" w:cs="Courier New"/>
+          <w:b/>
+          <w:sz w:val="21"/>
+          <w:szCs w:val="21"/>
+        </w:rPr>
+      </w:pPr>
+      <w:r>
+        <w:rPr>
+          <w:rFonts w:ascii="Courier New" w:eastAsia="Courier New" w:hAnsi="Courier New" w:cs="Courier New"/>
+          <w:b/>
+          <w:sz w:val="21"/>
+          <w:szCs w:val="21"/>
+        </w:rPr>
+        <w:t>x(1) = x1;</w:t>
+      </w:r>
+    </w:p>
+    <w:p>
+      <w:pPr>
+        <w:spacing w:line="312" w:lineRule="auto"/>
+        <w:rPr>
+          <w:rFonts w:ascii="Courier New" w:eastAsia="Courier New" w:hAnsi="Courier New" w:cs="Courier New"/>
+          <w:b/>
+          <w:sz w:val="21"/>
+          <w:szCs w:val="21"/>
+        </w:rPr>
+      </w:pPr>
+      <w:r>
+        <w:rPr>
+          <w:rFonts w:ascii="Courier New" w:eastAsia="Courier New" w:hAnsi="Courier New" w:cs="Courier New"/>
+          <w:b/>
+          <w:sz w:val="21"/>
+          <w:szCs w:val="21"/>
+        </w:rPr>
+        <w:t>y(1) = y1;</w:t>
+      </w:r>
+    </w:p>
+    <w:p>
+      <w:pPr>
+        <w:spacing w:line="312" w:lineRule="auto"/>
+        <w:rPr>
+          <w:rFonts w:ascii="Courier New" w:eastAsia="Courier New" w:hAnsi="Courier New" w:cs="Courier New"/>
+          <w:b/>
+          <w:sz w:val="21"/>
+          <w:szCs w:val="21"/>
+        </w:rPr>
+      </w:pPr>
+    </w:p>
+    <w:p>
+      <w:pPr>
+        <w:spacing w:line="312" w:lineRule="auto"/>
+        <w:rPr>
+          <w:rFonts w:ascii="Courier New" w:eastAsia="Courier New" w:hAnsi="Courier New" w:cs="Courier New"/>
+          <w:b/>
+          <w:sz w:val="21"/>
+          <w:szCs w:val="21"/>
+        </w:rPr>
+      </w:pPr>
+      <w:r>
+        <w:rPr>
+          <w:rFonts w:ascii="Courier New" w:eastAsia="Courier New" w:hAnsi="Courier New" w:cs="Courier New"/>
+          <w:b/>
+          <w:sz w:val="21"/>
+          <w:szCs w:val="21"/>
+        </w:rPr>
+        <w:t>% Обчислення популяцій</w:t>
+      </w:r>
+    </w:p>
+    <w:p>
+      <w:pPr>
+        <w:spacing w:line="312" w:lineRule="auto"/>
+        <w:rPr>
+          <w:rFonts w:ascii="Courier New" w:eastAsia="Courier New" w:hAnsi="Courier New" w:cs="Courier New"/>
+          <w:b/>
+          <w:sz w:val="21"/>
+          <w:szCs w:val="21"/>
+        </w:rPr>
+      </w:pPr>
+      <w:proofErr w:type="spellStart"/>
+      <w:r>
+        <w:rPr>
+          <w:rFonts w:ascii="Courier New" w:eastAsia="Courier New" w:hAnsi="Courier New" w:cs="Courier New"/>
+          <w:b/>
+          <w:sz w:val="21"/>
+          <w:szCs w:val="21"/>
+        </w:rPr>
+        <w:t>for</w:t>
+      </w:r>
+      <w:proofErr w:type="spellEnd"/>
+      <w:r>
+        <w:rPr>
+          <w:rFonts w:ascii="Courier New" w:eastAsia="Courier New" w:hAnsi="Courier New" w:cs="Courier New"/>
+          <w:b/>
+          <w:sz w:val="21"/>
+          <w:szCs w:val="21"/>
+        </w:rPr>
+        <w:t xml:space="preserve"> t = 1:N-1</w:t>
+      </w:r>
+    </w:p>
+    <w:p>
+      <w:pPr>
+        <w:spacing w:line="312" w:lineRule="auto"/>
+        <w:rPr>
+          <w:rFonts w:ascii="Courier New" w:eastAsia="Courier New" w:hAnsi="Courier New" w:cs="Courier New"/>
+          <w:b/>
+          <w:sz w:val="21"/>
+          <w:szCs w:val="21"/>
+        </w:rPr>
+      </w:pPr>
+      <w:r>
+        <w:rPr>
+          <w:rFonts w:ascii="Courier New" w:eastAsia="Courier New" w:hAnsi="Courier New" w:cs="Courier New"/>
+          <w:b/>
+          <w:sz w:val="21"/>
+          <w:szCs w:val="21"/>
+        </w:rPr>
+        <w:t xml:space="preserve">    x(t+1) = x(t) + gamma1 * x(t) * (1 - (x(t) + </w:t>
+      </w:r>
+      <w:proofErr w:type="spellStart"/>
+      <w:r>
+        <w:rPr>
+          <w:rFonts w:ascii="Courier New" w:eastAsia="Courier New" w:hAnsi="Courier New" w:cs="Courier New"/>
+          <w:b/>
+          <w:sz w:val="21"/>
+          <w:szCs w:val="21"/>
+        </w:rPr>
+        <w:t>beta</w:t>
+      </w:r>
+      <w:proofErr w:type="spellEnd"/>
+      <w:r>
+        <w:rPr>
+          <w:rFonts w:ascii="Courier New" w:eastAsia="Courier New" w:hAnsi="Courier New" w:cs="Courier New"/>
+          <w:b/>
+          <w:sz w:val="21"/>
+          <w:szCs w:val="21"/>
+        </w:rPr>
+        <w:t xml:space="preserve"> * y(t)) / </w:t>
+      </w:r>
+      <w:proofErr w:type="spellStart"/>
+      <w:r>
+        <w:rPr>
+          <w:rFonts w:ascii="Courier New" w:eastAsia="Courier New" w:hAnsi="Courier New" w:cs="Courier New"/>
+          <w:b/>
+          <w:sz w:val="21"/>
+          <w:szCs w:val="21"/>
+        </w:rPr>
+        <w:t>Xmax</w:t>
+      </w:r>
+      <w:proofErr w:type="spellEnd"/>
+      <w:r>
+        <w:rPr>
+          <w:rFonts w:ascii="Courier New" w:eastAsia="Courier New" w:hAnsi="Courier New" w:cs="Courier New"/>
+          <w:b/>
+          <w:sz w:val="21"/>
+          <w:szCs w:val="21"/>
+        </w:rPr>
+        <w:t>);</w:t>
+      </w:r>
+    </w:p>
+    <w:p>
+      <w:pPr>
+        <w:spacing w:line="312" w:lineRule="auto"/>
+        <w:rPr>
+          <w:rFonts w:ascii="Courier New" w:eastAsia="Courier New" w:hAnsi="Courier New" w:cs="Courier New"/>
+          <w:b/>
+          <w:sz w:val="21"/>
+          <w:szCs w:val="21"/>
+        </w:rPr>
+      </w:pPr>
+      <w:r>
+        <w:rPr>
+          <w:rFonts w:ascii="Courier New" w:eastAsia="Courier New" w:hAnsi="Courier New" w:cs="Courier New"/>
+          <w:b/>
+          <w:sz w:val="21"/>
+          <w:szCs w:val="21"/>
+        </w:rPr>
+        <w:t xml:space="preserve">    y(t+1) = y(t) + gamma2 * y(t) * (1 - (y(t) + </w:t>
+      </w:r>
+      <w:proofErr w:type="spellStart"/>
+      <w:r>
+        <w:rPr>
+          <w:rFonts w:ascii="Courier New" w:eastAsia="Courier New" w:hAnsi="Courier New" w:cs="Courier New"/>
+          <w:b/>
+          <w:sz w:val="21"/>
+          <w:szCs w:val="21"/>
+        </w:rPr>
+        <w:t>alpha</w:t>
+      </w:r>
+      <w:proofErr w:type="spellEnd"/>
+      <w:r>
+        <w:rPr>
+          <w:rFonts w:ascii="Courier New" w:eastAsia="Courier New" w:hAnsi="Courier New" w:cs="Courier New"/>
+          <w:b/>
+          <w:sz w:val="21"/>
+          <w:szCs w:val="21"/>
+        </w:rPr>
+        <w:t xml:space="preserve"> * x(t)) / </w:t>
+      </w:r>
+      <w:proofErr w:type="spellStart"/>
+      <w:r>
+        <w:rPr>
+          <w:rFonts w:ascii="Courier New" w:eastAsia="Courier New" w:hAnsi="Courier New" w:cs="Courier New"/>
+          <w:b/>
+          <w:sz w:val="21"/>
+          <w:szCs w:val="21"/>
+        </w:rPr>
+        <w:t>Ymax</w:t>
+      </w:r>
+      <w:proofErr w:type="spellEnd"/>
+      <w:r>
+        <w:rPr>
+          <w:rFonts w:ascii="Courier New" w:eastAsia="Courier New" w:hAnsi="Courier New" w:cs="Courier New"/>
+          <w:b/>
+          <w:sz w:val="21"/>
+          <w:szCs w:val="21"/>
+        </w:rPr>
+        <w:t>);</w:t>
+      </w:r>
+    </w:p>
+    <w:p>
+      <w:pPr>
+        <w:spacing w:line="312" w:lineRule="auto"/>
+        <w:rPr>
+          <w:rFonts w:ascii="Courier New" w:eastAsia="Courier New" w:hAnsi="Courier New" w:cs="Courier New"/>
+          <w:b/>
+          <w:sz w:val="21"/>
+          <w:szCs w:val="21"/>
+        </w:rPr>
+      </w:pPr>
+      <w:proofErr w:type="spellStart"/>
+      <w:r>
+        <w:rPr>
+          <w:rFonts w:ascii="Courier New" w:eastAsia="Courier New" w:hAnsi="Courier New" w:cs="Courier New"/>
+          <w:b/>
+          <w:sz w:val="21"/>
+          <w:szCs w:val="21"/>
+        </w:rPr>
+        <w:t>end</w:t>
+      </w:r>
+      <w:proofErr w:type="spellEnd"/>
+    </w:p>
+    <w:p>
+      <w:pPr>
+        <w:spacing w:line="312" w:lineRule="auto"/>
+        <w:rPr>
+          <w:rFonts w:ascii="Courier New" w:eastAsia="Courier New" w:hAnsi="Courier New" w:cs="Courier New"/>
+          <w:b/>
+          <w:sz w:val="21"/>
+          <w:szCs w:val="21"/>
+        </w:rPr>
+      </w:pPr>
+    </w:p>
+    <w:p>
+      <w:pPr>
+        <w:spacing w:line="312" w:lineRule="auto"/>
+        <w:rPr>
+          <w:rFonts w:ascii="Courier New" w:eastAsia="Courier New" w:hAnsi="Courier New" w:cs="Courier New"/>
+          <w:b/>
+          <w:sz w:val="21"/>
+          <w:szCs w:val="21"/>
+        </w:rPr>
+      </w:pPr>
+      <w:r>
+        <w:rPr>
+          <w:rFonts w:ascii="Courier New" w:eastAsia="Courier New" w:hAnsi="Courier New" w:cs="Courier New"/>
+          <w:b/>
+          <w:sz w:val="21"/>
+          <w:szCs w:val="21"/>
+        </w:rPr>
+        <w:t>% Побудова графіка</w:t>
+      </w:r>
+    </w:p>
+    <w:p>
+      <w:pPr>
+        <w:spacing w:line="312" w:lineRule="auto"/>
+        <w:rPr>
+          <w:rFonts w:ascii="Courier New" w:eastAsia="Courier New" w:hAnsi="Courier New" w:cs="Courier New"/>
+          <w:b/>
+          <w:sz w:val="21"/>
+          <w:szCs w:val="21"/>
+        </w:rPr>
+      </w:pPr>
+      <w:proofErr w:type="spellStart"/>
+      <w:r>
+        <w:rPr>
+          <w:rFonts w:ascii="Courier New" w:eastAsia="Courier New" w:hAnsi="Courier New" w:cs="Courier New"/>
+          <w:b/>
+          <w:sz w:val="21"/>
+          <w:szCs w:val="21"/>
+        </w:rPr>
+        <w:t>figure</w:t>
+      </w:r>
+      <w:proofErr w:type="spellEnd"/>
+      <w:r>
+        <w:rPr>
+          <w:rFonts w:ascii="Courier New" w:eastAsia="Courier New" w:hAnsi="Courier New" w:cs="Courier New"/>
+          <w:b/>
+          <w:sz w:val="21"/>
+          <w:szCs w:val="21"/>
+        </w:rPr>
+        <w:t>;</w:t>
+      </w:r>
+    </w:p>
+    <w:p>
+      <w:pPr>
+        <w:spacing w:line="312" w:lineRule="auto"/>
+        <w:rPr>
+          <w:rFonts w:ascii="Courier New" w:eastAsia="Courier New" w:hAnsi="Courier New" w:cs="Courier New"/>
+          <w:b/>
+          <w:sz w:val="21"/>
+          <w:szCs w:val="21"/>
+        </w:rPr>
+      </w:pPr>
+      <w:proofErr w:type="spellStart"/>
+      <w:r>
+        <w:rPr>
+          <w:rFonts w:ascii="Courier New" w:eastAsia="Courier New" w:hAnsi="Courier New" w:cs="Courier New"/>
+          <w:b/>
+          <w:sz w:val="21"/>
+          <w:szCs w:val="21"/>
+        </w:rPr>
+        <w:t>plot</w:t>
+      </w:r>
+      <w:proofErr w:type="spellEnd"/>
+      <w:r>
+        <w:rPr>
+          <w:rFonts w:ascii="Courier New" w:eastAsia="Courier New" w:hAnsi="Courier New" w:cs="Courier New"/>
+          <w:b/>
+          <w:sz w:val="21"/>
+          <w:szCs w:val="21"/>
+        </w:rPr>
+        <w:t>(1:N, x, 'b', '</w:t>
+      </w:r>
+      <w:proofErr w:type="spellStart"/>
+      <w:r>
+        <w:rPr>
+          <w:rFonts w:ascii="Courier New" w:eastAsia="Courier New" w:hAnsi="Courier New" w:cs="Courier New"/>
+          <w:b/>
+          <w:sz w:val="21"/>
+          <w:szCs w:val="21"/>
+        </w:rPr>
+        <w:t>LineWidth</w:t>
+      </w:r>
+      <w:proofErr w:type="spellEnd"/>
+      <w:r>
+        <w:rPr>
+          <w:rFonts w:ascii="Courier New" w:eastAsia="Courier New" w:hAnsi="Courier New" w:cs="Courier New"/>
+          <w:b/>
+          <w:sz w:val="21"/>
+          <w:szCs w:val="21"/>
+        </w:rPr>
+        <w:t>', 2);</w:t>
+      </w:r>
+    </w:p>
+    <w:p>
+      <w:pPr>
+        <w:spacing w:line="312" w:lineRule="auto"/>
+        <w:rPr>
+          <w:rFonts w:ascii="Courier New" w:eastAsia="Courier New" w:hAnsi="Courier New" w:cs="Courier New"/>
+          <w:b/>
+          <w:sz w:val="21"/>
+          <w:szCs w:val="21"/>
+        </w:rPr>
+      </w:pPr>
+      <w:proofErr w:type="spellStart"/>
+      <w:r>
+        <w:rPr>
+          <w:rFonts w:ascii="Courier New" w:eastAsia="Courier New" w:hAnsi="Courier New" w:cs="Courier New"/>
+          <w:b/>
+          <w:sz w:val="21"/>
+          <w:szCs w:val="21"/>
+        </w:rPr>
+        <w:t>hold</w:t>
+      </w:r>
+      <w:proofErr w:type="spellEnd"/>
+      <w:r>
+        <w:rPr>
+          <w:rFonts w:ascii="Courier New" w:eastAsia="Courier New" w:hAnsi="Courier New" w:cs="Courier New"/>
+          <w:b/>
+          <w:sz w:val="21"/>
+          <w:szCs w:val="21"/>
+        </w:rPr>
+        <w:t xml:space="preserve"> </w:t>
+      </w:r>
+      <w:proofErr w:type="spellStart"/>
+      <w:r>
+        <w:rPr>
+          <w:rFonts w:ascii="Courier New" w:eastAsia="Courier New" w:hAnsi="Courier New" w:cs="Courier New"/>
+          <w:b/>
+          <w:sz w:val="21"/>
+          <w:szCs w:val="21"/>
+        </w:rPr>
+        <w:t>on</w:t>
+      </w:r>
+      <w:proofErr w:type="spellEnd"/>
+      <w:r>
+        <w:rPr>
+          <w:rFonts w:ascii="Courier New" w:eastAsia="Courier New" w:hAnsi="Courier New" w:cs="Courier New"/>
+          <w:b/>
+          <w:sz w:val="21"/>
+          <w:szCs w:val="21"/>
+        </w:rPr>
+        <w:t>;</w:t>
+      </w:r>
+    </w:p>
+    <w:p>
+      <w:pPr>
+        <w:spacing w:line="312" w:lineRule="auto"/>
+        <w:rPr>
+          <w:rFonts w:ascii="Courier New" w:eastAsia="Courier New" w:hAnsi="Courier New" w:cs="Courier New"/>
+          <w:b/>
+          <w:sz w:val="21"/>
+          <w:szCs w:val="21"/>
+        </w:rPr>
+      </w:pPr>
+      <w:proofErr w:type="spellStart"/>
+      <w:r>
+        <w:rPr>
+          <w:rFonts w:ascii="Courier New" w:eastAsia="Courier New" w:hAnsi="Courier New" w:cs="Courier New"/>
+          <w:b/>
+          <w:sz w:val="21"/>
+          <w:szCs w:val="21"/>
+        </w:rPr>
+        <w:t>plot</w:t>
+      </w:r>
+      <w:proofErr w:type="spellEnd"/>
+      <w:r>
+        <w:rPr>
+          <w:rFonts w:ascii="Courier New" w:eastAsia="Courier New" w:hAnsi="Courier New" w:cs="Courier New"/>
+          <w:b/>
+          <w:sz w:val="21"/>
+          <w:szCs w:val="21"/>
+        </w:rPr>
+        <w:t>(1:N, y, 'r', '</w:t>
+      </w:r>
+      <w:proofErr w:type="spellStart"/>
+      <w:r>
+        <w:rPr>
+          <w:rFonts w:ascii="Courier New" w:eastAsia="Courier New" w:hAnsi="Courier New" w:cs="Courier New"/>
+          <w:b/>
+          <w:sz w:val="21"/>
+          <w:szCs w:val="21"/>
+        </w:rPr>
+        <w:t>LineWidth</w:t>
+      </w:r>
+      <w:proofErr w:type="spellEnd"/>
+      <w:r>
+        <w:rPr>
+          <w:rFonts w:ascii="Courier New" w:eastAsia="Courier New" w:hAnsi="Courier New" w:cs="Courier New"/>
+          <w:b/>
+          <w:sz w:val="21"/>
+          <w:szCs w:val="21"/>
+        </w:rPr>
+        <w:t>', 2);</w:t>
+      </w:r>
+    </w:p>
+    <w:p>
+      <w:pPr>
+        <w:spacing w:line="312" w:lineRule="auto"/>
+        <w:rPr>
+          <w:rFonts w:ascii="Courier New" w:eastAsia="Courier New" w:hAnsi="Courier New" w:cs="Courier New"/>
+          <w:b/>
+          <w:sz w:val="21"/>
+          <w:szCs w:val="21"/>
+        </w:rPr>
+      </w:pPr>
+      <w:proofErr w:type="spellStart"/>
+      <w:r>
+        <w:rPr>
+          <w:rFonts w:ascii="Courier New" w:eastAsia="Courier New" w:hAnsi="Courier New" w:cs="Courier New"/>
+          <w:b/>
+          <w:sz w:val="21"/>
+          <w:szCs w:val="21"/>
+        </w:rPr>
+        <w:t>xlabel</w:t>
+      </w:r>
+      <w:proofErr w:type="spellEnd"/>
+      <w:r>
+        <w:rPr>
+          <w:rFonts w:ascii="Courier New" w:eastAsia="Courier New" w:hAnsi="Courier New" w:cs="Courier New"/>
+          <w:b/>
+          <w:sz w:val="21"/>
+          <w:szCs w:val="21"/>
+        </w:rPr>
+        <w:t>('Покоління');</w:t>
+      </w:r>
+    </w:p>
+    <w:p>
+      <w:pPr>
+        <w:spacing w:line="312" w:lineRule="auto"/>
+        <w:rPr>
+          <w:rFonts w:ascii="Courier New" w:eastAsia="Courier New" w:hAnsi="Courier New" w:cs="Courier New"/>
+          <w:b/>
+          <w:sz w:val="21"/>
+          <w:szCs w:val="21"/>
+        </w:rPr>
+      </w:pPr>
+      <w:proofErr w:type="spellStart"/>
+      <w:r>
+        <w:rPr>
+          <w:rFonts w:ascii="Courier New" w:eastAsia="Courier New" w:hAnsi="Courier New" w:cs="Courier New"/>
+          <w:b/>
+          <w:sz w:val="21"/>
+          <w:szCs w:val="21"/>
+        </w:rPr>
+        <w:t>ylabel</w:t>
+      </w:r>
+      <w:proofErr w:type="spellEnd"/>
+      <w:r>
+        <w:rPr>
+          <w:rFonts w:ascii="Courier New" w:eastAsia="Courier New" w:hAnsi="Courier New" w:cs="Courier New"/>
+          <w:b/>
+          <w:sz w:val="21"/>
+          <w:szCs w:val="21"/>
+        </w:rPr>
+        <w:t>('Чисельність');</w:t>
+      </w:r>
+    </w:p>
+    <w:p>
+      <w:pPr>
+        <w:spacing w:line="312" w:lineRule="auto"/>
+        <w:rPr>
+          <w:rFonts w:ascii="Courier New" w:eastAsia="Courier New" w:hAnsi="Courier New" w:cs="Courier New"/>
+          <w:b/>
+          <w:sz w:val="21"/>
+          <w:szCs w:val="21"/>
+        </w:rPr>
+      </w:pPr>
+      <w:proofErr w:type="spellStart"/>
+      <w:r>
+        <w:rPr>
+          <w:rFonts w:ascii="Courier New" w:eastAsia="Courier New" w:hAnsi="Courier New" w:cs="Courier New"/>
+          <w:b/>
+          <w:sz w:val="21"/>
+          <w:szCs w:val="21"/>
+        </w:rPr>
+        <w:t>legend</w:t>
+      </w:r>
+      <w:proofErr w:type="spellEnd"/>
+      <w:r>
+        <w:rPr>
+          <w:rFonts w:ascii="Courier New" w:eastAsia="Courier New" w:hAnsi="Courier New" w:cs="Courier New"/>
+          <w:b/>
+          <w:sz w:val="21"/>
+          <w:szCs w:val="21"/>
+        </w:rPr>
+        <w:t>('x (популяція 1)', 'y (популяція 2)');</w:t>
+      </w:r>
+    </w:p>
+    <w:p>
+      <w:pPr>
+        <w:spacing w:line="312" w:lineRule="auto"/>
+        <w:rPr>
+          <w:rFonts w:ascii="Courier New" w:eastAsia="Courier New" w:hAnsi="Courier New" w:cs="Courier New"/>
+          <w:b/>
+          <w:sz w:val="21"/>
+          <w:szCs w:val="21"/>
+        </w:rPr>
+      </w:pPr>
+      <w:proofErr w:type="spellStart"/>
+      <w:r>
+        <w:rPr>
+          <w:rFonts w:ascii="Courier New" w:eastAsia="Courier New" w:hAnsi="Courier New" w:cs="Courier New"/>
+          <w:b/>
+          <w:sz w:val="21"/>
+          <w:szCs w:val="21"/>
+        </w:rPr>
+        <w:t>title</w:t>
+      </w:r>
+      <w:proofErr w:type="spellEnd"/>
+      <w:r>
+        <w:rPr>
+          <w:rFonts w:ascii="Courier New" w:eastAsia="Courier New" w:hAnsi="Courier New" w:cs="Courier New"/>
+          <w:b/>
+          <w:sz w:val="21"/>
+          <w:szCs w:val="21"/>
+        </w:rPr>
+        <w:t>('Модель конкуренції: Варіант 1 (миші)');</w:t>
+      </w:r>
+    </w:p>
+    <w:p>
+      <w:pPr>
+        <w:spacing w:line="312" w:lineRule="auto"/>
+        <w:rPr>
+          <w:rFonts w:ascii="Courier New" w:eastAsia="Courier New" w:hAnsi="Courier New" w:cs="Courier New"/>
+          <w:b/>
+          <w:sz w:val="21"/>
+          <w:szCs w:val="21"/>
+        </w:rPr>
+      </w:pPr>
+      <w:proofErr w:type="spellStart"/>
+      <w:r>
+        <w:rPr>
+          <w:rFonts w:ascii="Courier New" w:eastAsia="Courier New" w:hAnsi="Courier New" w:cs="Courier New"/>
+          <w:b/>
+          <w:sz w:val="21"/>
+          <w:szCs w:val="21"/>
+        </w:rPr>
+        <w:t>grid</w:t>
+      </w:r>
+      <w:proofErr w:type="spellEnd"/>
+      <w:r>
+        <w:rPr>
+          <w:rFonts w:ascii="Courier New" w:eastAsia="Courier New" w:hAnsi="Courier New" w:cs="Courier New"/>
+          <w:b/>
+          <w:sz w:val="21"/>
+          <w:szCs w:val="21"/>
+        </w:rPr>
+        <w:t xml:space="preserve"> </w:t>
+      </w:r>
+      <w:proofErr w:type="spellStart"/>
+      <w:r>
+        <w:rPr>
+          <w:rFonts w:ascii="Courier New" w:eastAsia="Courier New" w:hAnsi="Courier New" w:cs="Courier New"/>
+          <w:b/>
+          <w:sz w:val="21"/>
+          <w:szCs w:val="21"/>
+        </w:rPr>
+        <w:t>on</w:t>
+      </w:r>
+      <w:proofErr w:type="spellEnd"/>
+      <w:r>
+        <w:rPr>
+          <w:rFonts w:ascii="Courier New" w:eastAsia="Courier New" w:hAnsi="Courier New" w:cs="Courier New"/>
+          <w:b/>
+          <w:sz w:val="21"/>
+          <w:szCs w:val="21"/>
+        </w:rPr>
+        <w:t>;</w:t>
       </w:r>
     </w:p>
     <w:p/>
     <w:p>
       <w:pPr>
         <w:pStyle w:val="4"/>
-      </w:pPr>
-      <w:r>
-        <w:t>Програмна реалізація</w:t>
-      </w:r>
-    </w:p>
-    <w:p/>
-    <w:p>
-      <w:pPr>
-        <w:pStyle w:val="4"/>
+        <w:rPr>
+          <w:b/>
+          <w:bCs/>
+        </w:rPr>
       </w:pPr>
       <w:bookmarkStart w:id="9" w:name="_uoi7493p9xjj" w:colFirst="0" w:colLast="0"/>
       <w:bookmarkEnd w:id="9"/>
       <w:r>
+        <w:rPr>
+          <w:b/>
+          <w:bCs/>
+          <w:color w:val="auto"/>
+        </w:rPr>
         <w:t>Результати виконання та їх аналіз</w:t>
       </w:r>
     </w:p>
-    <w:p/>
-    <w:p/>
+    <w:p>
+      <w:pPr>
+        <w:spacing w:line="312" w:lineRule="auto"/>
+        <w:rPr>
+          <w:rFonts w:ascii="Courier New" w:eastAsia="Courier New" w:hAnsi="Courier New" w:cs="Courier New"/>
+          <w:b/>
+          <w:sz w:val="21"/>
+          <w:szCs w:val="21"/>
+        </w:rPr>
+      </w:pPr>
+      <w:r>
+        <w:rPr>
+          <w:rFonts w:ascii="Courier New" w:eastAsia="Courier New" w:hAnsi="Courier New" w:cs="Courier New"/>
+          <w:b/>
+          <w:sz w:val="21"/>
+          <w:szCs w:val="21"/>
+        </w:rPr>
+        <w:t>x1 = 5;</w:t>
+      </w:r>
+    </w:p>
+    <w:p>
+      <w:pPr>
+        <w:spacing w:line="312" w:lineRule="auto"/>
+        <w:rPr>
+          <w:rFonts w:ascii="Courier New" w:eastAsia="Courier New" w:hAnsi="Courier New" w:cs="Courier New"/>
+          <w:b/>
+          <w:sz w:val="21"/>
+          <w:szCs w:val="21"/>
+        </w:rPr>
+      </w:pPr>
+      <w:proofErr w:type="spellStart"/>
+      <w:r>
+        <w:rPr>
+          <w:rFonts w:ascii="Courier New" w:eastAsia="Courier New" w:hAnsi="Courier New" w:cs="Courier New"/>
+          <w:b/>
+          <w:sz w:val="21"/>
+          <w:szCs w:val="21"/>
+        </w:rPr>
+        <w:t>Xmax</w:t>
+      </w:r>
+      <w:proofErr w:type="spellEnd"/>
+      <w:r>
+        <w:rPr>
+          <w:rFonts w:ascii="Courier New" w:eastAsia="Courier New" w:hAnsi="Courier New" w:cs="Courier New"/>
+          <w:b/>
+          <w:sz w:val="21"/>
+          <w:szCs w:val="21"/>
+        </w:rPr>
+        <w:t xml:space="preserve"> = 60;</w:t>
+      </w:r>
+    </w:p>
+    <w:p>
+      <w:pPr>
+        <w:spacing w:line="312" w:lineRule="auto"/>
+        <w:rPr>
+          <w:rFonts w:ascii="Courier New" w:eastAsia="Courier New" w:hAnsi="Courier New" w:cs="Courier New"/>
+          <w:b/>
+          <w:sz w:val="21"/>
+          <w:szCs w:val="21"/>
+        </w:rPr>
+      </w:pPr>
+      <w:r>
+        <w:rPr>
+          <w:rFonts w:ascii="Courier New" w:eastAsia="Courier New" w:hAnsi="Courier New" w:cs="Courier New"/>
+          <w:b/>
+          <w:sz w:val="21"/>
+          <w:szCs w:val="21"/>
+        </w:rPr>
+        <w:t>y1 = 5;</w:t>
+      </w:r>
+    </w:p>
+    <w:p>
+      <w:pPr>
+        <w:spacing w:line="312" w:lineRule="auto"/>
+        <w:rPr>
+          <w:rFonts w:ascii="Courier New" w:eastAsia="Courier New" w:hAnsi="Courier New" w:cs="Courier New"/>
+          <w:b/>
+          <w:sz w:val="21"/>
+          <w:szCs w:val="21"/>
+        </w:rPr>
+      </w:pPr>
+      <w:proofErr w:type="spellStart"/>
+      <w:r>
+        <w:rPr>
+          <w:rFonts w:ascii="Courier New" w:eastAsia="Courier New" w:hAnsi="Courier New" w:cs="Courier New"/>
+          <w:b/>
+          <w:sz w:val="21"/>
+          <w:szCs w:val="21"/>
+        </w:rPr>
+        <w:t>Ymax</w:t>
+      </w:r>
+      <w:proofErr w:type="spellEnd"/>
+      <w:r>
+        <w:rPr>
+          <w:rFonts w:ascii="Courier New" w:eastAsia="Courier New" w:hAnsi="Courier New" w:cs="Courier New"/>
+          <w:b/>
+          <w:sz w:val="21"/>
+          <w:szCs w:val="21"/>
+        </w:rPr>
+        <w:t xml:space="preserve"> = 50;</w:t>
+      </w:r>
+    </w:p>
+    <w:p>
+      <w:pPr>
+        <w:spacing w:line="312" w:lineRule="auto"/>
+        <w:rPr>
+          <w:rFonts w:ascii="Courier New" w:eastAsia="Courier New" w:hAnsi="Courier New" w:cs="Courier New"/>
+          <w:b/>
+          <w:sz w:val="21"/>
+          <w:szCs w:val="21"/>
+        </w:rPr>
+      </w:pPr>
+      <w:proofErr w:type="spellStart"/>
+      <w:r>
+        <w:rPr>
+          <w:rFonts w:ascii="Courier New" w:eastAsia="Courier New" w:hAnsi="Courier New" w:cs="Courier New"/>
+          <w:b/>
+          <w:sz w:val="21"/>
+          <w:szCs w:val="21"/>
+        </w:rPr>
+        <w:t>alpha</w:t>
+      </w:r>
+      <w:proofErr w:type="spellEnd"/>
+      <w:r>
+        <w:rPr>
+          <w:rFonts w:ascii="Courier New" w:eastAsia="Courier New" w:hAnsi="Courier New" w:cs="Courier New"/>
+          <w:b/>
+          <w:sz w:val="21"/>
+          <w:szCs w:val="21"/>
+        </w:rPr>
+        <w:t xml:space="preserve"> = 0.3;</w:t>
+      </w:r>
+    </w:p>
+    <w:p>
+      <w:pPr>
+        <w:spacing w:line="312" w:lineRule="auto"/>
+        <w:rPr>
+          <w:rFonts w:ascii="Courier New" w:eastAsia="Courier New" w:hAnsi="Courier New" w:cs="Courier New"/>
+          <w:b/>
+          <w:sz w:val="21"/>
+          <w:szCs w:val="21"/>
+        </w:rPr>
+      </w:pPr>
+      <w:proofErr w:type="spellStart"/>
+      <w:r>
+        <w:rPr>
+          <w:rFonts w:ascii="Courier New" w:eastAsia="Courier New" w:hAnsi="Courier New" w:cs="Courier New"/>
+          <w:b/>
+          <w:sz w:val="21"/>
+          <w:szCs w:val="21"/>
+        </w:rPr>
+        <w:lastRenderedPageBreak/>
+        <w:t>beta</w:t>
+      </w:r>
+      <w:proofErr w:type="spellEnd"/>
+      <w:r>
+        <w:rPr>
+          <w:rFonts w:ascii="Courier New" w:eastAsia="Courier New" w:hAnsi="Courier New" w:cs="Courier New"/>
+          <w:b/>
+          <w:sz w:val="21"/>
+          <w:szCs w:val="21"/>
+        </w:rPr>
+        <w:t xml:space="preserve"> = 0.8;</w:t>
+      </w:r>
+    </w:p>
+    <w:p>
+      <w:pPr>
+        <w:spacing w:line="312" w:lineRule="auto"/>
+        <w:rPr>
+          <w:rFonts w:ascii="Courier New" w:eastAsia="Courier New" w:hAnsi="Courier New" w:cs="Courier New"/>
+          <w:b/>
+          <w:sz w:val="21"/>
+          <w:szCs w:val="21"/>
+        </w:rPr>
+      </w:pPr>
+      <w:r>
+        <w:rPr>
+          <w:rFonts w:ascii="Courier New" w:eastAsia="Courier New" w:hAnsi="Courier New" w:cs="Courier New"/>
+          <w:b/>
+          <w:sz w:val="21"/>
+          <w:szCs w:val="21"/>
+        </w:rPr>
+        <w:t>gamma1 = 1.12;</w:t>
+      </w:r>
+    </w:p>
+    <w:p>
+      <w:pPr>
+        <w:spacing w:line="312" w:lineRule="auto"/>
+        <w:rPr>
+          <w:rFonts w:ascii="Courier New" w:eastAsia="Courier New" w:hAnsi="Courier New" w:cs="Courier New"/>
+          <w:b/>
+          <w:sz w:val="21"/>
+          <w:szCs w:val="21"/>
+        </w:rPr>
+      </w:pPr>
+      <w:r>
+        <w:rPr>
+          <w:rFonts w:ascii="Courier New" w:eastAsia="Courier New" w:hAnsi="Courier New" w:cs="Courier New"/>
+          <w:b/>
+          <w:sz w:val="21"/>
+          <w:szCs w:val="21"/>
+        </w:rPr>
+        <w:t>gamma2 = 0.8;</w:t>
+      </w:r>
+    </w:p>
+    <w:p>
+      <w:pPr>
+        <w:spacing w:line="312" w:lineRule="auto"/>
+        <w:rPr>
+          <w:rFonts w:ascii="Courier New" w:eastAsia="Courier New" w:hAnsi="Courier New" w:cs="Courier New"/>
+          <w:b/>
+          <w:sz w:val="21"/>
+          <w:szCs w:val="21"/>
+        </w:rPr>
+      </w:pPr>
+    </w:p>
+    <w:p>
+      <w:pPr>
+        <w:spacing w:line="312" w:lineRule="auto"/>
+        <w:rPr>
+          <w:rFonts w:ascii="Courier New" w:eastAsia="Courier New" w:hAnsi="Courier New" w:cs="Courier New"/>
+          <w:b/>
+          <w:sz w:val="21"/>
+          <w:szCs w:val="21"/>
+        </w:rPr>
+      </w:pPr>
+      <w:r>
+        <w:rPr>
+          <w:rFonts w:ascii="Courier New" w:eastAsia="Courier New" w:hAnsi="Courier New" w:cs="Courier New"/>
+          <w:b/>
+          <w:sz w:val="21"/>
+          <w:szCs w:val="21"/>
+        </w:rPr>
+        <w:t>% Кількість поколінь</w:t>
+      </w:r>
+    </w:p>
+    <w:p>
+      <w:pPr>
+        <w:spacing w:line="312" w:lineRule="auto"/>
+        <w:rPr>
+          <w:rFonts w:ascii="Courier New" w:eastAsia="Courier New" w:hAnsi="Courier New" w:cs="Courier New"/>
+          <w:b/>
+          <w:sz w:val="21"/>
+          <w:szCs w:val="21"/>
+        </w:rPr>
+      </w:pPr>
+      <w:r>
+        <w:rPr>
+          <w:rFonts w:ascii="Courier New" w:eastAsia="Courier New" w:hAnsi="Courier New" w:cs="Courier New"/>
+          <w:b/>
+          <w:sz w:val="21"/>
+          <w:szCs w:val="21"/>
+        </w:rPr>
+        <w:t>N = 25;</w:t>
+      </w:r>
+    </w:p>
+    <w:p>
+      <w:pPr>
+        <w:spacing w:line="312" w:lineRule="auto"/>
+        <w:rPr>
+          <w:rFonts w:ascii="Courier New" w:eastAsia="Courier New" w:hAnsi="Courier New" w:cs="Courier New"/>
+          <w:b/>
+          <w:sz w:val="21"/>
+          <w:szCs w:val="21"/>
+        </w:rPr>
+      </w:pPr>
+    </w:p>
+    <w:p>
+      <w:pPr>
+        <w:spacing w:line="312" w:lineRule="auto"/>
+        <w:rPr>
+          <w:rFonts w:ascii="Courier New" w:eastAsia="Courier New" w:hAnsi="Courier New" w:cs="Courier New"/>
+          <w:b/>
+          <w:sz w:val="21"/>
+          <w:szCs w:val="21"/>
+        </w:rPr>
+      </w:pPr>
+      <w:r>
+        <w:rPr>
+          <w:rFonts w:ascii="Courier New" w:eastAsia="Courier New" w:hAnsi="Courier New" w:cs="Courier New"/>
+          <w:b/>
+          <w:sz w:val="21"/>
+          <w:szCs w:val="21"/>
+        </w:rPr>
+        <w:t>% Ініціалізація масивів</w:t>
+      </w:r>
+    </w:p>
+    <w:p>
+      <w:pPr>
+        <w:spacing w:line="312" w:lineRule="auto"/>
+        <w:rPr>
+          <w:rFonts w:ascii="Courier New" w:eastAsia="Courier New" w:hAnsi="Courier New" w:cs="Courier New"/>
+          <w:b/>
+          <w:sz w:val="21"/>
+          <w:szCs w:val="21"/>
+        </w:rPr>
+      </w:pPr>
+      <w:r>
+        <w:rPr>
+          <w:rFonts w:ascii="Courier New" w:eastAsia="Courier New" w:hAnsi="Courier New" w:cs="Courier New"/>
+          <w:b/>
+          <w:sz w:val="21"/>
+          <w:szCs w:val="21"/>
+        </w:rPr>
+        <w:t xml:space="preserve">x = </w:t>
+      </w:r>
+      <w:proofErr w:type="spellStart"/>
+      <w:r>
+        <w:rPr>
+          <w:rFonts w:ascii="Courier New" w:eastAsia="Courier New" w:hAnsi="Courier New" w:cs="Courier New"/>
+          <w:b/>
+          <w:sz w:val="21"/>
+          <w:szCs w:val="21"/>
+        </w:rPr>
+        <w:t>zeros</w:t>
+      </w:r>
+      <w:proofErr w:type="spellEnd"/>
+      <w:r>
+        <w:rPr>
+          <w:rFonts w:ascii="Courier New" w:eastAsia="Courier New" w:hAnsi="Courier New" w:cs="Courier New"/>
+          <w:b/>
+          <w:sz w:val="21"/>
+          <w:szCs w:val="21"/>
+        </w:rPr>
+        <w:t>(1, N);</w:t>
+      </w:r>
+    </w:p>
+    <w:p>
+      <w:pPr>
+        <w:spacing w:line="312" w:lineRule="auto"/>
+        <w:rPr>
+          <w:rFonts w:ascii="Courier New" w:eastAsia="Courier New" w:hAnsi="Courier New" w:cs="Courier New"/>
+          <w:b/>
+          <w:sz w:val="21"/>
+          <w:szCs w:val="21"/>
+        </w:rPr>
+      </w:pPr>
+      <w:r>
+        <w:rPr>
+          <w:rFonts w:ascii="Courier New" w:eastAsia="Courier New" w:hAnsi="Courier New" w:cs="Courier New"/>
+          <w:b/>
+          <w:sz w:val="21"/>
+          <w:szCs w:val="21"/>
+        </w:rPr>
+        <w:t xml:space="preserve">y = </w:t>
+      </w:r>
+      <w:proofErr w:type="spellStart"/>
+      <w:r>
+        <w:rPr>
+          <w:rFonts w:ascii="Courier New" w:eastAsia="Courier New" w:hAnsi="Courier New" w:cs="Courier New"/>
+          <w:b/>
+          <w:sz w:val="21"/>
+          <w:szCs w:val="21"/>
+        </w:rPr>
+        <w:t>zeros</w:t>
+      </w:r>
+      <w:proofErr w:type="spellEnd"/>
+      <w:r>
+        <w:rPr>
+          <w:rFonts w:ascii="Courier New" w:eastAsia="Courier New" w:hAnsi="Courier New" w:cs="Courier New"/>
+          <w:b/>
+          <w:sz w:val="21"/>
+          <w:szCs w:val="21"/>
+        </w:rPr>
+        <w:t>(1, N);</w:t>
+      </w:r>
+    </w:p>
+    <w:p>
+      <w:pPr>
+        <w:spacing w:line="312" w:lineRule="auto"/>
+        <w:rPr>
+          <w:rFonts w:ascii="Courier New" w:eastAsia="Courier New" w:hAnsi="Courier New" w:cs="Courier New"/>
+          <w:b/>
+          <w:sz w:val="21"/>
+          <w:szCs w:val="21"/>
+        </w:rPr>
+      </w:pPr>
+      <w:r>
+        <w:rPr>
+          <w:rFonts w:ascii="Courier New" w:eastAsia="Courier New" w:hAnsi="Courier New" w:cs="Courier New"/>
+          <w:b/>
+          <w:sz w:val="21"/>
+          <w:szCs w:val="21"/>
+        </w:rPr>
+        <w:t>x(1) = x1;</w:t>
+      </w:r>
+    </w:p>
+    <w:p>
+      <w:pPr>
+        <w:spacing w:line="312" w:lineRule="auto"/>
+        <w:rPr>
+          <w:rFonts w:ascii="Courier New" w:eastAsia="Courier New" w:hAnsi="Courier New" w:cs="Courier New"/>
+          <w:b/>
+          <w:sz w:val="21"/>
+          <w:szCs w:val="21"/>
+        </w:rPr>
+      </w:pPr>
+      <w:r>
+        <w:rPr>
+          <w:rFonts w:ascii="Courier New" w:eastAsia="Courier New" w:hAnsi="Courier New" w:cs="Courier New"/>
+          <w:b/>
+          <w:sz w:val="21"/>
+          <w:szCs w:val="21"/>
+        </w:rPr>
+        <w:t>y(1) = y1;</w:t>
+      </w:r>
+    </w:p>
+    <w:p>
+      <w:pPr>
+        <w:spacing w:line="312" w:lineRule="auto"/>
+        <w:rPr>
+          <w:rFonts w:ascii="Courier New" w:eastAsia="Courier New" w:hAnsi="Courier New" w:cs="Courier New"/>
+          <w:b/>
+          <w:sz w:val="21"/>
+          <w:szCs w:val="21"/>
+        </w:rPr>
+      </w:pPr>
+    </w:p>
+    <w:p>
+      <w:pPr>
+        <w:spacing w:line="312" w:lineRule="auto"/>
+        <w:rPr>
+          <w:rFonts w:ascii="Courier New" w:eastAsia="Courier New" w:hAnsi="Courier New" w:cs="Courier New"/>
+          <w:b/>
+          <w:sz w:val="21"/>
+          <w:szCs w:val="21"/>
+        </w:rPr>
+      </w:pPr>
+      <w:r>
+        <w:rPr>
+          <w:rFonts w:ascii="Courier New" w:eastAsia="Courier New" w:hAnsi="Courier New" w:cs="Courier New"/>
+          <w:b/>
+          <w:sz w:val="21"/>
+          <w:szCs w:val="21"/>
+        </w:rPr>
+        <w:t>% Обчислення популяцій</w:t>
+      </w:r>
+    </w:p>
+    <w:p>
+      <w:pPr>
+        <w:spacing w:line="312" w:lineRule="auto"/>
+        <w:rPr>
+          <w:rFonts w:ascii="Courier New" w:eastAsia="Courier New" w:hAnsi="Courier New" w:cs="Courier New"/>
+          <w:b/>
+          <w:sz w:val="21"/>
+          <w:szCs w:val="21"/>
+        </w:rPr>
+      </w:pPr>
+      <w:proofErr w:type="spellStart"/>
+      <w:r>
+        <w:rPr>
+          <w:rFonts w:ascii="Courier New" w:eastAsia="Courier New" w:hAnsi="Courier New" w:cs="Courier New"/>
+          <w:b/>
+          <w:sz w:val="21"/>
+          <w:szCs w:val="21"/>
+        </w:rPr>
+        <w:t>for</w:t>
+      </w:r>
+      <w:proofErr w:type="spellEnd"/>
+      <w:r>
+        <w:rPr>
+          <w:rFonts w:ascii="Courier New" w:eastAsia="Courier New" w:hAnsi="Courier New" w:cs="Courier New"/>
+          <w:b/>
+          <w:sz w:val="21"/>
+          <w:szCs w:val="21"/>
+        </w:rPr>
+        <w:t xml:space="preserve"> t = 1:N-1</w:t>
+      </w:r>
+    </w:p>
+    <w:p>
+      <w:pPr>
+        <w:spacing w:line="312" w:lineRule="auto"/>
+        <w:rPr>
+          <w:rFonts w:ascii="Courier New" w:eastAsia="Courier New" w:hAnsi="Courier New" w:cs="Courier New"/>
+          <w:b/>
+          <w:sz w:val="21"/>
+          <w:szCs w:val="21"/>
+        </w:rPr>
+      </w:pPr>
+      <w:r>
+        <w:rPr>
+          <w:rFonts w:ascii="Courier New" w:eastAsia="Courier New" w:hAnsi="Courier New" w:cs="Courier New"/>
+          <w:b/>
+          <w:sz w:val="21"/>
+          <w:szCs w:val="21"/>
+        </w:rPr>
+        <w:t xml:space="preserve">    x(t+1) = x(t) + gamma1 * x(t) * (1 - (x(t) + </w:t>
+      </w:r>
+      <w:proofErr w:type="spellStart"/>
+      <w:r>
+        <w:rPr>
+          <w:rFonts w:ascii="Courier New" w:eastAsia="Courier New" w:hAnsi="Courier New" w:cs="Courier New"/>
+          <w:b/>
+          <w:sz w:val="21"/>
+          <w:szCs w:val="21"/>
+        </w:rPr>
+        <w:t>beta</w:t>
+      </w:r>
+      <w:proofErr w:type="spellEnd"/>
+      <w:r>
+        <w:rPr>
+          <w:rFonts w:ascii="Courier New" w:eastAsia="Courier New" w:hAnsi="Courier New" w:cs="Courier New"/>
+          <w:b/>
+          <w:sz w:val="21"/>
+          <w:szCs w:val="21"/>
+        </w:rPr>
+        <w:t xml:space="preserve"> * y(t)) / </w:t>
+      </w:r>
+      <w:proofErr w:type="spellStart"/>
+      <w:r>
+        <w:rPr>
+          <w:rFonts w:ascii="Courier New" w:eastAsia="Courier New" w:hAnsi="Courier New" w:cs="Courier New"/>
+          <w:b/>
+          <w:sz w:val="21"/>
+          <w:szCs w:val="21"/>
+        </w:rPr>
+        <w:t>Xmax</w:t>
+      </w:r>
+      <w:proofErr w:type="spellEnd"/>
+      <w:r>
+        <w:rPr>
+          <w:rFonts w:ascii="Courier New" w:eastAsia="Courier New" w:hAnsi="Courier New" w:cs="Courier New"/>
+          <w:b/>
+          <w:sz w:val="21"/>
+          <w:szCs w:val="21"/>
+        </w:rPr>
+        <w:t>);</w:t>
+      </w:r>
+    </w:p>
+    <w:p>
+      <w:pPr>
+        <w:spacing w:line="312" w:lineRule="auto"/>
+        <w:rPr>
+          <w:rFonts w:ascii="Courier New" w:eastAsia="Courier New" w:hAnsi="Courier New" w:cs="Courier New"/>
+          <w:b/>
+          <w:sz w:val="21"/>
+          <w:szCs w:val="21"/>
+        </w:rPr>
+      </w:pPr>
+      <w:r>
+        <w:rPr>
+          <w:rFonts w:ascii="Courier New" w:eastAsia="Courier New" w:hAnsi="Courier New" w:cs="Courier New"/>
+          <w:b/>
+          <w:sz w:val="21"/>
+          <w:szCs w:val="21"/>
+        </w:rPr>
+        <w:t xml:space="preserve">    y(t+1) = y(t) + gamma2 * y(t) * (1 - (y(t) + </w:t>
+      </w:r>
+      <w:proofErr w:type="spellStart"/>
+      <w:r>
+        <w:rPr>
+          <w:rFonts w:ascii="Courier New" w:eastAsia="Courier New" w:hAnsi="Courier New" w:cs="Courier New"/>
+          <w:b/>
+          <w:sz w:val="21"/>
+          <w:szCs w:val="21"/>
+        </w:rPr>
+        <w:t>alpha</w:t>
+      </w:r>
+      <w:proofErr w:type="spellEnd"/>
+      <w:r>
+        <w:rPr>
+          <w:rFonts w:ascii="Courier New" w:eastAsia="Courier New" w:hAnsi="Courier New" w:cs="Courier New"/>
+          <w:b/>
+          <w:sz w:val="21"/>
+          <w:szCs w:val="21"/>
+        </w:rPr>
+        <w:t xml:space="preserve"> * x(t)) / </w:t>
+      </w:r>
+      <w:proofErr w:type="spellStart"/>
+      <w:r>
+        <w:rPr>
+          <w:rFonts w:ascii="Courier New" w:eastAsia="Courier New" w:hAnsi="Courier New" w:cs="Courier New"/>
+          <w:b/>
+          <w:sz w:val="21"/>
+          <w:szCs w:val="21"/>
+        </w:rPr>
+        <w:t>Ymax</w:t>
+      </w:r>
+      <w:proofErr w:type="spellEnd"/>
+      <w:r>
+        <w:rPr>
+          <w:rFonts w:ascii="Courier New" w:eastAsia="Courier New" w:hAnsi="Courier New" w:cs="Courier New"/>
+          <w:b/>
+          <w:sz w:val="21"/>
+          <w:szCs w:val="21"/>
+        </w:rPr>
+        <w:t>);</w:t>
+      </w:r>
+    </w:p>
+    <w:p>
+      <w:pPr>
+        <w:spacing w:line="312" w:lineRule="auto"/>
+        <w:rPr>
+          <w:rFonts w:ascii="Courier New" w:eastAsia="Courier New" w:hAnsi="Courier New" w:cs="Courier New"/>
+          <w:b/>
+          <w:sz w:val="21"/>
+          <w:szCs w:val="21"/>
+        </w:rPr>
+      </w:pPr>
+      <w:proofErr w:type="spellStart"/>
+      <w:r>
+        <w:rPr>
+          <w:rFonts w:ascii="Courier New" w:eastAsia="Courier New" w:hAnsi="Courier New" w:cs="Courier New"/>
+          <w:b/>
+          <w:sz w:val="21"/>
+          <w:szCs w:val="21"/>
+        </w:rPr>
+        <w:t>end</w:t>
+      </w:r>
+      <w:proofErr w:type="spellEnd"/>
+    </w:p>
+    <w:p>
+      <w:pPr>
+        <w:spacing w:line="312" w:lineRule="auto"/>
+        <w:rPr>
+          <w:rFonts w:ascii="Courier New" w:eastAsia="Courier New" w:hAnsi="Courier New" w:cs="Courier New"/>
+          <w:b/>
+          <w:sz w:val="21"/>
+          <w:szCs w:val="21"/>
+        </w:rPr>
+      </w:pPr>
+    </w:p>
+    <w:p>
+      <w:pPr>
+        <w:spacing w:line="312" w:lineRule="auto"/>
+        <w:rPr>
+          <w:rFonts w:ascii="Courier New" w:eastAsia="Courier New" w:hAnsi="Courier New" w:cs="Courier New"/>
+          <w:b/>
+          <w:sz w:val="21"/>
+          <w:szCs w:val="21"/>
+        </w:rPr>
+      </w:pPr>
+      <w:r>
+        <w:rPr>
+          <w:rFonts w:ascii="Courier New" w:eastAsia="Courier New" w:hAnsi="Courier New" w:cs="Courier New"/>
+          <w:b/>
+          <w:sz w:val="21"/>
+          <w:szCs w:val="21"/>
+        </w:rPr>
+        <w:t>% Побудова графіка</w:t>
+      </w:r>
+    </w:p>
+    <w:p>
+      <w:pPr>
+        <w:spacing w:line="312" w:lineRule="auto"/>
+        <w:rPr>
+          <w:rFonts w:ascii="Courier New" w:eastAsia="Courier New" w:hAnsi="Courier New" w:cs="Courier New"/>
+          <w:b/>
+          <w:sz w:val="21"/>
+          <w:szCs w:val="21"/>
+        </w:rPr>
+      </w:pPr>
+      <w:proofErr w:type="spellStart"/>
+      <w:r>
+        <w:rPr>
+          <w:rFonts w:ascii="Courier New" w:eastAsia="Courier New" w:hAnsi="Courier New" w:cs="Courier New"/>
+          <w:b/>
+          <w:sz w:val="21"/>
+          <w:szCs w:val="21"/>
+        </w:rPr>
+        <w:t>figure</w:t>
+      </w:r>
+      <w:proofErr w:type="spellEnd"/>
+      <w:r>
+        <w:rPr>
+          <w:rFonts w:ascii="Courier New" w:eastAsia="Courier New" w:hAnsi="Courier New" w:cs="Courier New"/>
+          <w:b/>
+          <w:sz w:val="21"/>
+          <w:szCs w:val="21"/>
+        </w:rPr>
+        <w:t>;</w:t>
+      </w:r>
+    </w:p>
+    <w:p>
+      <w:pPr>
+        <w:spacing w:line="312" w:lineRule="auto"/>
+        <w:rPr>
+          <w:rFonts w:ascii="Courier New" w:eastAsia="Courier New" w:hAnsi="Courier New" w:cs="Courier New"/>
+          <w:b/>
+          <w:sz w:val="21"/>
+          <w:szCs w:val="21"/>
+        </w:rPr>
+      </w:pPr>
+      <w:proofErr w:type="spellStart"/>
+      <w:r>
+        <w:rPr>
+          <w:rFonts w:ascii="Courier New" w:eastAsia="Courier New" w:hAnsi="Courier New" w:cs="Courier New"/>
+          <w:b/>
+          <w:sz w:val="21"/>
+          <w:szCs w:val="21"/>
+        </w:rPr>
+        <w:t>plot</w:t>
+      </w:r>
+      <w:proofErr w:type="spellEnd"/>
+      <w:r>
+        <w:rPr>
+          <w:rFonts w:ascii="Courier New" w:eastAsia="Courier New" w:hAnsi="Courier New" w:cs="Courier New"/>
+          <w:b/>
+          <w:sz w:val="21"/>
+          <w:szCs w:val="21"/>
+        </w:rPr>
+        <w:t>(1:N, x, 'b', '</w:t>
+      </w:r>
+      <w:proofErr w:type="spellStart"/>
+      <w:r>
+        <w:rPr>
+          <w:rFonts w:ascii="Courier New" w:eastAsia="Courier New" w:hAnsi="Courier New" w:cs="Courier New"/>
+          <w:b/>
+          <w:sz w:val="21"/>
+          <w:szCs w:val="21"/>
+        </w:rPr>
+        <w:t>LineWidth</w:t>
+      </w:r>
+      <w:proofErr w:type="spellEnd"/>
+      <w:r>
+        <w:rPr>
+          <w:rFonts w:ascii="Courier New" w:eastAsia="Courier New" w:hAnsi="Courier New" w:cs="Courier New"/>
+          <w:b/>
+          <w:sz w:val="21"/>
+          <w:szCs w:val="21"/>
+        </w:rPr>
+        <w:t>', 2);</w:t>
+      </w:r>
+    </w:p>
+    <w:p>
+      <w:pPr>
+        <w:spacing w:line="312" w:lineRule="auto"/>
+        <w:rPr>
+          <w:rFonts w:ascii="Courier New" w:eastAsia="Courier New" w:hAnsi="Courier New" w:cs="Courier New"/>
+          <w:b/>
+          <w:sz w:val="21"/>
+          <w:szCs w:val="21"/>
+        </w:rPr>
+      </w:pPr>
+      <w:proofErr w:type="spellStart"/>
+      <w:r>
+        <w:rPr>
+          <w:rFonts w:ascii="Courier New" w:eastAsia="Courier New" w:hAnsi="Courier New" w:cs="Courier New"/>
+          <w:b/>
+          <w:sz w:val="21"/>
+          <w:szCs w:val="21"/>
+        </w:rPr>
+        <w:t>hold</w:t>
+      </w:r>
+      <w:proofErr w:type="spellEnd"/>
+      <w:r>
+        <w:rPr>
+          <w:rFonts w:ascii="Courier New" w:eastAsia="Courier New" w:hAnsi="Courier New" w:cs="Courier New"/>
+          <w:b/>
+          <w:sz w:val="21"/>
+          <w:szCs w:val="21"/>
+        </w:rPr>
+        <w:t xml:space="preserve"> </w:t>
+      </w:r>
+      <w:proofErr w:type="spellStart"/>
+      <w:r>
+        <w:rPr>
+          <w:rFonts w:ascii="Courier New" w:eastAsia="Courier New" w:hAnsi="Courier New" w:cs="Courier New"/>
+          <w:b/>
+          <w:sz w:val="21"/>
+          <w:szCs w:val="21"/>
+        </w:rPr>
+        <w:t>on</w:t>
+      </w:r>
+      <w:proofErr w:type="spellEnd"/>
+      <w:r>
+        <w:rPr>
+          <w:rFonts w:ascii="Courier New" w:eastAsia="Courier New" w:hAnsi="Courier New" w:cs="Courier New"/>
+          <w:b/>
+          <w:sz w:val="21"/>
+          <w:szCs w:val="21"/>
+        </w:rPr>
+        <w:t>;</w:t>
+      </w:r>
+    </w:p>
+    <w:p>
+      <w:pPr>
+        <w:spacing w:line="312" w:lineRule="auto"/>
+        <w:rPr>
+          <w:rFonts w:ascii="Courier New" w:eastAsia="Courier New" w:hAnsi="Courier New" w:cs="Courier New"/>
+          <w:b/>
+          <w:sz w:val="21"/>
+          <w:szCs w:val="21"/>
+        </w:rPr>
+      </w:pPr>
+      <w:proofErr w:type="spellStart"/>
+      <w:r>
+        <w:rPr>
+          <w:rFonts w:ascii="Courier New" w:eastAsia="Courier New" w:hAnsi="Courier New" w:cs="Courier New"/>
+          <w:b/>
+          <w:sz w:val="21"/>
+          <w:szCs w:val="21"/>
+        </w:rPr>
+        <w:t>plot</w:t>
+      </w:r>
+      <w:proofErr w:type="spellEnd"/>
+      <w:r>
+        <w:rPr>
+          <w:rFonts w:ascii="Courier New" w:eastAsia="Courier New" w:hAnsi="Courier New" w:cs="Courier New"/>
+          <w:b/>
+          <w:sz w:val="21"/>
+          <w:szCs w:val="21"/>
+        </w:rPr>
+        <w:t>(1:N, y, 'r', '</w:t>
+      </w:r>
+      <w:proofErr w:type="spellStart"/>
+      <w:r>
+        <w:rPr>
+          <w:rFonts w:ascii="Courier New" w:eastAsia="Courier New" w:hAnsi="Courier New" w:cs="Courier New"/>
+          <w:b/>
+          <w:sz w:val="21"/>
+          <w:szCs w:val="21"/>
+        </w:rPr>
+        <w:t>LineWidth</w:t>
+      </w:r>
+      <w:proofErr w:type="spellEnd"/>
+      <w:r>
+        <w:rPr>
+          <w:rFonts w:ascii="Courier New" w:eastAsia="Courier New" w:hAnsi="Courier New" w:cs="Courier New"/>
+          <w:b/>
+          <w:sz w:val="21"/>
+          <w:szCs w:val="21"/>
+        </w:rPr>
+        <w:t>', 2);</w:t>
+      </w:r>
+    </w:p>
+    <w:p>
+      <w:pPr>
+        <w:spacing w:line="312" w:lineRule="auto"/>
+        <w:rPr>
+          <w:rFonts w:ascii="Courier New" w:eastAsia="Courier New" w:hAnsi="Courier New" w:cs="Courier New"/>
+          <w:b/>
+          <w:sz w:val="21"/>
+          <w:szCs w:val="21"/>
+        </w:rPr>
+      </w:pPr>
+      <w:proofErr w:type="spellStart"/>
+      <w:r>
+        <w:rPr>
+          <w:rFonts w:ascii="Courier New" w:eastAsia="Courier New" w:hAnsi="Courier New" w:cs="Courier New"/>
+          <w:b/>
+          <w:sz w:val="21"/>
+          <w:szCs w:val="21"/>
+        </w:rPr>
+        <w:t>xlabel</w:t>
+      </w:r>
+      <w:proofErr w:type="spellEnd"/>
+      <w:r>
+        <w:rPr>
+          <w:rFonts w:ascii="Courier New" w:eastAsia="Courier New" w:hAnsi="Courier New" w:cs="Courier New"/>
+          <w:b/>
+          <w:sz w:val="21"/>
+          <w:szCs w:val="21"/>
+        </w:rPr>
+        <w:t>('Покоління');</w:t>
+      </w:r>
+    </w:p>
+    <w:p>
+      <w:pPr>
+        <w:spacing w:line="312" w:lineRule="auto"/>
+        <w:rPr>
+          <w:rFonts w:ascii="Courier New" w:eastAsia="Courier New" w:hAnsi="Courier New" w:cs="Courier New"/>
+          <w:b/>
+          <w:sz w:val="21"/>
+          <w:szCs w:val="21"/>
+        </w:rPr>
+      </w:pPr>
+      <w:proofErr w:type="spellStart"/>
+      <w:r>
+        <w:rPr>
+          <w:rFonts w:ascii="Courier New" w:eastAsia="Courier New" w:hAnsi="Courier New" w:cs="Courier New"/>
+          <w:b/>
+          <w:sz w:val="21"/>
+          <w:szCs w:val="21"/>
+        </w:rPr>
+        <w:t>ylabel</w:t>
+      </w:r>
+      <w:proofErr w:type="spellEnd"/>
+      <w:r>
+        <w:rPr>
+          <w:rFonts w:ascii="Courier New" w:eastAsia="Courier New" w:hAnsi="Courier New" w:cs="Courier New"/>
+          <w:b/>
+          <w:sz w:val="21"/>
+          <w:szCs w:val="21"/>
+        </w:rPr>
+        <w:t>('Чисельність');</w:t>
+      </w:r>
+    </w:p>
+    <w:p>
+      <w:pPr>
+        <w:spacing w:line="312" w:lineRule="auto"/>
+        <w:rPr>
+          <w:rFonts w:ascii="Courier New" w:eastAsia="Courier New" w:hAnsi="Courier New" w:cs="Courier New"/>
+          <w:b/>
+          <w:sz w:val="21"/>
+          <w:szCs w:val="21"/>
+        </w:rPr>
+      </w:pPr>
+      <w:proofErr w:type="spellStart"/>
+      <w:r>
+        <w:rPr>
+          <w:rFonts w:ascii="Courier New" w:eastAsia="Courier New" w:hAnsi="Courier New" w:cs="Courier New"/>
+          <w:b/>
+          <w:sz w:val="21"/>
+          <w:szCs w:val="21"/>
+        </w:rPr>
+        <w:t>legend</w:t>
+      </w:r>
+      <w:proofErr w:type="spellEnd"/>
+      <w:r>
+        <w:rPr>
+          <w:rFonts w:ascii="Courier New" w:eastAsia="Courier New" w:hAnsi="Courier New" w:cs="Courier New"/>
+          <w:b/>
+          <w:sz w:val="21"/>
+          <w:szCs w:val="21"/>
+        </w:rPr>
+        <w:t>('x (популяція 1)', 'y (популяція 2)');</w:t>
+      </w:r>
+    </w:p>
+    <w:p>
+      <w:pPr>
+        <w:spacing w:line="312" w:lineRule="auto"/>
+        <w:rPr>
+          <w:rFonts w:ascii="Courier New" w:eastAsia="Courier New" w:hAnsi="Courier New" w:cs="Courier New"/>
+          <w:b/>
+          <w:sz w:val="21"/>
+          <w:szCs w:val="21"/>
+        </w:rPr>
+      </w:pPr>
+      <w:proofErr w:type="spellStart"/>
+      <w:r>
+        <w:rPr>
+          <w:rFonts w:ascii="Courier New" w:eastAsia="Courier New" w:hAnsi="Courier New" w:cs="Courier New"/>
+          <w:b/>
+          <w:sz w:val="21"/>
+          <w:szCs w:val="21"/>
+        </w:rPr>
+        <w:t>title</w:t>
+      </w:r>
+      <w:proofErr w:type="spellEnd"/>
+      <w:r>
+        <w:rPr>
+          <w:rFonts w:ascii="Courier New" w:eastAsia="Courier New" w:hAnsi="Courier New" w:cs="Courier New"/>
+          <w:b/>
+          <w:sz w:val="21"/>
+          <w:szCs w:val="21"/>
+        </w:rPr>
+        <w:t>('Модель конкуренції: Варіант 1 (миші)');</w:t>
+      </w:r>
+    </w:p>
+    <w:p>
+      <w:pPr>
+        <w:spacing w:line="312" w:lineRule="auto"/>
+        <w:rPr>
+          <w:rFonts w:ascii="Courier New" w:eastAsia="Courier New" w:hAnsi="Courier New" w:cs="Courier New"/>
+          <w:b/>
+          <w:sz w:val="21"/>
+          <w:szCs w:val="21"/>
+        </w:rPr>
+      </w:pPr>
+      <w:proofErr w:type="spellStart"/>
+      <w:r>
+        <w:rPr>
+          <w:rFonts w:ascii="Courier New" w:eastAsia="Courier New" w:hAnsi="Courier New" w:cs="Courier New"/>
+          <w:b/>
+          <w:sz w:val="21"/>
+          <w:szCs w:val="21"/>
+        </w:rPr>
+        <w:t>grid</w:t>
+      </w:r>
+      <w:proofErr w:type="spellEnd"/>
+      <w:r>
+        <w:rPr>
+          <w:rFonts w:ascii="Courier New" w:eastAsia="Courier New" w:hAnsi="Courier New" w:cs="Courier New"/>
+          <w:b/>
+          <w:sz w:val="21"/>
+          <w:szCs w:val="21"/>
+        </w:rPr>
+        <w:t xml:space="preserve"> </w:t>
+      </w:r>
+      <w:proofErr w:type="spellStart"/>
+      <w:r>
+        <w:rPr>
+          <w:rFonts w:ascii="Courier New" w:eastAsia="Courier New" w:hAnsi="Courier New" w:cs="Courier New"/>
+          <w:b/>
+          <w:sz w:val="21"/>
+          <w:szCs w:val="21"/>
+        </w:rPr>
+        <w:t>on</w:t>
+      </w:r>
+      <w:proofErr w:type="spellEnd"/>
+      <w:r>
+        <w:rPr>
+          <w:rFonts w:ascii="Courier New" w:eastAsia="Courier New" w:hAnsi="Courier New" w:cs="Courier New"/>
+          <w:b/>
+          <w:sz w:val="21"/>
+          <w:szCs w:val="21"/>
+        </w:rPr>
+        <w:t>;</w:t>
+      </w:r>
+    </w:p>
+    <w:p>
+      <w:r>
+        <w:rPr>
+          <w:noProof/>
+        </w:rPr>
+        <w:drawing>
+          <wp:inline distT="0" distB="0" distL="0" distR="0" wp14:anchorId="20484C67" wp14:editId="4298244D">
+            <wp:extent cx="4876800" cy="3095625"/>
+            <wp:effectExtent l="0" t="0" r="0" b="9525"/>
+            <wp:docPr id="5" name="image1.png"/>
+            <wp:cNvGraphicFramePr/>
+            <a:graphic xmlns:a="http://schemas.openxmlformats.org/drawingml/2006/main">
+              <a:graphicData uri="http://schemas.openxmlformats.org/drawingml/2006/picture">
+                <pic:pic xmlns:pic="http://schemas.openxmlformats.org/drawingml/2006/picture">
+                  <pic:nvPicPr>
+                    <pic:cNvPr id="2" name="image1.png"/>
+                    <pic:cNvPicPr/>
+                  </pic:nvPicPr>
+                  <pic:blipFill>
+                    <a:blip r:embed="rId7"/>
+                    <a:srcRect/>
+                    <a:stretch>
+                      <a:fillRect/>
+                    </a:stretch>
+                  </pic:blipFill>
+                  <pic:spPr>
+                    <a:xfrm>
+                      <a:off x="0" y="0"/>
+                      <a:ext cx="4876800" cy="3095625"/>
+                    </a:xfrm>
+                    <a:prstGeom prst="rect">
+                      <a:avLst/>
+                    </a:prstGeom>
+                    <a:ln/>
+                  </pic:spPr>
+                </pic:pic>
+              </a:graphicData>
+            </a:graphic>
+          </wp:inline>
+        </w:drawing>
+      </w:r>
+    </w:p>
     <w:p>
       <w:pPr>
         <w:pStyle w:val="3"/>
@@ -1226,6 +3404,7 @@
           <w:b/>
           <w:bCs/>
         </w:rPr>
+        <w:lastRenderedPageBreak/>
         <w:t>Завдання 3.</w:t>
       </w:r>
     </w:p>
@@ -1239,7 +3418,46 @@
         <w:t>Умова завдання</w:t>
       </w:r>
     </w:p>
-    <w:p/>
+    <w:p>
+      <w:r>
+        <w:rPr>
+          <w:noProof/>
+        </w:rPr>
+        <w:drawing>
+          <wp:inline distT="0" distB="0" distL="0" distR="0" wp14:anchorId="0F5C06B9" wp14:editId="3C553B90">
+            <wp:extent cx="5733415" cy="5895340"/>
+            <wp:effectExtent l="0" t="0" r="635" b="0"/>
+            <wp:docPr id="6" name="Рисунок 6"/>
+            <wp:cNvGraphicFramePr/>
+            <a:graphic xmlns:a="http://schemas.openxmlformats.org/drawingml/2006/main">
+              <a:graphicData uri="http://schemas.openxmlformats.org/drawingml/2006/picture">
+                <pic:pic xmlns:pic="http://schemas.openxmlformats.org/drawingml/2006/picture">
+                  <pic:nvPicPr>
+                    <pic:cNvPr id="3" name="Рисунок 3"/>
+                    <pic:cNvPicPr/>
+                  </pic:nvPicPr>
+                  <pic:blipFill>
+                    <a:blip r:embed="rId8"/>
+                    <a:stretch>
+                      <a:fillRect/>
+                    </a:stretch>
+                  </pic:blipFill>
+                  <pic:spPr>
+                    <a:xfrm>
+                      <a:off x="0" y="0"/>
+                      <a:ext cx="5733415" cy="5895340"/>
+                    </a:xfrm>
+                    <a:prstGeom prst="rect">
+                      <a:avLst/>
+                    </a:prstGeom>
+                  </pic:spPr>
+                </pic:pic>
+              </a:graphicData>
+            </a:graphic>
+          </wp:inline>
+        </w:drawing>
+      </w:r>
+    </w:p>
     <w:p>
       <w:pPr>
         <w:pStyle w:val="4"/>
@@ -1248,7 +3466,3686 @@
         <w:t>Програмна реалізація</w:t>
       </w:r>
     </w:p>
-    <w:p/>
+    <w:p>
+      <w:pPr>
+        <w:spacing w:line="240" w:lineRule="auto"/>
+        <w:rPr>
+          <w:rFonts w:ascii="Consolas" w:eastAsia="Times New Roman" w:hAnsi="Consolas" w:cs="Times New Roman"/>
+          <w:sz w:val="20"/>
+          <w:szCs w:val="20"/>
+          <w:lang w:val="uk-UA"/>
+        </w:rPr>
+      </w:pPr>
+      <w:r>
+        <w:rPr>
+          <w:rFonts w:ascii="Consolas" w:eastAsia="Times New Roman" w:hAnsi="Consolas" w:cs="Times New Roman"/>
+          <w:color w:val="008013"/>
+          <w:sz w:val="20"/>
+          <w:szCs w:val="20"/>
+          <w:lang w:val="uk-UA"/>
+        </w:rPr>
+        <w:t>% Модель "хижаки–жертви" для різних біосистем</w:t>
+      </w:r>
+    </w:p>
+    <w:p>
+      <w:pPr>
+        <w:spacing w:line="240" w:lineRule="auto"/>
+        <w:rPr>
+          <w:rFonts w:ascii="Consolas" w:eastAsia="Times New Roman" w:hAnsi="Consolas" w:cs="Times New Roman"/>
+          <w:sz w:val="20"/>
+          <w:szCs w:val="20"/>
+          <w:lang w:val="uk-UA"/>
+        </w:rPr>
+      </w:pPr>
+      <w:proofErr w:type="spellStart"/>
+      <w:r>
+        <w:rPr>
+          <w:rFonts w:ascii="Consolas" w:eastAsia="Times New Roman" w:hAnsi="Consolas" w:cs="Times New Roman"/>
+          <w:sz w:val="20"/>
+          <w:szCs w:val="20"/>
+          <w:lang w:val="uk-UA"/>
+        </w:rPr>
+        <w:t>clear</w:t>
+      </w:r>
+      <w:proofErr w:type="spellEnd"/>
+      <w:r>
+        <w:rPr>
+          <w:rFonts w:ascii="Consolas" w:eastAsia="Times New Roman" w:hAnsi="Consolas" w:cs="Times New Roman"/>
+          <w:sz w:val="20"/>
+          <w:szCs w:val="20"/>
+          <w:lang w:val="uk-UA"/>
+        </w:rPr>
+        <w:t xml:space="preserve">; </w:t>
+      </w:r>
+      <w:proofErr w:type="spellStart"/>
+      <w:r>
+        <w:rPr>
+          <w:rFonts w:ascii="Consolas" w:eastAsia="Times New Roman" w:hAnsi="Consolas" w:cs="Times New Roman"/>
+          <w:sz w:val="20"/>
+          <w:szCs w:val="20"/>
+          <w:lang w:val="uk-UA"/>
+        </w:rPr>
+        <w:t>clc</w:t>
+      </w:r>
+      <w:proofErr w:type="spellEnd"/>
+      <w:r>
+        <w:rPr>
+          <w:rFonts w:ascii="Consolas" w:eastAsia="Times New Roman" w:hAnsi="Consolas" w:cs="Times New Roman"/>
+          <w:sz w:val="20"/>
+          <w:szCs w:val="20"/>
+          <w:lang w:val="uk-UA"/>
+        </w:rPr>
+        <w:t xml:space="preserve">; </w:t>
+      </w:r>
+      <w:proofErr w:type="spellStart"/>
+      <w:r>
+        <w:rPr>
+          <w:rFonts w:ascii="Consolas" w:eastAsia="Times New Roman" w:hAnsi="Consolas" w:cs="Times New Roman"/>
+          <w:sz w:val="20"/>
+          <w:szCs w:val="20"/>
+          <w:lang w:val="uk-UA"/>
+        </w:rPr>
+        <w:t>close</w:t>
+      </w:r>
+      <w:proofErr w:type="spellEnd"/>
+      <w:r>
+        <w:rPr>
+          <w:rFonts w:ascii="Consolas" w:eastAsia="Times New Roman" w:hAnsi="Consolas" w:cs="Times New Roman"/>
+          <w:sz w:val="20"/>
+          <w:szCs w:val="20"/>
+          <w:lang w:val="uk-UA"/>
+        </w:rPr>
+        <w:t xml:space="preserve"> </w:t>
+      </w:r>
+      <w:proofErr w:type="spellStart"/>
+      <w:r>
+        <w:rPr>
+          <w:rFonts w:ascii="Consolas" w:eastAsia="Times New Roman" w:hAnsi="Consolas" w:cs="Times New Roman"/>
+          <w:color w:val="A709F5"/>
+          <w:sz w:val="20"/>
+          <w:szCs w:val="20"/>
+          <w:lang w:val="uk-UA"/>
+        </w:rPr>
+        <w:t>all</w:t>
+      </w:r>
+      <w:proofErr w:type="spellEnd"/>
+      <w:r>
+        <w:rPr>
+          <w:rFonts w:ascii="Consolas" w:eastAsia="Times New Roman" w:hAnsi="Consolas" w:cs="Times New Roman"/>
+          <w:sz w:val="20"/>
+          <w:szCs w:val="20"/>
+          <w:lang w:val="uk-UA"/>
+        </w:rPr>
+        <w:t>;</w:t>
+      </w:r>
+    </w:p>
+    <w:p>
+      <w:pPr>
+        <w:spacing w:line="240" w:lineRule="auto"/>
+        <w:rPr>
+          <w:rFonts w:ascii="Consolas" w:eastAsia="Times New Roman" w:hAnsi="Consolas" w:cs="Times New Roman"/>
+          <w:sz w:val="20"/>
+          <w:szCs w:val="20"/>
+          <w:lang w:val="uk-UA"/>
+        </w:rPr>
+      </w:pPr>
+    </w:p>
+    <w:p>
+      <w:pPr>
+        <w:spacing w:line="240" w:lineRule="auto"/>
+        <w:rPr>
+          <w:rFonts w:ascii="Consolas" w:eastAsia="Times New Roman" w:hAnsi="Consolas" w:cs="Times New Roman"/>
+          <w:sz w:val="20"/>
+          <w:szCs w:val="20"/>
+          <w:lang w:val="uk-UA"/>
+        </w:rPr>
+      </w:pPr>
+      <w:r>
+        <w:rPr>
+          <w:rFonts w:ascii="Consolas" w:eastAsia="Times New Roman" w:hAnsi="Consolas" w:cs="Times New Roman"/>
+          <w:color w:val="008013"/>
+          <w:sz w:val="20"/>
+          <w:szCs w:val="20"/>
+          <w:lang w:val="uk-UA"/>
+        </w:rPr>
+        <w:t>% 1. Таблиця варіантів (ε, β, α, δ)</w:t>
+      </w:r>
+    </w:p>
+    <w:p>
+      <w:pPr>
+        <w:spacing w:line="240" w:lineRule="auto"/>
+        <w:rPr>
+          <w:rFonts w:ascii="Consolas" w:eastAsia="Times New Roman" w:hAnsi="Consolas" w:cs="Times New Roman"/>
+          <w:sz w:val="20"/>
+          <w:szCs w:val="20"/>
+          <w:lang w:val="uk-UA"/>
+        </w:rPr>
+      </w:pPr>
+      <w:r>
+        <w:rPr>
+          <w:rFonts w:ascii="Consolas" w:eastAsia="Times New Roman" w:hAnsi="Consolas" w:cs="Times New Roman"/>
+          <w:color w:val="008013"/>
+          <w:sz w:val="20"/>
+          <w:szCs w:val="20"/>
+          <w:lang w:val="uk-UA"/>
+        </w:rPr>
+        <w:t>%          ε     β      α       δ</w:t>
+      </w:r>
+    </w:p>
+    <w:p>
+      <w:pPr>
+        <w:spacing w:line="240" w:lineRule="auto"/>
+        <w:rPr>
+          <w:rFonts w:ascii="Consolas" w:eastAsia="Times New Roman" w:hAnsi="Consolas" w:cs="Times New Roman"/>
+          <w:sz w:val="20"/>
+          <w:szCs w:val="20"/>
+          <w:lang w:val="uk-UA"/>
+        </w:rPr>
+      </w:pPr>
+      <w:proofErr w:type="spellStart"/>
+      <w:r>
+        <w:rPr>
+          <w:rFonts w:ascii="Consolas" w:eastAsia="Times New Roman" w:hAnsi="Consolas" w:cs="Times New Roman"/>
+          <w:sz w:val="20"/>
+          <w:szCs w:val="20"/>
+          <w:lang w:val="uk-UA"/>
+        </w:rPr>
+        <w:t>params</w:t>
+      </w:r>
+      <w:proofErr w:type="spellEnd"/>
+      <w:r>
+        <w:rPr>
+          <w:rFonts w:ascii="Consolas" w:eastAsia="Times New Roman" w:hAnsi="Consolas" w:cs="Times New Roman"/>
+          <w:sz w:val="20"/>
+          <w:szCs w:val="20"/>
+          <w:lang w:val="uk-UA"/>
+        </w:rPr>
+        <w:t xml:space="preserve"> = [ 0.72  0.15   0.0125  0.009  ;   </w:t>
+      </w:r>
+      <w:r>
+        <w:rPr>
+          <w:rFonts w:ascii="Consolas" w:eastAsia="Times New Roman" w:hAnsi="Consolas" w:cs="Times New Roman"/>
+          <w:color w:val="008013"/>
+          <w:sz w:val="20"/>
+          <w:szCs w:val="20"/>
+          <w:lang w:val="uk-UA"/>
+        </w:rPr>
+        <w:t>% 1  Тигр – кабан</w:t>
+      </w:r>
+    </w:p>
+    <w:p>
+      <w:pPr>
+        <w:spacing w:line="240" w:lineRule="auto"/>
+        <w:rPr>
+          <w:rFonts w:ascii="Consolas" w:eastAsia="Times New Roman" w:hAnsi="Consolas" w:cs="Times New Roman"/>
+          <w:sz w:val="20"/>
+          <w:szCs w:val="20"/>
+          <w:lang w:val="uk-UA"/>
+        </w:rPr>
+      </w:pPr>
+      <w:r>
+        <w:rPr>
+          <w:rFonts w:ascii="Consolas" w:eastAsia="Times New Roman" w:hAnsi="Consolas" w:cs="Times New Roman"/>
+          <w:sz w:val="20"/>
+          <w:szCs w:val="20"/>
+          <w:lang w:val="uk-UA"/>
+        </w:rPr>
+        <w:t xml:space="preserve">           0.80  0.45   0.0140  0.005  ;   </w:t>
+      </w:r>
+      <w:r>
+        <w:rPr>
+          <w:rFonts w:ascii="Consolas" w:eastAsia="Times New Roman" w:hAnsi="Consolas" w:cs="Times New Roman"/>
+          <w:color w:val="008013"/>
+          <w:sz w:val="20"/>
+          <w:szCs w:val="20"/>
+          <w:lang w:val="uk-UA"/>
+        </w:rPr>
+        <w:t>% 2  Вовк – заєць</w:t>
+      </w:r>
+    </w:p>
+    <w:p>
+      <w:pPr>
+        <w:spacing w:line="240" w:lineRule="auto"/>
+        <w:rPr>
+          <w:rFonts w:ascii="Consolas" w:eastAsia="Times New Roman" w:hAnsi="Consolas" w:cs="Times New Roman"/>
+          <w:sz w:val="20"/>
+          <w:szCs w:val="20"/>
+          <w:lang w:val="uk-UA"/>
+        </w:rPr>
+      </w:pPr>
+      <w:r>
+        <w:rPr>
+          <w:rFonts w:ascii="Consolas" w:eastAsia="Times New Roman" w:hAnsi="Consolas" w:cs="Times New Roman"/>
+          <w:sz w:val="20"/>
+          <w:szCs w:val="20"/>
+          <w:lang w:val="uk-UA"/>
+        </w:rPr>
+        <w:t xml:space="preserve">           0.50  0.45   0.0200  0.002  ;   </w:t>
+      </w:r>
+      <w:r>
+        <w:rPr>
+          <w:rFonts w:ascii="Consolas" w:eastAsia="Times New Roman" w:hAnsi="Consolas" w:cs="Times New Roman"/>
+          <w:color w:val="008013"/>
+          <w:sz w:val="20"/>
+          <w:szCs w:val="20"/>
+          <w:lang w:val="uk-UA"/>
+        </w:rPr>
+        <w:t>% 3  Щука – карась</w:t>
+      </w:r>
+    </w:p>
+    <w:p>
+      <w:pPr>
+        <w:spacing w:line="240" w:lineRule="auto"/>
+        <w:rPr>
+          <w:rFonts w:ascii="Consolas" w:eastAsia="Times New Roman" w:hAnsi="Consolas" w:cs="Times New Roman"/>
+          <w:sz w:val="20"/>
+          <w:szCs w:val="20"/>
+          <w:lang w:val="uk-UA"/>
+        </w:rPr>
+      </w:pPr>
+      <w:r>
+        <w:rPr>
+          <w:rFonts w:ascii="Consolas" w:eastAsia="Times New Roman" w:hAnsi="Consolas" w:cs="Times New Roman"/>
+          <w:sz w:val="20"/>
+          <w:szCs w:val="20"/>
+          <w:lang w:val="uk-UA"/>
+        </w:rPr>
+        <w:t xml:space="preserve">           0.75  0.25   0.0115  0.006  ;   </w:t>
+      </w:r>
+      <w:r>
+        <w:rPr>
+          <w:rFonts w:ascii="Consolas" w:eastAsia="Times New Roman" w:hAnsi="Consolas" w:cs="Times New Roman"/>
+          <w:color w:val="008013"/>
+          <w:sz w:val="20"/>
+          <w:szCs w:val="20"/>
+          <w:lang w:val="uk-UA"/>
+        </w:rPr>
+        <w:t>% 4  Лис – миша</w:t>
+      </w:r>
+    </w:p>
+    <w:p>
+      <w:pPr>
+        <w:spacing w:line="240" w:lineRule="auto"/>
+        <w:rPr>
+          <w:rFonts w:ascii="Consolas" w:eastAsia="Times New Roman" w:hAnsi="Consolas" w:cs="Times New Roman"/>
+          <w:sz w:val="20"/>
+          <w:szCs w:val="20"/>
+          <w:lang w:val="uk-UA"/>
+        </w:rPr>
+      </w:pPr>
+      <w:r>
+        <w:rPr>
+          <w:rFonts w:ascii="Consolas" w:eastAsia="Times New Roman" w:hAnsi="Consolas" w:cs="Times New Roman"/>
+          <w:sz w:val="20"/>
+          <w:szCs w:val="20"/>
+          <w:lang w:val="uk-UA"/>
+        </w:rPr>
+        <w:t xml:space="preserve">           0.20  0.75   0.0120  0.085  ;   </w:t>
+      </w:r>
+      <w:r>
+        <w:rPr>
+          <w:rFonts w:ascii="Consolas" w:eastAsia="Times New Roman" w:hAnsi="Consolas" w:cs="Times New Roman"/>
+          <w:color w:val="008013"/>
+          <w:sz w:val="20"/>
+          <w:szCs w:val="20"/>
+          <w:lang w:val="uk-UA"/>
+        </w:rPr>
+        <w:t xml:space="preserve">% 5  Леопард – </w:t>
+      </w:r>
+      <w:proofErr w:type="spellStart"/>
+      <w:r>
+        <w:rPr>
+          <w:rFonts w:ascii="Consolas" w:eastAsia="Times New Roman" w:hAnsi="Consolas" w:cs="Times New Roman"/>
+          <w:color w:val="008013"/>
+          <w:sz w:val="20"/>
+          <w:szCs w:val="20"/>
+          <w:lang w:val="uk-UA"/>
+        </w:rPr>
+        <w:t>бородавочник</w:t>
+      </w:r>
+      <w:proofErr w:type="spellEnd"/>
+    </w:p>
+    <w:p>
+      <w:pPr>
+        <w:spacing w:line="240" w:lineRule="auto"/>
+        <w:rPr>
+          <w:rFonts w:ascii="Consolas" w:eastAsia="Times New Roman" w:hAnsi="Consolas" w:cs="Times New Roman"/>
+          <w:sz w:val="20"/>
+          <w:szCs w:val="20"/>
+          <w:lang w:val="uk-UA"/>
+        </w:rPr>
+      </w:pPr>
+      <w:r>
+        <w:rPr>
+          <w:rFonts w:ascii="Consolas" w:eastAsia="Times New Roman" w:hAnsi="Consolas" w:cs="Times New Roman"/>
+          <w:sz w:val="20"/>
+          <w:szCs w:val="20"/>
+          <w:lang w:val="uk-UA"/>
+        </w:rPr>
+        <w:t xml:space="preserve">           0.55  0.25   0.0150  0.005  ;   </w:t>
+      </w:r>
+      <w:r>
+        <w:rPr>
+          <w:rFonts w:ascii="Consolas" w:eastAsia="Times New Roman" w:hAnsi="Consolas" w:cs="Times New Roman"/>
+          <w:color w:val="008013"/>
+          <w:sz w:val="20"/>
+          <w:szCs w:val="20"/>
+          <w:lang w:val="uk-UA"/>
+        </w:rPr>
+        <w:t xml:space="preserve">% 6  Гепард – </w:t>
+      </w:r>
+      <w:proofErr w:type="spellStart"/>
+      <w:r>
+        <w:rPr>
+          <w:rFonts w:ascii="Consolas" w:eastAsia="Times New Roman" w:hAnsi="Consolas" w:cs="Times New Roman"/>
+          <w:color w:val="008013"/>
+          <w:sz w:val="20"/>
+          <w:szCs w:val="20"/>
+          <w:lang w:val="uk-UA"/>
+        </w:rPr>
+        <w:t>імпала</w:t>
+      </w:r>
+      <w:proofErr w:type="spellEnd"/>
+    </w:p>
+    <w:p>
+      <w:pPr>
+        <w:spacing w:line="240" w:lineRule="auto"/>
+        <w:rPr>
+          <w:rFonts w:ascii="Consolas" w:eastAsia="Times New Roman" w:hAnsi="Consolas" w:cs="Times New Roman"/>
+          <w:sz w:val="20"/>
+          <w:szCs w:val="20"/>
+          <w:lang w:val="uk-UA"/>
+        </w:rPr>
+      </w:pPr>
+      <w:r>
+        <w:rPr>
+          <w:rFonts w:ascii="Consolas" w:eastAsia="Times New Roman" w:hAnsi="Consolas" w:cs="Times New Roman"/>
+          <w:sz w:val="20"/>
+          <w:szCs w:val="20"/>
+          <w:lang w:val="uk-UA"/>
+        </w:rPr>
+        <w:t xml:space="preserve">           1.20  0.35   0.0200  0.0001 ];  </w:t>
+      </w:r>
+      <w:r>
+        <w:rPr>
+          <w:rFonts w:ascii="Consolas" w:eastAsia="Times New Roman" w:hAnsi="Consolas" w:cs="Times New Roman"/>
+          <w:color w:val="008013"/>
+          <w:sz w:val="20"/>
+          <w:szCs w:val="20"/>
+          <w:lang w:val="uk-UA"/>
+        </w:rPr>
+        <w:t>% 7  Сова – миша</w:t>
+      </w:r>
+    </w:p>
+    <w:p>
+      <w:pPr>
+        <w:spacing w:line="240" w:lineRule="auto"/>
+        <w:rPr>
+          <w:rFonts w:ascii="Consolas" w:eastAsia="Times New Roman" w:hAnsi="Consolas" w:cs="Times New Roman"/>
+          <w:sz w:val="20"/>
+          <w:szCs w:val="20"/>
+          <w:lang w:val="uk-UA"/>
+        </w:rPr>
+      </w:pPr>
+    </w:p>
+    <w:p>
+      <w:pPr>
+        <w:spacing w:line="240" w:lineRule="auto"/>
+        <w:rPr>
+          <w:rFonts w:ascii="Consolas" w:eastAsia="Times New Roman" w:hAnsi="Consolas" w:cs="Times New Roman"/>
+          <w:sz w:val="20"/>
+          <w:szCs w:val="20"/>
+          <w:lang w:val="uk-UA"/>
+        </w:rPr>
+      </w:pPr>
+      <w:proofErr w:type="spellStart"/>
+      <w:r>
+        <w:rPr>
+          <w:rFonts w:ascii="Consolas" w:eastAsia="Times New Roman" w:hAnsi="Consolas" w:cs="Times New Roman"/>
+          <w:sz w:val="20"/>
+          <w:szCs w:val="20"/>
+          <w:lang w:val="uk-UA"/>
+        </w:rPr>
+        <w:t>names</w:t>
+      </w:r>
+      <w:proofErr w:type="spellEnd"/>
+      <w:r>
+        <w:rPr>
+          <w:rFonts w:ascii="Consolas" w:eastAsia="Times New Roman" w:hAnsi="Consolas" w:cs="Times New Roman"/>
+          <w:sz w:val="20"/>
+          <w:szCs w:val="20"/>
+          <w:lang w:val="uk-UA"/>
+        </w:rPr>
+        <w:t xml:space="preserve"> = { </w:t>
+      </w:r>
+      <w:r>
+        <w:rPr>
+          <w:rFonts w:ascii="Consolas" w:eastAsia="Times New Roman" w:hAnsi="Consolas" w:cs="Times New Roman"/>
+          <w:color w:val="0E00FF"/>
+          <w:sz w:val="20"/>
+          <w:szCs w:val="20"/>
+          <w:lang w:val="uk-UA"/>
+        </w:rPr>
+        <w:t>...</w:t>
+      </w:r>
+    </w:p>
+    <w:p>
+      <w:pPr>
+        <w:spacing w:line="240" w:lineRule="auto"/>
+        <w:rPr>
+          <w:rFonts w:ascii="Consolas" w:eastAsia="Times New Roman" w:hAnsi="Consolas" w:cs="Times New Roman"/>
+          <w:sz w:val="20"/>
+          <w:szCs w:val="20"/>
+          <w:lang w:val="uk-UA"/>
+        </w:rPr>
+      </w:pPr>
+      <w:r>
+        <w:rPr>
+          <w:rFonts w:ascii="Consolas" w:eastAsia="Times New Roman" w:hAnsi="Consolas" w:cs="Times New Roman"/>
+          <w:sz w:val="20"/>
+          <w:szCs w:val="20"/>
+          <w:lang w:val="uk-UA"/>
+        </w:rPr>
+        <w:t xml:space="preserve">    </w:t>
+      </w:r>
+      <w:r>
+        <w:rPr>
+          <w:rFonts w:ascii="Consolas" w:eastAsia="Times New Roman" w:hAnsi="Consolas" w:cs="Times New Roman"/>
+          <w:color w:val="A709F5"/>
+          <w:sz w:val="20"/>
+          <w:szCs w:val="20"/>
+          <w:lang w:val="uk-UA"/>
+        </w:rPr>
+        <w:t>'Амурський тигр – кабан'</w:t>
+      </w:r>
+      <w:r>
+        <w:rPr>
+          <w:rFonts w:ascii="Consolas" w:eastAsia="Times New Roman" w:hAnsi="Consolas" w:cs="Times New Roman"/>
+          <w:sz w:val="20"/>
+          <w:szCs w:val="20"/>
+          <w:lang w:val="uk-UA"/>
+        </w:rPr>
+        <w:t xml:space="preserve">, </w:t>
+      </w:r>
+      <w:r>
+        <w:rPr>
+          <w:rFonts w:ascii="Consolas" w:eastAsia="Times New Roman" w:hAnsi="Consolas" w:cs="Times New Roman"/>
+          <w:color w:val="0E00FF"/>
+          <w:sz w:val="20"/>
+          <w:szCs w:val="20"/>
+          <w:lang w:val="uk-UA"/>
+        </w:rPr>
+        <w:t>...</w:t>
+      </w:r>
+    </w:p>
+    <w:p>
+      <w:pPr>
+        <w:spacing w:line="240" w:lineRule="auto"/>
+        <w:rPr>
+          <w:rFonts w:ascii="Consolas" w:eastAsia="Times New Roman" w:hAnsi="Consolas" w:cs="Times New Roman"/>
+          <w:sz w:val="20"/>
+          <w:szCs w:val="20"/>
+          <w:lang w:val="uk-UA"/>
+        </w:rPr>
+      </w:pPr>
+      <w:r>
+        <w:rPr>
+          <w:rFonts w:ascii="Consolas" w:eastAsia="Times New Roman" w:hAnsi="Consolas" w:cs="Times New Roman"/>
+          <w:sz w:val="20"/>
+          <w:szCs w:val="20"/>
+          <w:lang w:val="uk-UA"/>
+        </w:rPr>
+        <w:t xml:space="preserve">    </w:t>
+      </w:r>
+      <w:r>
+        <w:rPr>
+          <w:rFonts w:ascii="Consolas" w:eastAsia="Times New Roman" w:hAnsi="Consolas" w:cs="Times New Roman"/>
+          <w:color w:val="A709F5"/>
+          <w:sz w:val="20"/>
+          <w:szCs w:val="20"/>
+          <w:lang w:val="uk-UA"/>
+        </w:rPr>
+        <w:t>'Вовки – зайці'</w:t>
+      </w:r>
+      <w:r>
+        <w:rPr>
+          <w:rFonts w:ascii="Consolas" w:eastAsia="Times New Roman" w:hAnsi="Consolas" w:cs="Times New Roman"/>
+          <w:sz w:val="20"/>
+          <w:szCs w:val="20"/>
+          <w:lang w:val="uk-UA"/>
+        </w:rPr>
+        <w:t xml:space="preserve">, </w:t>
+      </w:r>
+      <w:r>
+        <w:rPr>
+          <w:rFonts w:ascii="Consolas" w:eastAsia="Times New Roman" w:hAnsi="Consolas" w:cs="Times New Roman"/>
+          <w:color w:val="0E00FF"/>
+          <w:sz w:val="20"/>
+          <w:szCs w:val="20"/>
+          <w:lang w:val="uk-UA"/>
+        </w:rPr>
+        <w:t>...</w:t>
+      </w:r>
+    </w:p>
+    <w:p>
+      <w:pPr>
+        <w:spacing w:line="240" w:lineRule="auto"/>
+        <w:rPr>
+          <w:rFonts w:ascii="Consolas" w:eastAsia="Times New Roman" w:hAnsi="Consolas" w:cs="Times New Roman"/>
+          <w:sz w:val="20"/>
+          <w:szCs w:val="20"/>
+          <w:lang w:val="uk-UA"/>
+        </w:rPr>
+      </w:pPr>
+      <w:r>
+        <w:rPr>
+          <w:rFonts w:ascii="Consolas" w:eastAsia="Times New Roman" w:hAnsi="Consolas" w:cs="Times New Roman"/>
+          <w:sz w:val="20"/>
+          <w:szCs w:val="20"/>
+          <w:lang w:val="uk-UA"/>
+        </w:rPr>
+        <w:t xml:space="preserve">    </w:t>
+      </w:r>
+      <w:r>
+        <w:rPr>
+          <w:rFonts w:ascii="Consolas" w:eastAsia="Times New Roman" w:hAnsi="Consolas" w:cs="Times New Roman"/>
+          <w:color w:val="A709F5"/>
+          <w:sz w:val="20"/>
+          <w:szCs w:val="20"/>
+          <w:lang w:val="uk-UA"/>
+        </w:rPr>
+        <w:t>'</w:t>
+      </w:r>
+      <w:proofErr w:type="spellStart"/>
+      <w:r>
+        <w:rPr>
+          <w:rFonts w:ascii="Consolas" w:eastAsia="Times New Roman" w:hAnsi="Consolas" w:cs="Times New Roman"/>
+          <w:color w:val="A709F5"/>
+          <w:sz w:val="20"/>
+          <w:szCs w:val="20"/>
+          <w:lang w:val="uk-UA"/>
+        </w:rPr>
+        <w:t>Щуки</w:t>
+      </w:r>
+      <w:proofErr w:type="spellEnd"/>
+      <w:r>
+        <w:rPr>
+          <w:rFonts w:ascii="Consolas" w:eastAsia="Times New Roman" w:hAnsi="Consolas" w:cs="Times New Roman"/>
+          <w:color w:val="A709F5"/>
+          <w:sz w:val="20"/>
+          <w:szCs w:val="20"/>
+          <w:lang w:val="uk-UA"/>
+        </w:rPr>
+        <w:t xml:space="preserve"> – карасі'</w:t>
+      </w:r>
+      <w:r>
+        <w:rPr>
+          <w:rFonts w:ascii="Consolas" w:eastAsia="Times New Roman" w:hAnsi="Consolas" w:cs="Times New Roman"/>
+          <w:sz w:val="20"/>
+          <w:szCs w:val="20"/>
+          <w:lang w:val="uk-UA"/>
+        </w:rPr>
+        <w:t xml:space="preserve">, </w:t>
+      </w:r>
+      <w:r>
+        <w:rPr>
+          <w:rFonts w:ascii="Consolas" w:eastAsia="Times New Roman" w:hAnsi="Consolas" w:cs="Times New Roman"/>
+          <w:color w:val="0E00FF"/>
+          <w:sz w:val="20"/>
+          <w:szCs w:val="20"/>
+          <w:lang w:val="uk-UA"/>
+        </w:rPr>
+        <w:t>...</w:t>
+      </w:r>
+    </w:p>
+    <w:p>
+      <w:pPr>
+        <w:spacing w:line="240" w:lineRule="auto"/>
+        <w:rPr>
+          <w:rFonts w:ascii="Consolas" w:eastAsia="Times New Roman" w:hAnsi="Consolas" w:cs="Times New Roman"/>
+          <w:sz w:val="20"/>
+          <w:szCs w:val="20"/>
+          <w:lang w:val="uk-UA"/>
+        </w:rPr>
+      </w:pPr>
+      <w:r>
+        <w:rPr>
+          <w:rFonts w:ascii="Consolas" w:eastAsia="Times New Roman" w:hAnsi="Consolas" w:cs="Times New Roman"/>
+          <w:sz w:val="20"/>
+          <w:szCs w:val="20"/>
+          <w:lang w:val="uk-UA"/>
+        </w:rPr>
+        <w:t xml:space="preserve">    </w:t>
+      </w:r>
+      <w:r>
+        <w:rPr>
+          <w:rFonts w:ascii="Consolas" w:eastAsia="Times New Roman" w:hAnsi="Consolas" w:cs="Times New Roman"/>
+          <w:color w:val="A709F5"/>
+          <w:sz w:val="20"/>
+          <w:szCs w:val="20"/>
+          <w:lang w:val="uk-UA"/>
+        </w:rPr>
+        <w:t>'Лиси – миші'</w:t>
+      </w:r>
+      <w:r>
+        <w:rPr>
+          <w:rFonts w:ascii="Consolas" w:eastAsia="Times New Roman" w:hAnsi="Consolas" w:cs="Times New Roman"/>
+          <w:sz w:val="20"/>
+          <w:szCs w:val="20"/>
+          <w:lang w:val="uk-UA"/>
+        </w:rPr>
+        <w:t xml:space="preserve">, </w:t>
+      </w:r>
+      <w:r>
+        <w:rPr>
+          <w:rFonts w:ascii="Consolas" w:eastAsia="Times New Roman" w:hAnsi="Consolas" w:cs="Times New Roman"/>
+          <w:color w:val="0E00FF"/>
+          <w:sz w:val="20"/>
+          <w:szCs w:val="20"/>
+          <w:lang w:val="uk-UA"/>
+        </w:rPr>
+        <w:t>...</w:t>
+      </w:r>
+    </w:p>
+    <w:p>
+      <w:pPr>
+        <w:spacing w:line="240" w:lineRule="auto"/>
+        <w:rPr>
+          <w:rFonts w:ascii="Consolas" w:eastAsia="Times New Roman" w:hAnsi="Consolas" w:cs="Times New Roman"/>
+          <w:sz w:val="20"/>
+          <w:szCs w:val="20"/>
+          <w:lang w:val="uk-UA"/>
+        </w:rPr>
+      </w:pPr>
+      <w:r>
+        <w:rPr>
+          <w:rFonts w:ascii="Consolas" w:eastAsia="Times New Roman" w:hAnsi="Consolas" w:cs="Times New Roman"/>
+          <w:sz w:val="20"/>
+          <w:szCs w:val="20"/>
+          <w:lang w:val="uk-UA"/>
+        </w:rPr>
+        <w:t xml:space="preserve">    </w:t>
+      </w:r>
+      <w:r>
+        <w:rPr>
+          <w:rFonts w:ascii="Consolas" w:eastAsia="Times New Roman" w:hAnsi="Consolas" w:cs="Times New Roman"/>
+          <w:color w:val="A709F5"/>
+          <w:sz w:val="20"/>
+          <w:szCs w:val="20"/>
+          <w:lang w:val="uk-UA"/>
+        </w:rPr>
+        <w:t>'</w:t>
+      </w:r>
+      <w:proofErr w:type="spellStart"/>
+      <w:r>
+        <w:rPr>
+          <w:rFonts w:ascii="Consolas" w:eastAsia="Times New Roman" w:hAnsi="Consolas" w:cs="Times New Roman"/>
+          <w:color w:val="A709F5"/>
+          <w:sz w:val="20"/>
+          <w:szCs w:val="20"/>
+          <w:lang w:val="uk-UA"/>
+        </w:rPr>
+        <w:t>Афр</w:t>
+      </w:r>
+      <w:proofErr w:type="spellEnd"/>
+      <w:r>
+        <w:rPr>
+          <w:rFonts w:ascii="Consolas" w:eastAsia="Times New Roman" w:hAnsi="Consolas" w:cs="Times New Roman"/>
+          <w:color w:val="A709F5"/>
+          <w:sz w:val="20"/>
+          <w:szCs w:val="20"/>
+          <w:lang w:val="uk-UA"/>
+        </w:rPr>
+        <w:t xml:space="preserve">. леопард – </w:t>
+      </w:r>
+      <w:proofErr w:type="spellStart"/>
+      <w:r>
+        <w:rPr>
+          <w:rFonts w:ascii="Consolas" w:eastAsia="Times New Roman" w:hAnsi="Consolas" w:cs="Times New Roman"/>
+          <w:color w:val="A709F5"/>
+          <w:sz w:val="20"/>
+          <w:szCs w:val="20"/>
+          <w:lang w:val="uk-UA"/>
+        </w:rPr>
+        <w:t>бородавочник</w:t>
+      </w:r>
+      <w:proofErr w:type="spellEnd"/>
+      <w:r>
+        <w:rPr>
+          <w:rFonts w:ascii="Consolas" w:eastAsia="Times New Roman" w:hAnsi="Consolas" w:cs="Times New Roman"/>
+          <w:color w:val="A709F5"/>
+          <w:sz w:val="20"/>
+          <w:szCs w:val="20"/>
+          <w:lang w:val="uk-UA"/>
+        </w:rPr>
+        <w:t>'</w:t>
+      </w:r>
+      <w:r>
+        <w:rPr>
+          <w:rFonts w:ascii="Consolas" w:eastAsia="Times New Roman" w:hAnsi="Consolas" w:cs="Times New Roman"/>
+          <w:sz w:val="20"/>
+          <w:szCs w:val="20"/>
+          <w:lang w:val="uk-UA"/>
+        </w:rPr>
+        <w:t xml:space="preserve">, </w:t>
+      </w:r>
+      <w:r>
+        <w:rPr>
+          <w:rFonts w:ascii="Consolas" w:eastAsia="Times New Roman" w:hAnsi="Consolas" w:cs="Times New Roman"/>
+          <w:color w:val="0E00FF"/>
+          <w:sz w:val="20"/>
+          <w:szCs w:val="20"/>
+          <w:lang w:val="uk-UA"/>
+        </w:rPr>
+        <w:t>...</w:t>
+      </w:r>
+    </w:p>
+    <w:p>
+      <w:pPr>
+        <w:spacing w:line="240" w:lineRule="auto"/>
+        <w:rPr>
+          <w:rFonts w:ascii="Consolas" w:eastAsia="Times New Roman" w:hAnsi="Consolas" w:cs="Times New Roman"/>
+          <w:sz w:val="20"/>
+          <w:szCs w:val="20"/>
+          <w:lang w:val="uk-UA"/>
+        </w:rPr>
+      </w:pPr>
+      <w:r>
+        <w:rPr>
+          <w:rFonts w:ascii="Consolas" w:eastAsia="Times New Roman" w:hAnsi="Consolas" w:cs="Times New Roman"/>
+          <w:sz w:val="20"/>
+          <w:szCs w:val="20"/>
+          <w:lang w:val="uk-UA"/>
+        </w:rPr>
+        <w:t xml:space="preserve">    </w:t>
+      </w:r>
+      <w:r>
+        <w:rPr>
+          <w:rFonts w:ascii="Consolas" w:eastAsia="Times New Roman" w:hAnsi="Consolas" w:cs="Times New Roman"/>
+          <w:color w:val="A709F5"/>
+          <w:sz w:val="20"/>
+          <w:szCs w:val="20"/>
+          <w:lang w:val="uk-UA"/>
+        </w:rPr>
+        <w:t xml:space="preserve">'Гепард – антилопа </w:t>
+      </w:r>
+      <w:proofErr w:type="spellStart"/>
+      <w:r>
+        <w:rPr>
+          <w:rFonts w:ascii="Consolas" w:eastAsia="Times New Roman" w:hAnsi="Consolas" w:cs="Times New Roman"/>
+          <w:color w:val="A709F5"/>
+          <w:sz w:val="20"/>
+          <w:szCs w:val="20"/>
+          <w:lang w:val="uk-UA"/>
+        </w:rPr>
+        <w:t>імпала</w:t>
+      </w:r>
+      <w:proofErr w:type="spellEnd"/>
+      <w:r>
+        <w:rPr>
+          <w:rFonts w:ascii="Consolas" w:eastAsia="Times New Roman" w:hAnsi="Consolas" w:cs="Times New Roman"/>
+          <w:color w:val="A709F5"/>
+          <w:sz w:val="20"/>
+          <w:szCs w:val="20"/>
+          <w:lang w:val="uk-UA"/>
+        </w:rPr>
+        <w:t>'</w:t>
+      </w:r>
+      <w:r>
+        <w:rPr>
+          <w:rFonts w:ascii="Consolas" w:eastAsia="Times New Roman" w:hAnsi="Consolas" w:cs="Times New Roman"/>
+          <w:sz w:val="20"/>
+          <w:szCs w:val="20"/>
+          <w:lang w:val="uk-UA"/>
+        </w:rPr>
+        <w:t xml:space="preserve">, </w:t>
+      </w:r>
+      <w:r>
+        <w:rPr>
+          <w:rFonts w:ascii="Consolas" w:eastAsia="Times New Roman" w:hAnsi="Consolas" w:cs="Times New Roman"/>
+          <w:color w:val="0E00FF"/>
+          <w:sz w:val="20"/>
+          <w:szCs w:val="20"/>
+          <w:lang w:val="uk-UA"/>
+        </w:rPr>
+        <w:t>...</w:t>
+      </w:r>
+    </w:p>
+    <w:p>
+      <w:pPr>
+        <w:spacing w:line="240" w:lineRule="auto"/>
+        <w:rPr>
+          <w:rFonts w:ascii="Consolas" w:eastAsia="Times New Roman" w:hAnsi="Consolas" w:cs="Times New Roman"/>
+          <w:sz w:val="20"/>
+          <w:szCs w:val="20"/>
+          <w:lang w:val="uk-UA"/>
+        </w:rPr>
+      </w:pPr>
+      <w:r>
+        <w:rPr>
+          <w:rFonts w:ascii="Consolas" w:eastAsia="Times New Roman" w:hAnsi="Consolas" w:cs="Times New Roman"/>
+          <w:sz w:val="20"/>
+          <w:szCs w:val="20"/>
+          <w:lang w:val="uk-UA"/>
+        </w:rPr>
+        <w:t xml:space="preserve">    </w:t>
+      </w:r>
+      <w:r>
+        <w:rPr>
+          <w:rFonts w:ascii="Consolas" w:eastAsia="Times New Roman" w:hAnsi="Consolas" w:cs="Times New Roman"/>
+          <w:color w:val="A709F5"/>
+          <w:sz w:val="20"/>
+          <w:szCs w:val="20"/>
+          <w:lang w:val="uk-UA"/>
+        </w:rPr>
+        <w:t>'Сови – миші'</w:t>
+      </w:r>
+      <w:r>
+        <w:rPr>
+          <w:rFonts w:ascii="Consolas" w:eastAsia="Times New Roman" w:hAnsi="Consolas" w:cs="Times New Roman"/>
+          <w:sz w:val="20"/>
+          <w:szCs w:val="20"/>
+          <w:lang w:val="uk-UA"/>
+        </w:rPr>
+        <w:t>};</w:t>
+      </w:r>
+    </w:p>
+    <w:p>
+      <w:pPr>
+        <w:spacing w:line="240" w:lineRule="auto"/>
+        <w:rPr>
+          <w:rFonts w:ascii="Consolas" w:eastAsia="Times New Roman" w:hAnsi="Consolas" w:cs="Times New Roman"/>
+          <w:sz w:val="20"/>
+          <w:szCs w:val="20"/>
+          <w:lang w:val="uk-UA"/>
+        </w:rPr>
+      </w:pPr>
+    </w:p>
+    <w:p>
+      <w:pPr>
+        <w:spacing w:line="240" w:lineRule="auto"/>
+        <w:rPr>
+          <w:rFonts w:ascii="Consolas" w:eastAsia="Times New Roman" w:hAnsi="Consolas" w:cs="Times New Roman"/>
+          <w:sz w:val="20"/>
+          <w:szCs w:val="20"/>
+          <w:lang w:val="uk-UA"/>
+        </w:rPr>
+      </w:pPr>
+      <w:r>
+        <w:rPr>
+          <w:rFonts w:ascii="Consolas" w:eastAsia="Times New Roman" w:hAnsi="Consolas" w:cs="Times New Roman"/>
+          <w:color w:val="008013"/>
+          <w:sz w:val="20"/>
+          <w:szCs w:val="20"/>
+          <w:lang w:val="uk-UA"/>
+        </w:rPr>
+        <w:t>% 2. Виберіть свій варіант (1…7)</w:t>
+      </w:r>
+    </w:p>
+    <w:p>
+      <w:pPr>
+        <w:spacing w:line="240" w:lineRule="auto"/>
+        <w:rPr>
+          <w:rFonts w:ascii="Consolas" w:eastAsia="Times New Roman" w:hAnsi="Consolas" w:cs="Times New Roman"/>
+          <w:sz w:val="20"/>
+          <w:szCs w:val="20"/>
+          <w:lang w:val="uk-UA"/>
+        </w:rPr>
+      </w:pPr>
+      <w:proofErr w:type="spellStart"/>
+      <w:r>
+        <w:rPr>
+          <w:rFonts w:ascii="Consolas" w:eastAsia="Times New Roman" w:hAnsi="Consolas" w:cs="Times New Roman"/>
+          <w:sz w:val="20"/>
+          <w:szCs w:val="20"/>
+          <w:lang w:val="uk-UA"/>
+        </w:rPr>
+        <w:t>variant</w:t>
+      </w:r>
+      <w:proofErr w:type="spellEnd"/>
+      <w:r>
+        <w:rPr>
+          <w:rFonts w:ascii="Consolas" w:eastAsia="Times New Roman" w:hAnsi="Consolas" w:cs="Times New Roman"/>
+          <w:sz w:val="20"/>
+          <w:szCs w:val="20"/>
+          <w:lang w:val="uk-UA"/>
+        </w:rPr>
+        <w:t xml:space="preserve"> = 1;                 </w:t>
+      </w:r>
+      <w:r>
+        <w:rPr>
+          <w:rFonts w:ascii="Consolas" w:eastAsia="Times New Roman" w:hAnsi="Consolas" w:cs="Times New Roman"/>
+          <w:color w:val="008013"/>
+          <w:sz w:val="20"/>
+          <w:szCs w:val="20"/>
+          <w:lang w:val="uk-UA"/>
+        </w:rPr>
+        <w:t>% ← змініть цифру, щоб узяти інший рядок</w:t>
+      </w:r>
+    </w:p>
+    <w:p>
+      <w:pPr>
+        <w:spacing w:line="240" w:lineRule="auto"/>
+        <w:rPr>
+          <w:rFonts w:ascii="Consolas" w:eastAsia="Times New Roman" w:hAnsi="Consolas" w:cs="Times New Roman"/>
+          <w:sz w:val="20"/>
+          <w:szCs w:val="20"/>
+          <w:lang w:val="uk-UA"/>
+        </w:rPr>
+      </w:pPr>
+      <w:proofErr w:type="spellStart"/>
+      <w:r>
+        <w:rPr>
+          <w:rFonts w:ascii="Consolas" w:eastAsia="Times New Roman" w:hAnsi="Consolas" w:cs="Times New Roman"/>
+          <w:sz w:val="20"/>
+          <w:szCs w:val="20"/>
+          <w:lang w:val="uk-UA"/>
+        </w:rPr>
+        <w:t>par</w:t>
+      </w:r>
+      <w:proofErr w:type="spellEnd"/>
+      <w:r>
+        <w:rPr>
+          <w:rFonts w:ascii="Consolas" w:eastAsia="Times New Roman" w:hAnsi="Consolas" w:cs="Times New Roman"/>
+          <w:sz w:val="20"/>
+          <w:szCs w:val="20"/>
+          <w:lang w:val="uk-UA"/>
+        </w:rPr>
+        <w:t xml:space="preserve"> = </w:t>
+      </w:r>
+      <w:proofErr w:type="spellStart"/>
+      <w:r>
+        <w:rPr>
+          <w:rFonts w:ascii="Consolas" w:eastAsia="Times New Roman" w:hAnsi="Consolas" w:cs="Times New Roman"/>
+          <w:sz w:val="20"/>
+          <w:szCs w:val="20"/>
+          <w:lang w:val="uk-UA"/>
+        </w:rPr>
+        <w:t>params</w:t>
+      </w:r>
+      <w:proofErr w:type="spellEnd"/>
+      <w:r>
+        <w:rPr>
+          <w:rFonts w:ascii="Consolas" w:eastAsia="Times New Roman" w:hAnsi="Consolas" w:cs="Times New Roman"/>
+          <w:sz w:val="20"/>
+          <w:szCs w:val="20"/>
+          <w:lang w:val="uk-UA"/>
+        </w:rPr>
+        <w:t>(</w:t>
+      </w:r>
+      <w:proofErr w:type="spellStart"/>
+      <w:r>
+        <w:rPr>
+          <w:rFonts w:ascii="Consolas" w:eastAsia="Times New Roman" w:hAnsi="Consolas" w:cs="Times New Roman"/>
+          <w:sz w:val="20"/>
+          <w:szCs w:val="20"/>
+          <w:lang w:val="uk-UA"/>
+        </w:rPr>
+        <w:t>variant</w:t>
+      </w:r>
+      <w:proofErr w:type="spellEnd"/>
+      <w:r>
+        <w:rPr>
+          <w:rFonts w:ascii="Consolas" w:eastAsia="Times New Roman" w:hAnsi="Consolas" w:cs="Times New Roman"/>
+          <w:sz w:val="20"/>
+          <w:szCs w:val="20"/>
+          <w:lang w:val="uk-UA"/>
+        </w:rPr>
+        <w:t>,:);</w:t>
+      </w:r>
+    </w:p>
+    <w:p>
+      <w:pPr>
+        <w:spacing w:line="240" w:lineRule="auto"/>
+        <w:rPr>
+          <w:rFonts w:ascii="Consolas" w:eastAsia="Times New Roman" w:hAnsi="Consolas" w:cs="Times New Roman"/>
+          <w:sz w:val="20"/>
+          <w:szCs w:val="20"/>
+          <w:lang w:val="uk-UA"/>
+        </w:rPr>
+      </w:pPr>
+      <w:proofErr w:type="spellStart"/>
+      <w:r>
+        <w:rPr>
+          <w:rFonts w:ascii="Consolas" w:eastAsia="Times New Roman" w:hAnsi="Consolas" w:cs="Times New Roman"/>
+          <w:sz w:val="20"/>
+          <w:szCs w:val="20"/>
+          <w:lang w:val="uk-UA"/>
+        </w:rPr>
+        <w:t>eps</w:t>
+      </w:r>
+      <w:proofErr w:type="spellEnd"/>
+      <w:r>
+        <w:rPr>
+          <w:rFonts w:ascii="Consolas" w:eastAsia="Times New Roman" w:hAnsi="Consolas" w:cs="Times New Roman"/>
+          <w:sz w:val="20"/>
+          <w:szCs w:val="20"/>
+          <w:lang w:val="uk-UA"/>
+        </w:rPr>
+        <w:t xml:space="preserve">  = </w:t>
+      </w:r>
+      <w:proofErr w:type="spellStart"/>
+      <w:r>
+        <w:rPr>
+          <w:rFonts w:ascii="Consolas" w:eastAsia="Times New Roman" w:hAnsi="Consolas" w:cs="Times New Roman"/>
+          <w:sz w:val="20"/>
+          <w:szCs w:val="20"/>
+          <w:lang w:val="uk-UA"/>
+        </w:rPr>
+        <w:t>par</w:t>
+      </w:r>
+      <w:proofErr w:type="spellEnd"/>
+      <w:r>
+        <w:rPr>
+          <w:rFonts w:ascii="Consolas" w:eastAsia="Times New Roman" w:hAnsi="Consolas" w:cs="Times New Roman"/>
+          <w:sz w:val="20"/>
+          <w:szCs w:val="20"/>
+          <w:lang w:val="uk-UA"/>
+        </w:rPr>
+        <w:t xml:space="preserve">(1);  </w:t>
+      </w:r>
+      <w:proofErr w:type="spellStart"/>
+      <w:r>
+        <w:rPr>
+          <w:rFonts w:ascii="Consolas" w:eastAsia="Times New Roman" w:hAnsi="Consolas" w:cs="Times New Roman"/>
+          <w:sz w:val="20"/>
+          <w:szCs w:val="20"/>
+          <w:lang w:val="uk-UA"/>
+        </w:rPr>
+        <w:t>beta</w:t>
+      </w:r>
+      <w:proofErr w:type="spellEnd"/>
+      <w:r>
+        <w:rPr>
+          <w:rFonts w:ascii="Consolas" w:eastAsia="Times New Roman" w:hAnsi="Consolas" w:cs="Times New Roman"/>
+          <w:sz w:val="20"/>
+          <w:szCs w:val="20"/>
+          <w:lang w:val="uk-UA"/>
+        </w:rPr>
+        <w:t xml:space="preserve"> = </w:t>
+      </w:r>
+      <w:proofErr w:type="spellStart"/>
+      <w:r>
+        <w:rPr>
+          <w:rFonts w:ascii="Consolas" w:eastAsia="Times New Roman" w:hAnsi="Consolas" w:cs="Times New Roman"/>
+          <w:sz w:val="20"/>
+          <w:szCs w:val="20"/>
+          <w:lang w:val="uk-UA"/>
+        </w:rPr>
+        <w:t>par</w:t>
+      </w:r>
+      <w:proofErr w:type="spellEnd"/>
+      <w:r>
+        <w:rPr>
+          <w:rFonts w:ascii="Consolas" w:eastAsia="Times New Roman" w:hAnsi="Consolas" w:cs="Times New Roman"/>
+          <w:sz w:val="20"/>
+          <w:szCs w:val="20"/>
+          <w:lang w:val="uk-UA"/>
+        </w:rPr>
+        <w:t>(2);</w:t>
+      </w:r>
+    </w:p>
+    <w:p>
+      <w:pPr>
+        <w:spacing w:line="240" w:lineRule="auto"/>
+        <w:rPr>
+          <w:rFonts w:ascii="Consolas" w:eastAsia="Times New Roman" w:hAnsi="Consolas" w:cs="Times New Roman"/>
+          <w:sz w:val="20"/>
+          <w:szCs w:val="20"/>
+          <w:lang w:val="uk-UA"/>
+        </w:rPr>
+      </w:pPr>
+      <w:proofErr w:type="spellStart"/>
+      <w:r>
+        <w:rPr>
+          <w:rFonts w:ascii="Consolas" w:eastAsia="Times New Roman" w:hAnsi="Consolas" w:cs="Times New Roman"/>
+          <w:sz w:val="20"/>
+          <w:szCs w:val="20"/>
+          <w:lang w:val="uk-UA"/>
+        </w:rPr>
+        <w:t>alpha</w:t>
+      </w:r>
+      <w:proofErr w:type="spellEnd"/>
+      <w:r>
+        <w:rPr>
+          <w:rFonts w:ascii="Consolas" w:eastAsia="Times New Roman" w:hAnsi="Consolas" w:cs="Times New Roman"/>
+          <w:sz w:val="20"/>
+          <w:szCs w:val="20"/>
+          <w:lang w:val="uk-UA"/>
+        </w:rPr>
+        <w:t xml:space="preserve">= </w:t>
+      </w:r>
+      <w:proofErr w:type="spellStart"/>
+      <w:r>
+        <w:rPr>
+          <w:rFonts w:ascii="Consolas" w:eastAsia="Times New Roman" w:hAnsi="Consolas" w:cs="Times New Roman"/>
+          <w:sz w:val="20"/>
+          <w:szCs w:val="20"/>
+          <w:lang w:val="uk-UA"/>
+        </w:rPr>
+        <w:t>par</w:t>
+      </w:r>
+      <w:proofErr w:type="spellEnd"/>
+      <w:r>
+        <w:rPr>
+          <w:rFonts w:ascii="Consolas" w:eastAsia="Times New Roman" w:hAnsi="Consolas" w:cs="Times New Roman"/>
+          <w:sz w:val="20"/>
+          <w:szCs w:val="20"/>
+          <w:lang w:val="uk-UA"/>
+        </w:rPr>
+        <w:t xml:space="preserve">(3);  </w:t>
+      </w:r>
+      <w:proofErr w:type="spellStart"/>
+      <w:r>
+        <w:rPr>
+          <w:rFonts w:ascii="Consolas" w:eastAsia="Times New Roman" w:hAnsi="Consolas" w:cs="Times New Roman"/>
+          <w:sz w:val="20"/>
+          <w:szCs w:val="20"/>
+          <w:lang w:val="uk-UA"/>
+        </w:rPr>
+        <w:t>delta</w:t>
+      </w:r>
+      <w:proofErr w:type="spellEnd"/>
+      <w:r>
+        <w:rPr>
+          <w:rFonts w:ascii="Consolas" w:eastAsia="Times New Roman" w:hAnsi="Consolas" w:cs="Times New Roman"/>
+          <w:sz w:val="20"/>
+          <w:szCs w:val="20"/>
+          <w:lang w:val="uk-UA"/>
+        </w:rPr>
+        <w:t xml:space="preserve">= </w:t>
+      </w:r>
+      <w:proofErr w:type="spellStart"/>
+      <w:r>
+        <w:rPr>
+          <w:rFonts w:ascii="Consolas" w:eastAsia="Times New Roman" w:hAnsi="Consolas" w:cs="Times New Roman"/>
+          <w:sz w:val="20"/>
+          <w:szCs w:val="20"/>
+          <w:lang w:val="uk-UA"/>
+        </w:rPr>
+        <w:t>par</w:t>
+      </w:r>
+      <w:proofErr w:type="spellEnd"/>
+      <w:r>
+        <w:rPr>
+          <w:rFonts w:ascii="Consolas" w:eastAsia="Times New Roman" w:hAnsi="Consolas" w:cs="Times New Roman"/>
+          <w:sz w:val="20"/>
+          <w:szCs w:val="20"/>
+          <w:lang w:val="uk-UA"/>
+        </w:rPr>
+        <w:t>(4);</w:t>
+      </w:r>
+    </w:p>
+    <w:p>
+      <w:pPr>
+        <w:spacing w:line="240" w:lineRule="auto"/>
+        <w:rPr>
+          <w:rFonts w:ascii="Consolas" w:eastAsia="Times New Roman" w:hAnsi="Consolas" w:cs="Times New Roman"/>
+          <w:sz w:val="20"/>
+          <w:szCs w:val="20"/>
+          <w:lang w:val="uk-UA"/>
+        </w:rPr>
+      </w:pPr>
+    </w:p>
+    <w:p>
+      <w:pPr>
+        <w:spacing w:line="240" w:lineRule="auto"/>
+        <w:rPr>
+          <w:rFonts w:ascii="Consolas" w:eastAsia="Times New Roman" w:hAnsi="Consolas" w:cs="Times New Roman"/>
+          <w:sz w:val="20"/>
+          <w:szCs w:val="20"/>
+          <w:lang w:val="uk-UA"/>
+        </w:rPr>
+      </w:pPr>
+      <w:r>
+        <w:rPr>
+          <w:rFonts w:ascii="Consolas" w:eastAsia="Times New Roman" w:hAnsi="Consolas" w:cs="Times New Roman"/>
+          <w:color w:val="008013"/>
+          <w:sz w:val="20"/>
+          <w:szCs w:val="20"/>
+          <w:lang w:val="uk-UA"/>
+        </w:rPr>
+        <w:t>% 3. Початкові умови та час інтегрування</w:t>
+      </w:r>
+    </w:p>
+    <w:p>
+      <w:pPr>
+        <w:spacing w:line="240" w:lineRule="auto"/>
+        <w:rPr>
+          <w:rFonts w:ascii="Consolas" w:eastAsia="Times New Roman" w:hAnsi="Consolas" w:cs="Times New Roman"/>
+          <w:sz w:val="20"/>
+          <w:szCs w:val="20"/>
+          <w:lang w:val="uk-UA"/>
+        </w:rPr>
+      </w:pPr>
+      <w:r>
+        <w:rPr>
+          <w:rFonts w:ascii="Consolas" w:eastAsia="Times New Roman" w:hAnsi="Consolas" w:cs="Times New Roman"/>
+          <w:sz w:val="20"/>
+          <w:szCs w:val="20"/>
+          <w:lang w:val="uk-UA"/>
+        </w:rPr>
+        <w:t xml:space="preserve">x0 = 1000;          </w:t>
+      </w:r>
+      <w:r>
+        <w:rPr>
+          <w:rFonts w:ascii="Consolas" w:eastAsia="Times New Roman" w:hAnsi="Consolas" w:cs="Times New Roman"/>
+          <w:color w:val="008013"/>
+          <w:sz w:val="20"/>
+          <w:szCs w:val="20"/>
+          <w:lang w:val="uk-UA"/>
+        </w:rPr>
+        <w:t>% початкова чисельність жертв</w:t>
+      </w:r>
+    </w:p>
+    <w:p>
+      <w:pPr>
+        <w:spacing w:line="240" w:lineRule="auto"/>
+        <w:rPr>
+          <w:rFonts w:ascii="Consolas" w:eastAsia="Times New Roman" w:hAnsi="Consolas" w:cs="Times New Roman"/>
+          <w:sz w:val="20"/>
+          <w:szCs w:val="20"/>
+          <w:lang w:val="uk-UA"/>
+        </w:rPr>
+      </w:pPr>
+      <w:r>
+        <w:rPr>
+          <w:rFonts w:ascii="Consolas" w:eastAsia="Times New Roman" w:hAnsi="Consolas" w:cs="Times New Roman"/>
+          <w:sz w:val="20"/>
+          <w:szCs w:val="20"/>
+          <w:lang w:val="uk-UA"/>
+        </w:rPr>
+        <w:t xml:space="preserve">y0 =  50;           </w:t>
+      </w:r>
+      <w:r>
+        <w:rPr>
+          <w:rFonts w:ascii="Consolas" w:eastAsia="Times New Roman" w:hAnsi="Consolas" w:cs="Times New Roman"/>
+          <w:color w:val="008013"/>
+          <w:sz w:val="20"/>
+          <w:szCs w:val="20"/>
+          <w:lang w:val="uk-UA"/>
+        </w:rPr>
+        <w:t>% початкова чисельність хижаків</w:t>
+      </w:r>
+    </w:p>
+    <w:p>
+      <w:pPr>
+        <w:spacing w:line="240" w:lineRule="auto"/>
+        <w:rPr>
+          <w:rFonts w:ascii="Consolas" w:eastAsia="Times New Roman" w:hAnsi="Consolas" w:cs="Times New Roman"/>
+          <w:sz w:val="20"/>
+          <w:szCs w:val="20"/>
+          <w:lang w:val="uk-UA"/>
+        </w:rPr>
+      </w:pPr>
+      <w:r>
+        <w:rPr>
+          <w:rFonts w:ascii="Consolas" w:eastAsia="Times New Roman" w:hAnsi="Consolas" w:cs="Times New Roman"/>
+          <w:sz w:val="20"/>
+          <w:szCs w:val="20"/>
+          <w:lang w:val="uk-UA"/>
+        </w:rPr>
+        <w:t>y0vec = [x0; y0];</w:t>
+      </w:r>
+    </w:p>
+    <w:p>
+      <w:pPr>
+        <w:spacing w:line="240" w:lineRule="auto"/>
+        <w:rPr>
+          <w:rFonts w:ascii="Consolas" w:eastAsia="Times New Roman" w:hAnsi="Consolas" w:cs="Times New Roman"/>
+          <w:sz w:val="20"/>
+          <w:szCs w:val="20"/>
+          <w:lang w:val="uk-UA"/>
+        </w:rPr>
+      </w:pPr>
+    </w:p>
+    <w:p>
+      <w:pPr>
+        <w:spacing w:line="240" w:lineRule="auto"/>
+        <w:rPr>
+          <w:rFonts w:ascii="Consolas" w:eastAsia="Times New Roman" w:hAnsi="Consolas" w:cs="Times New Roman"/>
+          <w:sz w:val="20"/>
+          <w:szCs w:val="20"/>
+          <w:lang w:val="uk-UA"/>
+        </w:rPr>
+      </w:pPr>
+      <w:proofErr w:type="spellStart"/>
+      <w:r>
+        <w:rPr>
+          <w:rFonts w:ascii="Consolas" w:eastAsia="Times New Roman" w:hAnsi="Consolas" w:cs="Times New Roman"/>
+          <w:sz w:val="20"/>
+          <w:szCs w:val="20"/>
+          <w:lang w:val="uk-UA"/>
+        </w:rPr>
+        <w:t>tEnd</w:t>
+      </w:r>
+      <w:proofErr w:type="spellEnd"/>
+      <w:r>
+        <w:rPr>
+          <w:rFonts w:ascii="Consolas" w:eastAsia="Times New Roman" w:hAnsi="Consolas" w:cs="Times New Roman"/>
+          <w:sz w:val="20"/>
+          <w:szCs w:val="20"/>
+          <w:lang w:val="uk-UA"/>
+        </w:rPr>
+        <w:t xml:space="preserve">  = 150;        </w:t>
+      </w:r>
+      <w:r>
+        <w:rPr>
+          <w:rFonts w:ascii="Consolas" w:eastAsia="Times New Roman" w:hAnsi="Consolas" w:cs="Times New Roman"/>
+          <w:color w:val="008013"/>
+          <w:sz w:val="20"/>
+          <w:szCs w:val="20"/>
+          <w:lang w:val="uk-UA"/>
+        </w:rPr>
+        <w:t>% 150 років / поколінь</w:t>
+      </w:r>
+    </w:p>
+    <w:p>
+      <w:pPr>
+        <w:spacing w:line="240" w:lineRule="auto"/>
+        <w:rPr>
+          <w:rFonts w:ascii="Consolas" w:eastAsia="Times New Roman" w:hAnsi="Consolas" w:cs="Times New Roman"/>
+          <w:sz w:val="20"/>
+          <w:szCs w:val="20"/>
+          <w:lang w:val="uk-UA"/>
+        </w:rPr>
+      </w:pPr>
+      <w:proofErr w:type="spellStart"/>
+      <w:r>
+        <w:rPr>
+          <w:rFonts w:ascii="Consolas" w:eastAsia="Times New Roman" w:hAnsi="Consolas" w:cs="Times New Roman"/>
+          <w:sz w:val="20"/>
+          <w:szCs w:val="20"/>
+          <w:lang w:val="uk-UA"/>
+        </w:rPr>
+        <w:t>tspan</w:t>
+      </w:r>
+      <w:proofErr w:type="spellEnd"/>
+      <w:r>
+        <w:rPr>
+          <w:rFonts w:ascii="Consolas" w:eastAsia="Times New Roman" w:hAnsi="Consolas" w:cs="Times New Roman"/>
+          <w:sz w:val="20"/>
+          <w:szCs w:val="20"/>
+          <w:lang w:val="uk-UA"/>
+        </w:rPr>
+        <w:t xml:space="preserve"> = </w:t>
+      </w:r>
+      <w:proofErr w:type="spellStart"/>
+      <w:r>
+        <w:rPr>
+          <w:rFonts w:ascii="Consolas" w:eastAsia="Times New Roman" w:hAnsi="Consolas" w:cs="Times New Roman"/>
+          <w:sz w:val="20"/>
+          <w:szCs w:val="20"/>
+          <w:lang w:val="uk-UA"/>
+        </w:rPr>
+        <w:t>linspace</w:t>
+      </w:r>
+      <w:proofErr w:type="spellEnd"/>
+      <w:r>
+        <w:rPr>
+          <w:rFonts w:ascii="Consolas" w:eastAsia="Times New Roman" w:hAnsi="Consolas" w:cs="Times New Roman"/>
+          <w:sz w:val="20"/>
+          <w:szCs w:val="20"/>
+          <w:lang w:val="uk-UA"/>
+        </w:rPr>
+        <w:t xml:space="preserve">(0, </w:t>
+      </w:r>
+      <w:proofErr w:type="spellStart"/>
+      <w:r>
+        <w:rPr>
+          <w:rFonts w:ascii="Consolas" w:eastAsia="Times New Roman" w:hAnsi="Consolas" w:cs="Times New Roman"/>
+          <w:sz w:val="20"/>
+          <w:szCs w:val="20"/>
+          <w:lang w:val="uk-UA"/>
+        </w:rPr>
+        <w:t>tEnd</w:t>
+      </w:r>
+      <w:proofErr w:type="spellEnd"/>
+      <w:r>
+        <w:rPr>
+          <w:rFonts w:ascii="Consolas" w:eastAsia="Times New Roman" w:hAnsi="Consolas" w:cs="Times New Roman"/>
+          <w:sz w:val="20"/>
+          <w:szCs w:val="20"/>
+          <w:lang w:val="uk-UA"/>
+        </w:rPr>
+        <w:t>, 2000);</w:t>
+      </w:r>
+    </w:p>
+    <w:p>
+      <w:pPr>
+        <w:spacing w:line="240" w:lineRule="auto"/>
+        <w:rPr>
+          <w:rFonts w:ascii="Consolas" w:eastAsia="Times New Roman" w:hAnsi="Consolas" w:cs="Times New Roman"/>
+          <w:sz w:val="20"/>
+          <w:szCs w:val="20"/>
+          <w:lang w:val="uk-UA"/>
+        </w:rPr>
+      </w:pPr>
+    </w:p>
+    <w:p>
+      <w:pPr>
+        <w:spacing w:line="240" w:lineRule="auto"/>
+        <w:rPr>
+          <w:rFonts w:ascii="Consolas" w:eastAsia="Times New Roman" w:hAnsi="Consolas" w:cs="Times New Roman"/>
+          <w:sz w:val="20"/>
+          <w:szCs w:val="20"/>
+          <w:lang w:val="uk-UA"/>
+        </w:rPr>
+      </w:pPr>
+      <w:r>
+        <w:rPr>
+          <w:rFonts w:ascii="Consolas" w:eastAsia="Times New Roman" w:hAnsi="Consolas" w:cs="Times New Roman"/>
+          <w:color w:val="008013"/>
+          <w:sz w:val="20"/>
+          <w:szCs w:val="20"/>
+          <w:lang w:val="uk-UA"/>
+        </w:rPr>
+        <w:t>% 4. ОДУ</w:t>
+      </w:r>
+    </w:p>
+    <w:p>
+      <w:pPr>
+        <w:spacing w:line="240" w:lineRule="auto"/>
+        <w:rPr>
+          <w:rFonts w:ascii="Consolas" w:eastAsia="Times New Roman" w:hAnsi="Consolas" w:cs="Times New Roman"/>
+          <w:sz w:val="20"/>
+          <w:szCs w:val="20"/>
+          <w:lang w:val="uk-UA"/>
+        </w:rPr>
+      </w:pPr>
+      <w:r>
+        <w:rPr>
+          <w:rFonts w:ascii="Consolas" w:eastAsia="Times New Roman" w:hAnsi="Consolas" w:cs="Times New Roman"/>
+          <w:sz w:val="20"/>
+          <w:szCs w:val="20"/>
+          <w:lang w:val="uk-UA"/>
+        </w:rPr>
+        <w:t xml:space="preserve">LV = @(t,y) [  </w:t>
+      </w:r>
+      <w:proofErr w:type="spellStart"/>
+      <w:r>
+        <w:rPr>
+          <w:rFonts w:ascii="Consolas" w:eastAsia="Times New Roman" w:hAnsi="Consolas" w:cs="Times New Roman"/>
+          <w:sz w:val="20"/>
+          <w:szCs w:val="20"/>
+          <w:lang w:val="uk-UA"/>
+        </w:rPr>
+        <w:t>eps</w:t>
+      </w:r>
+      <w:proofErr w:type="spellEnd"/>
+      <w:r>
+        <w:rPr>
+          <w:rFonts w:ascii="Consolas" w:eastAsia="Times New Roman" w:hAnsi="Consolas" w:cs="Times New Roman"/>
+          <w:sz w:val="20"/>
+          <w:szCs w:val="20"/>
+          <w:lang w:val="uk-UA"/>
+        </w:rPr>
+        <w:t xml:space="preserve">*y(1) - </w:t>
+      </w:r>
+      <w:proofErr w:type="spellStart"/>
+      <w:r>
+        <w:rPr>
+          <w:rFonts w:ascii="Consolas" w:eastAsia="Times New Roman" w:hAnsi="Consolas" w:cs="Times New Roman"/>
+          <w:sz w:val="20"/>
+          <w:szCs w:val="20"/>
+          <w:lang w:val="uk-UA"/>
+        </w:rPr>
+        <w:t>alpha</w:t>
+      </w:r>
+      <w:proofErr w:type="spellEnd"/>
+      <w:r>
+        <w:rPr>
+          <w:rFonts w:ascii="Consolas" w:eastAsia="Times New Roman" w:hAnsi="Consolas" w:cs="Times New Roman"/>
+          <w:sz w:val="20"/>
+          <w:szCs w:val="20"/>
+          <w:lang w:val="uk-UA"/>
+        </w:rPr>
+        <w:t xml:space="preserve">*y(1)*y(2);     </w:t>
+      </w:r>
+      <w:r>
+        <w:rPr>
+          <w:rFonts w:ascii="Consolas" w:eastAsia="Times New Roman" w:hAnsi="Consolas" w:cs="Times New Roman"/>
+          <w:color w:val="008013"/>
+          <w:sz w:val="20"/>
+          <w:szCs w:val="20"/>
+          <w:lang w:val="uk-UA"/>
+        </w:rPr>
+        <w:t>% dx/</w:t>
+      </w:r>
+      <w:proofErr w:type="spellStart"/>
+      <w:r>
+        <w:rPr>
+          <w:rFonts w:ascii="Consolas" w:eastAsia="Times New Roman" w:hAnsi="Consolas" w:cs="Times New Roman"/>
+          <w:color w:val="008013"/>
+          <w:sz w:val="20"/>
+          <w:szCs w:val="20"/>
+          <w:lang w:val="uk-UA"/>
+        </w:rPr>
+        <w:t>dt</w:t>
+      </w:r>
+      <w:proofErr w:type="spellEnd"/>
+    </w:p>
+    <w:p>
+      <w:pPr>
+        <w:spacing w:line="240" w:lineRule="auto"/>
+        <w:rPr>
+          <w:rFonts w:ascii="Consolas" w:eastAsia="Times New Roman" w:hAnsi="Consolas" w:cs="Times New Roman"/>
+          <w:sz w:val="20"/>
+          <w:szCs w:val="20"/>
+          <w:lang w:val="uk-UA"/>
+        </w:rPr>
+      </w:pPr>
+      <w:r>
+        <w:rPr>
+          <w:rFonts w:ascii="Consolas" w:eastAsia="Times New Roman" w:hAnsi="Consolas" w:cs="Times New Roman"/>
+          <w:sz w:val="20"/>
+          <w:szCs w:val="20"/>
+          <w:lang w:val="uk-UA"/>
+        </w:rPr>
+        <w:t xml:space="preserve">              </w:t>
+      </w:r>
+      <w:proofErr w:type="spellStart"/>
+      <w:r>
+        <w:rPr>
+          <w:rFonts w:ascii="Consolas" w:eastAsia="Times New Roman" w:hAnsi="Consolas" w:cs="Times New Roman"/>
+          <w:sz w:val="20"/>
+          <w:szCs w:val="20"/>
+          <w:lang w:val="uk-UA"/>
+        </w:rPr>
+        <w:t>beta</w:t>
+      </w:r>
+      <w:proofErr w:type="spellEnd"/>
+      <w:r>
+        <w:rPr>
+          <w:rFonts w:ascii="Consolas" w:eastAsia="Times New Roman" w:hAnsi="Consolas" w:cs="Times New Roman"/>
+          <w:sz w:val="20"/>
+          <w:szCs w:val="20"/>
+          <w:lang w:val="uk-UA"/>
+        </w:rPr>
+        <w:t xml:space="preserve">*y(1)*y(2) - </w:t>
+      </w:r>
+      <w:proofErr w:type="spellStart"/>
+      <w:r>
+        <w:rPr>
+          <w:rFonts w:ascii="Consolas" w:eastAsia="Times New Roman" w:hAnsi="Consolas" w:cs="Times New Roman"/>
+          <w:sz w:val="20"/>
+          <w:szCs w:val="20"/>
+          <w:lang w:val="uk-UA"/>
+        </w:rPr>
+        <w:t>delta</w:t>
+      </w:r>
+      <w:proofErr w:type="spellEnd"/>
+      <w:r>
+        <w:rPr>
+          <w:rFonts w:ascii="Consolas" w:eastAsia="Times New Roman" w:hAnsi="Consolas" w:cs="Times New Roman"/>
+          <w:sz w:val="20"/>
+          <w:szCs w:val="20"/>
+          <w:lang w:val="uk-UA"/>
+        </w:rPr>
+        <w:t xml:space="preserve">*y(2) ];   </w:t>
+      </w:r>
+      <w:r>
+        <w:rPr>
+          <w:rFonts w:ascii="Consolas" w:eastAsia="Times New Roman" w:hAnsi="Consolas" w:cs="Times New Roman"/>
+          <w:color w:val="008013"/>
+          <w:sz w:val="20"/>
+          <w:szCs w:val="20"/>
+          <w:lang w:val="uk-UA"/>
+        </w:rPr>
+        <w:t xml:space="preserve">% </w:t>
+      </w:r>
+      <w:proofErr w:type="spellStart"/>
+      <w:r>
+        <w:rPr>
+          <w:rFonts w:ascii="Consolas" w:eastAsia="Times New Roman" w:hAnsi="Consolas" w:cs="Times New Roman"/>
+          <w:color w:val="008013"/>
+          <w:sz w:val="20"/>
+          <w:szCs w:val="20"/>
+          <w:lang w:val="uk-UA"/>
+        </w:rPr>
+        <w:t>dy</w:t>
+      </w:r>
+      <w:proofErr w:type="spellEnd"/>
+      <w:r>
+        <w:rPr>
+          <w:rFonts w:ascii="Consolas" w:eastAsia="Times New Roman" w:hAnsi="Consolas" w:cs="Times New Roman"/>
+          <w:color w:val="008013"/>
+          <w:sz w:val="20"/>
+          <w:szCs w:val="20"/>
+          <w:lang w:val="uk-UA"/>
+        </w:rPr>
+        <w:t>/</w:t>
+      </w:r>
+      <w:proofErr w:type="spellStart"/>
+      <w:r>
+        <w:rPr>
+          <w:rFonts w:ascii="Consolas" w:eastAsia="Times New Roman" w:hAnsi="Consolas" w:cs="Times New Roman"/>
+          <w:color w:val="008013"/>
+          <w:sz w:val="20"/>
+          <w:szCs w:val="20"/>
+          <w:lang w:val="uk-UA"/>
+        </w:rPr>
+        <w:t>dt</w:t>
+      </w:r>
+      <w:proofErr w:type="spellEnd"/>
+    </w:p>
+    <w:p>
+      <w:pPr>
+        <w:spacing w:line="240" w:lineRule="auto"/>
+        <w:rPr>
+          <w:rFonts w:ascii="Consolas" w:eastAsia="Times New Roman" w:hAnsi="Consolas" w:cs="Times New Roman"/>
+          <w:sz w:val="20"/>
+          <w:szCs w:val="20"/>
+          <w:lang w:val="uk-UA"/>
+        </w:rPr>
+      </w:pPr>
+    </w:p>
+    <w:p>
+      <w:pPr>
+        <w:spacing w:line="240" w:lineRule="auto"/>
+        <w:rPr>
+          <w:rFonts w:ascii="Consolas" w:eastAsia="Times New Roman" w:hAnsi="Consolas" w:cs="Times New Roman"/>
+          <w:sz w:val="20"/>
+          <w:szCs w:val="20"/>
+          <w:lang w:val="uk-UA"/>
+        </w:rPr>
+      </w:pPr>
+      <w:r>
+        <w:rPr>
+          <w:rFonts w:ascii="Consolas" w:eastAsia="Times New Roman" w:hAnsi="Consolas" w:cs="Times New Roman"/>
+          <w:color w:val="008013"/>
+          <w:sz w:val="20"/>
+          <w:szCs w:val="20"/>
+          <w:lang w:val="uk-UA"/>
+        </w:rPr>
+        <w:t>% 5. Чисельне інтегрування</w:t>
+      </w:r>
+    </w:p>
+    <w:p>
+      <w:pPr>
+        <w:spacing w:line="240" w:lineRule="auto"/>
+        <w:rPr>
+          <w:rFonts w:ascii="Consolas" w:eastAsia="Times New Roman" w:hAnsi="Consolas" w:cs="Times New Roman"/>
+          <w:sz w:val="20"/>
+          <w:szCs w:val="20"/>
+          <w:lang w:val="uk-UA"/>
+        </w:rPr>
+      </w:pPr>
+      <w:proofErr w:type="spellStart"/>
+      <w:r>
+        <w:rPr>
+          <w:rFonts w:ascii="Consolas" w:eastAsia="Times New Roman" w:hAnsi="Consolas" w:cs="Times New Roman"/>
+          <w:sz w:val="20"/>
+          <w:szCs w:val="20"/>
+          <w:lang w:val="uk-UA"/>
+        </w:rPr>
+        <w:t>opts</w:t>
+      </w:r>
+      <w:proofErr w:type="spellEnd"/>
+      <w:r>
+        <w:rPr>
+          <w:rFonts w:ascii="Consolas" w:eastAsia="Times New Roman" w:hAnsi="Consolas" w:cs="Times New Roman"/>
+          <w:sz w:val="20"/>
+          <w:szCs w:val="20"/>
+          <w:lang w:val="uk-UA"/>
+        </w:rPr>
+        <w:t xml:space="preserve"> = </w:t>
+      </w:r>
+      <w:proofErr w:type="spellStart"/>
+      <w:r>
+        <w:rPr>
+          <w:rFonts w:ascii="Consolas" w:eastAsia="Times New Roman" w:hAnsi="Consolas" w:cs="Times New Roman"/>
+          <w:sz w:val="20"/>
+          <w:szCs w:val="20"/>
+          <w:lang w:val="uk-UA"/>
+        </w:rPr>
+        <w:t>odeset</w:t>
+      </w:r>
+      <w:proofErr w:type="spellEnd"/>
+      <w:r>
+        <w:rPr>
+          <w:rFonts w:ascii="Consolas" w:eastAsia="Times New Roman" w:hAnsi="Consolas" w:cs="Times New Roman"/>
+          <w:sz w:val="20"/>
+          <w:szCs w:val="20"/>
+          <w:lang w:val="uk-UA"/>
+        </w:rPr>
+        <w:t>(</w:t>
+      </w:r>
+      <w:r>
+        <w:rPr>
+          <w:rFonts w:ascii="Consolas" w:eastAsia="Times New Roman" w:hAnsi="Consolas" w:cs="Times New Roman"/>
+          <w:color w:val="A709F5"/>
+          <w:sz w:val="20"/>
+          <w:szCs w:val="20"/>
+          <w:lang w:val="uk-UA"/>
+        </w:rPr>
+        <w:t>'RelTol'</w:t>
+      </w:r>
+      <w:r>
+        <w:rPr>
+          <w:rFonts w:ascii="Consolas" w:eastAsia="Times New Roman" w:hAnsi="Consolas" w:cs="Times New Roman"/>
+          <w:sz w:val="20"/>
+          <w:szCs w:val="20"/>
+          <w:lang w:val="uk-UA"/>
+        </w:rPr>
+        <w:t>,1e-8,</w:t>
+      </w:r>
+      <w:r>
+        <w:rPr>
+          <w:rFonts w:ascii="Consolas" w:eastAsia="Times New Roman" w:hAnsi="Consolas" w:cs="Times New Roman"/>
+          <w:color w:val="A709F5"/>
+          <w:sz w:val="20"/>
+          <w:szCs w:val="20"/>
+          <w:lang w:val="uk-UA"/>
+        </w:rPr>
+        <w:t>'AbsTol'</w:t>
+      </w:r>
+      <w:r>
+        <w:rPr>
+          <w:rFonts w:ascii="Consolas" w:eastAsia="Times New Roman" w:hAnsi="Consolas" w:cs="Times New Roman"/>
+          <w:sz w:val="20"/>
+          <w:szCs w:val="20"/>
+          <w:lang w:val="uk-UA"/>
+        </w:rPr>
+        <w:t>,1e-10);</w:t>
+      </w:r>
+    </w:p>
+    <w:p>
+      <w:pPr>
+        <w:spacing w:line="240" w:lineRule="auto"/>
+        <w:rPr>
+          <w:rFonts w:ascii="Consolas" w:eastAsia="Times New Roman" w:hAnsi="Consolas" w:cs="Times New Roman"/>
+          <w:sz w:val="20"/>
+          <w:szCs w:val="20"/>
+          <w:lang w:val="uk-UA"/>
+        </w:rPr>
+      </w:pPr>
+      <w:r>
+        <w:rPr>
+          <w:rFonts w:ascii="Consolas" w:eastAsia="Times New Roman" w:hAnsi="Consolas" w:cs="Times New Roman"/>
+          <w:sz w:val="20"/>
+          <w:szCs w:val="20"/>
+          <w:lang w:val="uk-UA"/>
+        </w:rPr>
+        <w:t>[</w:t>
+      </w:r>
+      <w:proofErr w:type="spellStart"/>
+      <w:r>
+        <w:rPr>
+          <w:rFonts w:ascii="Consolas" w:eastAsia="Times New Roman" w:hAnsi="Consolas" w:cs="Times New Roman"/>
+          <w:sz w:val="20"/>
+          <w:szCs w:val="20"/>
+          <w:lang w:val="uk-UA"/>
+        </w:rPr>
+        <w:t>t,sol</w:t>
+      </w:r>
+      <w:proofErr w:type="spellEnd"/>
+      <w:r>
+        <w:rPr>
+          <w:rFonts w:ascii="Consolas" w:eastAsia="Times New Roman" w:hAnsi="Consolas" w:cs="Times New Roman"/>
+          <w:sz w:val="20"/>
+          <w:szCs w:val="20"/>
+          <w:lang w:val="uk-UA"/>
+        </w:rPr>
+        <w:t xml:space="preserve">] = ode45(LV, </w:t>
+      </w:r>
+      <w:proofErr w:type="spellStart"/>
+      <w:r>
+        <w:rPr>
+          <w:rFonts w:ascii="Consolas" w:eastAsia="Times New Roman" w:hAnsi="Consolas" w:cs="Times New Roman"/>
+          <w:sz w:val="20"/>
+          <w:szCs w:val="20"/>
+          <w:lang w:val="uk-UA"/>
+        </w:rPr>
+        <w:t>tspan</w:t>
+      </w:r>
+      <w:proofErr w:type="spellEnd"/>
+      <w:r>
+        <w:rPr>
+          <w:rFonts w:ascii="Consolas" w:eastAsia="Times New Roman" w:hAnsi="Consolas" w:cs="Times New Roman"/>
+          <w:sz w:val="20"/>
+          <w:szCs w:val="20"/>
+          <w:lang w:val="uk-UA"/>
+        </w:rPr>
+        <w:t xml:space="preserve">, y0vec, </w:t>
+      </w:r>
+      <w:proofErr w:type="spellStart"/>
+      <w:r>
+        <w:rPr>
+          <w:rFonts w:ascii="Consolas" w:eastAsia="Times New Roman" w:hAnsi="Consolas" w:cs="Times New Roman"/>
+          <w:sz w:val="20"/>
+          <w:szCs w:val="20"/>
+          <w:lang w:val="uk-UA"/>
+        </w:rPr>
+        <w:t>opts</w:t>
+      </w:r>
+      <w:proofErr w:type="spellEnd"/>
+      <w:r>
+        <w:rPr>
+          <w:rFonts w:ascii="Consolas" w:eastAsia="Times New Roman" w:hAnsi="Consolas" w:cs="Times New Roman"/>
+          <w:sz w:val="20"/>
+          <w:szCs w:val="20"/>
+          <w:lang w:val="uk-UA"/>
+        </w:rPr>
+        <w:t>);</w:t>
+      </w:r>
+    </w:p>
+    <w:p>
+      <w:pPr>
+        <w:spacing w:line="240" w:lineRule="auto"/>
+        <w:rPr>
+          <w:rFonts w:ascii="Consolas" w:eastAsia="Times New Roman" w:hAnsi="Consolas" w:cs="Times New Roman"/>
+          <w:sz w:val="20"/>
+          <w:szCs w:val="20"/>
+          <w:lang w:val="uk-UA"/>
+        </w:rPr>
+      </w:pPr>
+      <w:r>
+        <w:rPr>
+          <w:rFonts w:ascii="Consolas" w:eastAsia="Times New Roman" w:hAnsi="Consolas" w:cs="Times New Roman"/>
+          <w:sz w:val="20"/>
+          <w:szCs w:val="20"/>
+          <w:lang w:val="uk-UA"/>
+        </w:rPr>
+        <w:t xml:space="preserve">x = </w:t>
+      </w:r>
+      <w:proofErr w:type="spellStart"/>
+      <w:r>
+        <w:rPr>
+          <w:rFonts w:ascii="Consolas" w:eastAsia="Times New Roman" w:hAnsi="Consolas" w:cs="Times New Roman"/>
+          <w:sz w:val="20"/>
+          <w:szCs w:val="20"/>
+          <w:lang w:val="uk-UA"/>
+        </w:rPr>
+        <w:t>sol</w:t>
+      </w:r>
+      <w:proofErr w:type="spellEnd"/>
+      <w:r>
+        <w:rPr>
+          <w:rFonts w:ascii="Consolas" w:eastAsia="Times New Roman" w:hAnsi="Consolas" w:cs="Times New Roman"/>
+          <w:sz w:val="20"/>
+          <w:szCs w:val="20"/>
+          <w:lang w:val="uk-UA"/>
+        </w:rPr>
+        <w:t xml:space="preserve">(:,1);   y = </w:t>
+      </w:r>
+      <w:proofErr w:type="spellStart"/>
+      <w:r>
+        <w:rPr>
+          <w:rFonts w:ascii="Consolas" w:eastAsia="Times New Roman" w:hAnsi="Consolas" w:cs="Times New Roman"/>
+          <w:sz w:val="20"/>
+          <w:szCs w:val="20"/>
+          <w:lang w:val="uk-UA"/>
+        </w:rPr>
+        <w:t>sol</w:t>
+      </w:r>
+      <w:proofErr w:type="spellEnd"/>
+      <w:r>
+        <w:rPr>
+          <w:rFonts w:ascii="Consolas" w:eastAsia="Times New Roman" w:hAnsi="Consolas" w:cs="Times New Roman"/>
+          <w:sz w:val="20"/>
+          <w:szCs w:val="20"/>
+          <w:lang w:val="uk-UA"/>
+        </w:rPr>
+        <w:t>(:,2);</w:t>
+      </w:r>
+    </w:p>
+    <w:p>
+      <w:pPr>
+        <w:spacing w:line="240" w:lineRule="auto"/>
+        <w:rPr>
+          <w:rFonts w:ascii="Consolas" w:eastAsia="Times New Roman" w:hAnsi="Consolas" w:cs="Times New Roman"/>
+          <w:sz w:val="20"/>
+          <w:szCs w:val="20"/>
+          <w:lang w:val="uk-UA"/>
+        </w:rPr>
+      </w:pPr>
+    </w:p>
+    <w:p>
+      <w:pPr>
+        <w:spacing w:line="240" w:lineRule="auto"/>
+        <w:rPr>
+          <w:rFonts w:ascii="Consolas" w:eastAsia="Times New Roman" w:hAnsi="Consolas" w:cs="Times New Roman"/>
+          <w:sz w:val="20"/>
+          <w:szCs w:val="20"/>
+          <w:lang w:val="uk-UA"/>
+        </w:rPr>
+      </w:pPr>
+      <w:r>
+        <w:rPr>
+          <w:rFonts w:ascii="Consolas" w:eastAsia="Times New Roman" w:hAnsi="Consolas" w:cs="Times New Roman"/>
+          <w:color w:val="008013"/>
+          <w:sz w:val="20"/>
+          <w:szCs w:val="20"/>
+          <w:lang w:val="uk-UA"/>
+        </w:rPr>
+        <w:t>% 6. Візуалізація</w:t>
+      </w:r>
+    </w:p>
+    <w:p>
+      <w:pPr>
+        <w:spacing w:line="240" w:lineRule="auto"/>
+        <w:rPr>
+          <w:rFonts w:ascii="Consolas" w:eastAsia="Times New Roman" w:hAnsi="Consolas" w:cs="Times New Roman"/>
+          <w:sz w:val="20"/>
+          <w:szCs w:val="20"/>
+          <w:lang w:val="uk-UA"/>
+        </w:rPr>
+      </w:pPr>
+      <w:proofErr w:type="spellStart"/>
+      <w:r>
+        <w:rPr>
+          <w:rFonts w:ascii="Consolas" w:eastAsia="Times New Roman" w:hAnsi="Consolas" w:cs="Times New Roman"/>
+          <w:sz w:val="20"/>
+          <w:szCs w:val="20"/>
+          <w:lang w:val="uk-UA"/>
+        </w:rPr>
+        <w:t>figure</w:t>
+      </w:r>
+      <w:proofErr w:type="spellEnd"/>
+      <w:r>
+        <w:rPr>
+          <w:rFonts w:ascii="Consolas" w:eastAsia="Times New Roman" w:hAnsi="Consolas" w:cs="Times New Roman"/>
+          <w:sz w:val="20"/>
+          <w:szCs w:val="20"/>
+          <w:lang w:val="uk-UA"/>
+        </w:rPr>
+        <w:t>(</w:t>
+      </w:r>
+      <w:r>
+        <w:rPr>
+          <w:rFonts w:ascii="Consolas" w:eastAsia="Times New Roman" w:hAnsi="Consolas" w:cs="Times New Roman"/>
+          <w:color w:val="A709F5"/>
+          <w:sz w:val="20"/>
+          <w:szCs w:val="20"/>
+          <w:lang w:val="uk-UA"/>
+        </w:rPr>
+        <w:t>'</w:t>
+      </w:r>
+      <w:proofErr w:type="spellStart"/>
+      <w:r>
+        <w:rPr>
+          <w:rFonts w:ascii="Consolas" w:eastAsia="Times New Roman" w:hAnsi="Consolas" w:cs="Times New Roman"/>
+          <w:color w:val="A709F5"/>
+          <w:sz w:val="20"/>
+          <w:szCs w:val="20"/>
+          <w:lang w:val="uk-UA"/>
+        </w:rPr>
+        <w:t>Name</w:t>
+      </w:r>
+      <w:proofErr w:type="spellEnd"/>
+      <w:r>
+        <w:rPr>
+          <w:rFonts w:ascii="Consolas" w:eastAsia="Times New Roman" w:hAnsi="Consolas" w:cs="Times New Roman"/>
+          <w:color w:val="A709F5"/>
+          <w:sz w:val="20"/>
+          <w:szCs w:val="20"/>
+          <w:lang w:val="uk-UA"/>
+        </w:rPr>
+        <w:t>'</w:t>
+      </w:r>
+      <w:r>
+        <w:rPr>
+          <w:rFonts w:ascii="Consolas" w:eastAsia="Times New Roman" w:hAnsi="Consolas" w:cs="Times New Roman"/>
+          <w:sz w:val="20"/>
+          <w:szCs w:val="20"/>
+          <w:lang w:val="uk-UA"/>
+        </w:rPr>
+        <w:t>,</w:t>
+      </w:r>
+      <w:r>
+        <w:rPr>
+          <w:rFonts w:ascii="Consolas" w:eastAsia="Times New Roman" w:hAnsi="Consolas" w:cs="Times New Roman"/>
+          <w:color w:val="A709F5"/>
+          <w:sz w:val="20"/>
+          <w:szCs w:val="20"/>
+          <w:lang w:val="uk-UA"/>
+        </w:rPr>
+        <w:t>'</w:t>
+      </w:r>
+      <w:proofErr w:type="spellStart"/>
+      <w:r>
+        <w:rPr>
+          <w:rFonts w:ascii="Consolas" w:eastAsia="Times New Roman" w:hAnsi="Consolas" w:cs="Times New Roman"/>
+          <w:color w:val="A709F5"/>
+          <w:sz w:val="20"/>
+          <w:szCs w:val="20"/>
+          <w:lang w:val="uk-UA"/>
+        </w:rPr>
+        <w:t>Predator</w:t>
+      </w:r>
+      <w:proofErr w:type="spellEnd"/>
+      <w:r>
+        <w:rPr>
+          <w:rFonts w:ascii="Consolas" w:eastAsia="Times New Roman" w:hAnsi="Consolas" w:cs="Times New Roman"/>
+          <w:color w:val="A709F5"/>
+          <w:sz w:val="20"/>
+          <w:szCs w:val="20"/>
+          <w:lang w:val="uk-UA"/>
+        </w:rPr>
+        <w:t>–</w:t>
+      </w:r>
+      <w:proofErr w:type="spellStart"/>
+      <w:r>
+        <w:rPr>
+          <w:rFonts w:ascii="Consolas" w:eastAsia="Times New Roman" w:hAnsi="Consolas" w:cs="Times New Roman"/>
+          <w:color w:val="A709F5"/>
+          <w:sz w:val="20"/>
+          <w:szCs w:val="20"/>
+          <w:lang w:val="uk-UA"/>
+        </w:rPr>
+        <w:t>Prey</w:t>
+      </w:r>
+      <w:proofErr w:type="spellEnd"/>
+      <w:r>
+        <w:rPr>
+          <w:rFonts w:ascii="Consolas" w:eastAsia="Times New Roman" w:hAnsi="Consolas" w:cs="Times New Roman"/>
+          <w:color w:val="A709F5"/>
+          <w:sz w:val="20"/>
+          <w:szCs w:val="20"/>
+          <w:lang w:val="uk-UA"/>
+        </w:rPr>
+        <w:t xml:space="preserve"> </w:t>
+      </w:r>
+      <w:proofErr w:type="spellStart"/>
+      <w:r>
+        <w:rPr>
+          <w:rFonts w:ascii="Consolas" w:eastAsia="Times New Roman" w:hAnsi="Consolas" w:cs="Times New Roman"/>
+          <w:color w:val="A709F5"/>
+          <w:sz w:val="20"/>
+          <w:szCs w:val="20"/>
+          <w:lang w:val="uk-UA"/>
+        </w:rPr>
+        <w:t>Model</w:t>
+      </w:r>
+      <w:proofErr w:type="spellEnd"/>
+      <w:r>
+        <w:rPr>
+          <w:rFonts w:ascii="Consolas" w:eastAsia="Times New Roman" w:hAnsi="Consolas" w:cs="Times New Roman"/>
+          <w:color w:val="A709F5"/>
+          <w:sz w:val="20"/>
+          <w:szCs w:val="20"/>
+          <w:lang w:val="uk-UA"/>
+        </w:rPr>
+        <w:t>'</w:t>
+      </w:r>
+      <w:r>
+        <w:rPr>
+          <w:rFonts w:ascii="Consolas" w:eastAsia="Times New Roman" w:hAnsi="Consolas" w:cs="Times New Roman"/>
+          <w:sz w:val="20"/>
+          <w:szCs w:val="20"/>
+          <w:lang w:val="uk-UA"/>
+        </w:rPr>
+        <w:t>,</w:t>
+      </w:r>
+      <w:r>
+        <w:rPr>
+          <w:rFonts w:ascii="Consolas" w:eastAsia="Times New Roman" w:hAnsi="Consolas" w:cs="Times New Roman"/>
+          <w:color w:val="A709F5"/>
+          <w:sz w:val="20"/>
+          <w:szCs w:val="20"/>
+          <w:lang w:val="uk-UA"/>
+        </w:rPr>
+        <w:t>'</w:t>
+      </w:r>
+      <w:proofErr w:type="spellStart"/>
+      <w:r>
+        <w:rPr>
+          <w:rFonts w:ascii="Consolas" w:eastAsia="Times New Roman" w:hAnsi="Consolas" w:cs="Times New Roman"/>
+          <w:color w:val="A709F5"/>
+          <w:sz w:val="20"/>
+          <w:szCs w:val="20"/>
+          <w:lang w:val="uk-UA"/>
+        </w:rPr>
+        <w:t>Position</w:t>
+      </w:r>
+      <w:proofErr w:type="spellEnd"/>
+      <w:r>
+        <w:rPr>
+          <w:rFonts w:ascii="Consolas" w:eastAsia="Times New Roman" w:hAnsi="Consolas" w:cs="Times New Roman"/>
+          <w:color w:val="A709F5"/>
+          <w:sz w:val="20"/>
+          <w:szCs w:val="20"/>
+          <w:lang w:val="uk-UA"/>
+        </w:rPr>
+        <w:t>'</w:t>
+      </w:r>
+      <w:r>
+        <w:rPr>
+          <w:rFonts w:ascii="Consolas" w:eastAsia="Times New Roman" w:hAnsi="Consolas" w:cs="Times New Roman"/>
+          <w:sz w:val="20"/>
+          <w:szCs w:val="20"/>
+          <w:lang w:val="uk-UA"/>
+        </w:rPr>
+        <w:t>,[100 100 1100 450])</w:t>
+      </w:r>
+    </w:p>
+    <w:p>
+      <w:pPr>
+        <w:spacing w:line="240" w:lineRule="auto"/>
+        <w:rPr>
+          <w:rFonts w:ascii="Consolas" w:eastAsia="Times New Roman" w:hAnsi="Consolas" w:cs="Times New Roman"/>
+          <w:sz w:val="20"/>
+          <w:szCs w:val="20"/>
+          <w:lang w:val="uk-UA"/>
+        </w:rPr>
+      </w:pPr>
+    </w:p>
+    <w:p>
+      <w:pPr>
+        <w:spacing w:line="240" w:lineRule="auto"/>
+        <w:rPr>
+          <w:rFonts w:ascii="Consolas" w:eastAsia="Times New Roman" w:hAnsi="Consolas" w:cs="Times New Roman"/>
+          <w:sz w:val="20"/>
+          <w:szCs w:val="20"/>
+          <w:lang w:val="uk-UA"/>
+        </w:rPr>
+      </w:pPr>
+      <w:proofErr w:type="spellStart"/>
+      <w:r>
+        <w:rPr>
+          <w:rFonts w:ascii="Consolas" w:eastAsia="Times New Roman" w:hAnsi="Consolas" w:cs="Times New Roman"/>
+          <w:sz w:val="20"/>
+          <w:szCs w:val="20"/>
+          <w:lang w:val="uk-UA"/>
+        </w:rPr>
+        <w:t>subplot</w:t>
+      </w:r>
+      <w:proofErr w:type="spellEnd"/>
+      <w:r>
+        <w:rPr>
+          <w:rFonts w:ascii="Consolas" w:eastAsia="Times New Roman" w:hAnsi="Consolas" w:cs="Times New Roman"/>
+          <w:sz w:val="20"/>
+          <w:szCs w:val="20"/>
+          <w:lang w:val="uk-UA"/>
+        </w:rPr>
+        <w:t>(1,3,1)</w:t>
+      </w:r>
+    </w:p>
+    <w:p>
+      <w:pPr>
+        <w:spacing w:line="240" w:lineRule="auto"/>
+        <w:rPr>
+          <w:rFonts w:ascii="Consolas" w:eastAsia="Times New Roman" w:hAnsi="Consolas" w:cs="Times New Roman"/>
+          <w:sz w:val="20"/>
+          <w:szCs w:val="20"/>
+          <w:lang w:val="uk-UA"/>
+        </w:rPr>
+      </w:pPr>
+      <w:proofErr w:type="spellStart"/>
+      <w:r>
+        <w:rPr>
+          <w:rFonts w:ascii="Consolas" w:eastAsia="Times New Roman" w:hAnsi="Consolas" w:cs="Times New Roman"/>
+          <w:sz w:val="20"/>
+          <w:szCs w:val="20"/>
+          <w:lang w:val="uk-UA"/>
+        </w:rPr>
+        <w:t>plot</w:t>
+      </w:r>
+      <w:proofErr w:type="spellEnd"/>
+      <w:r>
+        <w:rPr>
+          <w:rFonts w:ascii="Consolas" w:eastAsia="Times New Roman" w:hAnsi="Consolas" w:cs="Times New Roman"/>
+          <w:sz w:val="20"/>
+          <w:szCs w:val="20"/>
+          <w:lang w:val="uk-UA"/>
+        </w:rPr>
+        <w:t>(t,x,</w:t>
+      </w:r>
+      <w:r>
+        <w:rPr>
+          <w:rFonts w:ascii="Consolas" w:eastAsia="Times New Roman" w:hAnsi="Consolas" w:cs="Times New Roman"/>
+          <w:color w:val="A709F5"/>
+          <w:sz w:val="20"/>
+          <w:szCs w:val="20"/>
+          <w:lang w:val="uk-UA"/>
+        </w:rPr>
+        <w:t>'LineWidth'</w:t>
+      </w:r>
+      <w:r>
+        <w:rPr>
+          <w:rFonts w:ascii="Consolas" w:eastAsia="Times New Roman" w:hAnsi="Consolas" w:cs="Times New Roman"/>
+          <w:sz w:val="20"/>
+          <w:szCs w:val="20"/>
+          <w:lang w:val="uk-UA"/>
+        </w:rPr>
+        <w:t xml:space="preserve">,1.2); </w:t>
+      </w:r>
+      <w:proofErr w:type="spellStart"/>
+      <w:r>
+        <w:rPr>
+          <w:rFonts w:ascii="Consolas" w:eastAsia="Times New Roman" w:hAnsi="Consolas" w:cs="Times New Roman"/>
+          <w:sz w:val="20"/>
+          <w:szCs w:val="20"/>
+          <w:lang w:val="uk-UA"/>
+        </w:rPr>
+        <w:t>grid</w:t>
+      </w:r>
+      <w:proofErr w:type="spellEnd"/>
+      <w:r>
+        <w:rPr>
+          <w:rFonts w:ascii="Consolas" w:eastAsia="Times New Roman" w:hAnsi="Consolas" w:cs="Times New Roman"/>
+          <w:sz w:val="20"/>
+          <w:szCs w:val="20"/>
+          <w:lang w:val="uk-UA"/>
+        </w:rPr>
+        <w:t xml:space="preserve"> </w:t>
+      </w:r>
+      <w:proofErr w:type="spellStart"/>
+      <w:r>
+        <w:rPr>
+          <w:rFonts w:ascii="Consolas" w:eastAsia="Times New Roman" w:hAnsi="Consolas" w:cs="Times New Roman"/>
+          <w:color w:val="A709F5"/>
+          <w:sz w:val="20"/>
+          <w:szCs w:val="20"/>
+          <w:lang w:val="uk-UA"/>
+        </w:rPr>
+        <w:t>on</w:t>
+      </w:r>
+      <w:proofErr w:type="spellEnd"/>
+    </w:p>
+    <w:p>
+      <w:pPr>
+        <w:spacing w:line="240" w:lineRule="auto"/>
+        <w:rPr>
+          <w:rFonts w:ascii="Consolas" w:eastAsia="Times New Roman" w:hAnsi="Consolas" w:cs="Times New Roman"/>
+          <w:sz w:val="20"/>
+          <w:szCs w:val="20"/>
+          <w:lang w:val="uk-UA"/>
+        </w:rPr>
+      </w:pPr>
+      <w:proofErr w:type="spellStart"/>
+      <w:r>
+        <w:rPr>
+          <w:rFonts w:ascii="Consolas" w:eastAsia="Times New Roman" w:hAnsi="Consolas" w:cs="Times New Roman"/>
+          <w:sz w:val="20"/>
+          <w:szCs w:val="20"/>
+          <w:lang w:val="uk-UA"/>
+        </w:rPr>
+        <w:t>xlabel</w:t>
+      </w:r>
+      <w:proofErr w:type="spellEnd"/>
+      <w:r>
+        <w:rPr>
+          <w:rFonts w:ascii="Consolas" w:eastAsia="Times New Roman" w:hAnsi="Consolas" w:cs="Times New Roman"/>
+          <w:sz w:val="20"/>
+          <w:szCs w:val="20"/>
+          <w:lang w:val="uk-UA"/>
+        </w:rPr>
+        <w:t>(</w:t>
+      </w:r>
+      <w:r>
+        <w:rPr>
+          <w:rFonts w:ascii="Consolas" w:eastAsia="Times New Roman" w:hAnsi="Consolas" w:cs="Times New Roman"/>
+          <w:color w:val="A709F5"/>
+          <w:sz w:val="20"/>
+          <w:szCs w:val="20"/>
+          <w:lang w:val="uk-UA"/>
+        </w:rPr>
+        <w:t>'t, роки'</w:t>
+      </w:r>
+      <w:r>
+        <w:rPr>
+          <w:rFonts w:ascii="Consolas" w:eastAsia="Times New Roman" w:hAnsi="Consolas" w:cs="Times New Roman"/>
+          <w:sz w:val="20"/>
+          <w:szCs w:val="20"/>
+          <w:lang w:val="uk-UA"/>
+        </w:rPr>
+        <w:t xml:space="preserve">); </w:t>
+      </w:r>
+      <w:proofErr w:type="spellStart"/>
+      <w:r>
+        <w:rPr>
+          <w:rFonts w:ascii="Consolas" w:eastAsia="Times New Roman" w:hAnsi="Consolas" w:cs="Times New Roman"/>
+          <w:sz w:val="20"/>
+          <w:szCs w:val="20"/>
+          <w:lang w:val="uk-UA"/>
+        </w:rPr>
+        <w:t>ylabel</w:t>
+      </w:r>
+      <w:proofErr w:type="spellEnd"/>
+      <w:r>
+        <w:rPr>
+          <w:rFonts w:ascii="Consolas" w:eastAsia="Times New Roman" w:hAnsi="Consolas" w:cs="Times New Roman"/>
+          <w:sz w:val="20"/>
+          <w:szCs w:val="20"/>
+          <w:lang w:val="uk-UA"/>
+        </w:rPr>
+        <w:t>(</w:t>
+      </w:r>
+      <w:r>
+        <w:rPr>
+          <w:rFonts w:ascii="Consolas" w:eastAsia="Times New Roman" w:hAnsi="Consolas" w:cs="Times New Roman"/>
+          <w:color w:val="A709F5"/>
+          <w:sz w:val="20"/>
+          <w:szCs w:val="20"/>
+          <w:lang w:val="uk-UA"/>
+        </w:rPr>
+        <w:t>'x (жертви)'</w:t>
+      </w:r>
+      <w:r>
+        <w:rPr>
+          <w:rFonts w:ascii="Consolas" w:eastAsia="Times New Roman" w:hAnsi="Consolas" w:cs="Times New Roman"/>
+          <w:sz w:val="20"/>
+          <w:szCs w:val="20"/>
+          <w:lang w:val="uk-UA"/>
+        </w:rPr>
+        <w:t>)</w:t>
+      </w:r>
+    </w:p>
+    <w:p>
+      <w:pPr>
+        <w:spacing w:line="240" w:lineRule="auto"/>
+        <w:rPr>
+          <w:rFonts w:ascii="Consolas" w:eastAsia="Times New Roman" w:hAnsi="Consolas" w:cs="Times New Roman"/>
+          <w:sz w:val="20"/>
+          <w:szCs w:val="20"/>
+          <w:lang w:val="uk-UA"/>
+        </w:rPr>
+      </w:pPr>
+      <w:proofErr w:type="spellStart"/>
+      <w:r>
+        <w:rPr>
+          <w:rFonts w:ascii="Consolas" w:eastAsia="Times New Roman" w:hAnsi="Consolas" w:cs="Times New Roman"/>
+          <w:sz w:val="20"/>
+          <w:szCs w:val="20"/>
+          <w:lang w:val="uk-UA"/>
+        </w:rPr>
+        <w:t>title</w:t>
+      </w:r>
+      <w:proofErr w:type="spellEnd"/>
+      <w:r>
+        <w:rPr>
+          <w:rFonts w:ascii="Consolas" w:eastAsia="Times New Roman" w:hAnsi="Consolas" w:cs="Times New Roman"/>
+          <w:sz w:val="20"/>
+          <w:szCs w:val="20"/>
+          <w:lang w:val="uk-UA"/>
+        </w:rPr>
+        <w:t>([</w:t>
+      </w:r>
+      <w:r>
+        <w:rPr>
+          <w:rFonts w:ascii="Consolas" w:eastAsia="Times New Roman" w:hAnsi="Consolas" w:cs="Times New Roman"/>
+          <w:color w:val="A709F5"/>
+          <w:sz w:val="20"/>
+          <w:szCs w:val="20"/>
+          <w:lang w:val="uk-UA"/>
+        </w:rPr>
+        <w:t>'Динаміка жертв – '</w:t>
+      </w:r>
+      <w:r>
+        <w:rPr>
+          <w:rFonts w:ascii="Consolas" w:eastAsia="Times New Roman" w:hAnsi="Consolas" w:cs="Times New Roman"/>
+          <w:sz w:val="20"/>
+          <w:szCs w:val="20"/>
+          <w:lang w:val="uk-UA"/>
+        </w:rPr>
+        <w:t xml:space="preserve">, </w:t>
+      </w:r>
+      <w:proofErr w:type="spellStart"/>
+      <w:r>
+        <w:rPr>
+          <w:rFonts w:ascii="Consolas" w:eastAsia="Times New Roman" w:hAnsi="Consolas" w:cs="Times New Roman"/>
+          <w:sz w:val="20"/>
+          <w:szCs w:val="20"/>
+          <w:lang w:val="uk-UA"/>
+        </w:rPr>
+        <w:t>names</w:t>
+      </w:r>
+      <w:proofErr w:type="spellEnd"/>
+      <w:r>
+        <w:rPr>
+          <w:rFonts w:ascii="Consolas" w:eastAsia="Times New Roman" w:hAnsi="Consolas" w:cs="Times New Roman"/>
+          <w:sz w:val="20"/>
+          <w:szCs w:val="20"/>
+          <w:lang w:val="uk-UA"/>
+        </w:rPr>
+        <w:t>{</w:t>
+      </w:r>
+      <w:proofErr w:type="spellStart"/>
+      <w:r>
+        <w:rPr>
+          <w:rFonts w:ascii="Consolas" w:eastAsia="Times New Roman" w:hAnsi="Consolas" w:cs="Times New Roman"/>
+          <w:sz w:val="20"/>
+          <w:szCs w:val="20"/>
+          <w:lang w:val="uk-UA"/>
+        </w:rPr>
+        <w:t>variant</w:t>
+      </w:r>
+      <w:proofErr w:type="spellEnd"/>
+      <w:r>
+        <w:rPr>
+          <w:rFonts w:ascii="Consolas" w:eastAsia="Times New Roman" w:hAnsi="Consolas" w:cs="Times New Roman"/>
+          <w:sz w:val="20"/>
+          <w:szCs w:val="20"/>
+          <w:lang w:val="uk-UA"/>
+        </w:rPr>
+        <w:t>}])</w:t>
+      </w:r>
+    </w:p>
+    <w:p>
+      <w:pPr>
+        <w:spacing w:line="240" w:lineRule="auto"/>
+        <w:rPr>
+          <w:rFonts w:ascii="Consolas" w:eastAsia="Times New Roman" w:hAnsi="Consolas" w:cs="Times New Roman"/>
+          <w:sz w:val="20"/>
+          <w:szCs w:val="20"/>
+          <w:lang w:val="uk-UA"/>
+        </w:rPr>
+      </w:pPr>
+    </w:p>
+    <w:p>
+      <w:pPr>
+        <w:spacing w:line="240" w:lineRule="auto"/>
+        <w:rPr>
+          <w:rFonts w:ascii="Consolas" w:eastAsia="Times New Roman" w:hAnsi="Consolas" w:cs="Times New Roman"/>
+          <w:sz w:val="20"/>
+          <w:szCs w:val="20"/>
+          <w:lang w:val="uk-UA"/>
+        </w:rPr>
+      </w:pPr>
+      <w:proofErr w:type="spellStart"/>
+      <w:r>
+        <w:rPr>
+          <w:rFonts w:ascii="Consolas" w:eastAsia="Times New Roman" w:hAnsi="Consolas" w:cs="Times New Roman"/>
+          <w:sz w:val="20"/>
+          <w:szCs w:val="20"/>
+          <w:lang w:val="uk-UA"/>
+        </w:rPr>
+        <w:t>subplot</w:t>
+      </w:r>
+      <w:proofErr w:type="spellEnd"/>
+      <w:r>
+        <w:rPr>
+          <w:rFonts w:ascii="Consolas" w:eastAsia="Times New Roman" w:hAnsi="Consolas" w:cs="Times New Roman"/>
+          <w:sz w:val="20"/>
+          <w:szCs w:val="20"/>
+          <w:lang w:val="uk-UA"/>
+        </w:rPr>
+        <w:t>(1,3,2)</w:t>
+      </w:r>
+    </w:p>
+    <w:p>
+      <w:pPr>
+        <w:spacing w:line="240" w:lineRule="auto"/>
+        <w:rPr>
+          <w:rFonts w:ascii="Consolas" w:eastAsia="Times New Roman" w:hAnsi="Consolas" w:cs="Times New Roman"/>
+          <w:sz w:val="20"/>
+          <w:szCs w:val="20"/>
+          <w:lang w:val="uk-UA"/>
+        </w:rPr>
+      </w:pPr>
+      <w:proofErr w:type="spellStart"/>
+      <w:r>
+        <w:rPr>
+          <w:rFonts w:ascii="Consolas" w:eastAsia="Times New Roman" w:hAnsi="Consolas" w:cs="Times New Roman"/>
+          <w:sz w:val="20"/>
+          <w:szCs w:val="20"/>
+          <w:lang w:val="uk-UA"/>
+        </w:rPr>
+        <w:t>plot</w:t>
+      </w:r>
+      <w:proofErr w:type="spellEnd"/>
+      <w:r>
+        <w:rPr>
+          <w:rFonts w:ascii="Consolas" w:eastAsia="Times New Roman" w:hAnsi="Consolas" w:cs="Times New Roman"/>
+          <w:sz w:val="20"/>
+          <w:szCs w:val="20"/>
+          <w:lang w:val="uk-UA"/>
+        </w:rPr>
+        <w:t>(t,y,</w:t>
+      </w:r>
+      <w:r>
+        <w:rPr>
+          <w:rFonts w:ascii="Consolas" w:eastAsia="Times New Roman" w:hAnsi="Consolas" w:cs="Times New Roman"/>
+          <w:color w:val="A709F5"/>
+          <w:sz w:val="20"/>
+          <w:szCs w:val="20"/>
+          <w:lang w:val="uk-UA"/>
+        </w:rPr>
+        <w:t>'LineWidth'</w:t>
+      </w:r>
+      <w:r>
+        <w:rPr>
+          <w:rFonts w:ascii="Consolas" w:eastAsia="Times New Roman" w:hAnsi="Consolas" w:cs="Times New Roman"/>
+          <w:sz w:val="20"/>
+          <w:szCs w:val="20"/>
+          <w:lang w:val="uk-UA"/>
+        </w:rPr>
+        <w:t xml:space="preserve">,1.2); </w:t>
+      </w:r>
+      <w:proofErr w:type="spellStart"/>
+      <w:r>
+        <w:rPr>
+          <w:rFonts w:ascii="Consolas" w:eastAsia="Times New Roman" w:hAnsi="Consolas" w:cs="Times New Roman"/>
+          <w:sz w:val="20"/>
+          <w:szCs w:val="20"/>
+          <w:lang w:val="uk-UA"/>
+        </w:rPr>
+        <w:t>grid</w:t>
+      </w:r>
+      <w:proofErr w:type="spellEnd"/>
+      <w:r>
+        <w:rPr>
+          <w:rFonts w:ascii="Consolas" w:eastAsia="Times New Roman" w:hAnsi="Consolas" w:cs="Times New Roman"/>
+          <w:sz w:val="20"/>
+          <w:szCs w:val="20"/>
+          <w:lang w:val="uk-UA"/>
+        </w:rPr>
+        <w:t xml:space="preserve"> </w:t>
+      </w:r>
+      <w:proofErr w:type="spellStart"/>
+      <w:r>
+        <w:rPr>
+          <w:rFonts w:ascii="Consolas" w:eastAsia="Times New Roman" w:hAnsi="Consolas" w:cs="Times New Roman"/>
+          <w:color w:val="A709F5"/>
+          <w:sz w:val="20"/>
+          <w:szCs w:val="20"/>
+          <w:lang w:val="uk-UA"/>
+        </w:rPr>
+        <w:t>on</w:t>
+      </w:r>
+      <w:proofErr w:type="spellEnd"/>
+    </w:p>
+    <w:p>
+      <w:pPr>
+        <w:spacing w:line="240" w:lineRule="auto"/>
+        <w:rPr>
+          <w:rFonts w:ascii="Consolas" w:eastAsia="Times New Roman" w:hAnsi="Consolas" w:cs="Times New Roman"/>
+          <w:sz w:val="20"/>
+          <w:szCs w:val="20"/>
+          <w:lang w:val="uk-UA"/>
+        </w:rPr>
+      </w:pPr>
+      <w:proofErr w:type="spellStart"/>
+      <w:r>
+        <w:rPr>
+          <w:rFonts w:ascii="Consolas" w:eastAsia="Times New Roman" w:hAnsi="Consolas" w:cs="Times New Roman"/>
+          <w:sz w:val="20"/>
+          <w:szCs w:val="20"/>
+          <w:lang w:val="uk-UA"/>
+        </w:rPr>
+        <w:t>xlabel</w:t>
+      </w:r>
+      <w:proofErr w:type="spellEnd"/>
+      <w:r>
+        <w:rPr>
+          <w:rFonts w:ascii="Consolas" w:eastAsia="Times New Roman" w:hAnsi="Consolas" w:cs="Times New Roman"/>
+          <w:sz w:val="20"/>
+          <w:szCs w:val="20"/>
+          <w:lang w:val="uk-UA"/>
+        </w:rPr>
+        <w:t>(</w:t>
+      </w:r>
+      <w:r>
+        <w:rPr>
+          <w:rFonts w:ascii="Consolas" w:eastAsia="Times New Roman" w:hAnsi="Consolas" w:cs="Times New Roman"/>
+          <w:color w:val="A709F5"/>
+          <w:sz w:val="20"/>
+          <w:szCs w:val="20"/>
+          <w:lang w:val="uk-UA"/>
+        </w:rPr>
+        <w:t>'t, роки'</w:t>
+      </w:r>
+      <w:r>
+        <w:rPr>
+          <w:rFonts w:ascii="Consolas" w:eastAsia="Times New Roman" w:hAnsi="Consolas" w:cs="Times New Roman"/>
+          <w:sz w:val="20"/>
+          <w:szCs w:val="20"/>
+          <w:lang w:val="uk-UA"/>
+        </w:rPr>
+        <w:t xml:space="preserve">); </w:t>
+      </w:r>
+      <w:proofErr w:type="spellStart"/>
+      <w:r>
+        <w:rPr>
+          <w:rFonts w:ascii="Consolas" w:eastAsia="Times New Roman" w:hAnsi="Consolas" w:cs="Times New Roman"/>
+          <w:sz w:val="20"/>
+          <w:szCs w:val="20"/>
+          <w:lang w:val="uk-UA"/>
+        </w:rPr>
+        <w:t>ylabel</w:t>
+      </w:r>
+      <w:proofErr w:type="spellEnd"/>
+      <w:r>
+        <w:rPr>
+          <w:rFonts w:ascii="Consolas" w:eastAsia="Times New Roman" w:hAnsi="Consolas" w:cs="Times New Roman"/>
+          <w:sz w:val="20"/>
+          <w:szCs w:val="20"/>
+          <w:lang w:val="uk-UA"/>
+        </w:rPr>
+        <w:t>(</w:t>
+      </w:r>
+      <w:r>
+        <w:rPr>
+          <w:rFonts w:ascii="Consolas" w:eastAsia="Times New Roman" w:hAnsi="Consolas" w:cs="Times New Roman"/>
+          <w:color w:val="A709F5"/>
+          <w:sz w:val="20"/>
+          <w:szCs w:val="20"/>
+          <w:lang w:val="uk-UA"/>
+        </w:rPr>
+        <w:t>'y (хижаки)'</w:t>
+      </w:r>
+      <w:r>
+        <w:rPr>
+          <w:rFonts w:ascii="Consolas" w:eastAsia="Times New Roman" w:hAnsi="Consolas" w:cs="Times New Roman"/>
+          <w:sz w:val="20"/>
+          <w:szCs w:val="20"/>
+          <w:lang w:val="uk-UA"/>
+        </w:rPr>
+        <w:t>)</w:t>
+      </w:r>
+    </w:p>
+    <w:p>
+      <w:pPr>
+        <w:spacing w:line="240" w:lineRule="auto"/>
+        <w:rPr>
+          <w:rFonts w:ascii="Consolas" w:eastAsia="Times New Roman" w:hAnsi="Consolas" w:cs="Times New Roman"/>
+          <w:sz w:val="20"/>
+          <w:szCs w:val="20"/>
+          <w:lang w:val="uk-UA"/>
+        </w:rPr>
+      </w:pPr>
+      <w:proofErr w:type="spellStart"/>
+      <w:r>
+        <w:rPr>
+          <w:rFonts w:ascii="Consolas" w:eastAsia="Times New Roman" w:hAnsi="Consolas" w:cs="Times New Roman"/>
+          <w:sz w:val="20"/>
+          <w:szCs w:val="20"/>
+          <w:lang w:val="uk-UA"/>
+        </w:rPr>
+        <w:t>title</w:t>
+      </w:r>
+      <w:proofErr w:type="spellEnd"/>
+      <w:r>
+        <w:rPr>
+          <w:rFonts w:ascii="Consolas" w:eastAsia="Times New Roman" w:hAnsi="Consolas" w:cs="Times New Roman"/>
+          <w:sz w:val="20"/>
+          <w:szCs w:val="20"/>
+          <w:lang w:val="uk-UA"/>
+        </w:rPr>
+        <w:t>(</w:t>
+      </w:r>
+      <w:r>
+        <w:rPr>
+          <w:rFonts w:ascii="Consolas" w:eastAsia="Times New Roman" w:hAnsi="Consolas" w:cs="Times New Roman"/>
+          <w:color w:val="A709F5"/>
+          <w:sz w:val="20"/>
+          <w:szCs w:val="20"/>
+          <w:lang w:val="uk-UA"/>
+        </w:rPr>
+        <w:t>'Динаміка хижаків'</w:t>
+      </w:r>
+      <w:r>
+        <w:rPr>
+          <w:rFonts w:ascii="Consolas" w:eastAsia="Times New Roman" w:hAnsi="Consolas" w:cs="Times New Roman"/>
+          <w:sz w:val="20"/>
+          <w:szCs w:val="20"/>
+          <w:lang w:val="uk-UA"/>
+        </w:rPr>
+        <w:t>)</w:t>
+      </w:r>
+    </w:p>
+    <w:p>
+      <w:pPr>
+        <w:spacing w:line="240" w:lineRule="auto"/>
+        <w:rPr>
+          <w:rFonts w:ascii="Consolas" w:eastAsia="Times New Roman" w:hAnsi="Consolas" w:cs="Times New Roman"/>
+          <w:sz w:val="20"/>
+          <w:szCs w:val="20"/>
+          <w:lang w:val="uk-UA"/>
+        </w:rPr>
+      </w:pPr>
+    </w:p>
+    <w:p>
+      <w:pPr>
+        <w:spacing w:line="240" w:lineRule="auto"/>
+        <w:rPr>
+          <w:rFonts w:ascii="Consolas" w:eastAsia="Times New Roman" w:hAnsi="Consolas" w:cs="Times New Roman"/>
+          <w:sz w:val="20"/>
+          <w:szCs w:val="20"/>
+          <w:lang w:val="uk-UA"/>
+        </w:rPr>
+      </w:pPr>
+      <w:proofErr w:type="spellStart"/>
+      <w:r>
+        <w:rPr>
+          <w:rFonts w:ascii="Consolas" w:eastAsia="Times New Roman" w:hAnsi="Consolas" w:cs="Times New Roman"/>
+          <w:sz w:val="20"/>
+          <w:szCs w:val="20"/>
+          <w:lang w:val="uk-UA"/>
+        </w:rPr>
+        <w:t>subplot</w:t>
+      </w:r>
+      <w:proofErr w:type="spellEnd"/>
+      <w:r>
+        <w:rPr>
+          <w:rFonts w:ascii="Consolas" w:eastAsia="Times New Roman" w:hAnsi="Consolas" w:cs="Times New Roman"/>
+          <w:sz w:val="20"/>
+          <w:szCs w:val="20"/>
+          <w:lang w:val="uk-UA"/>
+        </w:rPr>
+        <w:t>(1,3,3)</w:t>
+      </w:r>
+    </w:p>
+    <w:p>
+      <w:pPr>
+        <w:spacing w:line="240" w:lineRule="auto"/>
+        <w:rPr>
+          <w:rFonts w:ascii="Consolas" w:eastAsia="Times New Roman" w:hAnsi="Consolas" w:cs="Times New Roman"/>
+          <w:sz w:val="20"/>
+          <w:szCs w:val="20"/>
+          <w:lang w:val="uk-UA"/>
+        </w:rPr>
+      </w:pPr>
+      <w:proofErr w:type="spellStart"/>
+      <w:r>
+        <w:rPr>
+          <w:rFonts w:ascii="Consolas" w:eastAsia="Times New Roman" w:hAnsi="Consolas" w:cs="Times New Roman"/>
+          <w:sz w:val="20"/>
+          <w:szCs w:val="20"/>
+          <w:lang w:val="uk-UA"/>
+        </w:rPr>
+        <w:t>plot</w:t>
+      </w:r>
+      <w:proofErr w:type="spellEnd"/>
+      <w:r>
+        <w:rPr>
+          <w:rFonts w:ascii="Consolas" w:eastAsia="Times New Roman" w:hAnsi="Consolas" w:cs="Times New Roman"/>
+          <w:sz w:val="20"/>
+          <w:szCs w:val="20"/>
+          <w:lang w:val="uk-UA"/>
+        </w:rPr>
+        <w:t>(x,y,</w:t>
+      </w:r>
+      <w:r>
+        <w:rPr>
+          <w:rFonts w:ascii="Consolas" w:eastAsia="Times New Roman" w:hAnsi="Consolas" w:cs="Times New Roman"/>
+          <w:color w:val="A709F5"/>
+          <w:sz w:val="20"/>
+          <w:szCs w:val="20"/>
+          <w:lang w:val="uk-UA"/>
+        </w:rPr>
+        <w:t>'LineWidth'</w:t>
+      </w:r>
+      <w:r>
+        <w:rPr>
+          <w:rFonts w:ascii="Consolas" w:eastAsia="Times New Roman" w:hAnsi="Consolas" w:cs="Times New Roman"/>
+          <w:sz w:val="20"/>
+          <w:szCs w:val="20"/>
+          <w:lang w:val="uk-UA"/>
+        </w:rPr>
+        <w:t xml:space="preserve">,1.2); </w:t>
+      </w:r>
+      <w:proofErr w:type="spellStart"/>
+      <w:r>
+        <w:rPr>
+          <w:rFonts w:ascii="Consolas" w:eastAsia="Times New Roman" w:hAnsi="Consolas" w:cs="Times New Roman"/>
+          <w:sz w:val="20"/>
+          <w:szCs w:val="20"/>
+          <w:lang w:val="uk-UA"/>
+        </w:rPr>
+        <w:t>grid</w:t>
+      </w:r>
+      <w:proofErr w:type="spellEnd"/>
+      <w:r>
+        <w:rPr>
+          <w:rFonts w:ascii="Consolas" w:eastAsia="Times New Roman" w:hAnsi="Consolas" w:cs="Times New Roman"/>
+          <w:sz w:val="20"/>
+          <w:szCs w:val="20"/>
+          <w:lang w:val="uk-UA"/>
+        </w:rPr>
+        <w:t xml:space="preserve"> </w:t>
+      </w:r>
+      <w:proofErr w:type="spellStart"/>
+      <w:r>
+        <w:rPr>
+          <w:rFonts w:ascii="Consolas" w:eastAsia="Times New Roman" w:hAnsi="Consolas" w:cs="Times New Roman"/>
+          <w:color w:val="A709F5"/>
+          <w:sz w:val="20"/>
+          <w:szCs w:val="20"/>
+          <w:lang w:val="uk-UA"/>
+        </w:rPr>
+        <w:t>on</w:t>
+      </w:r>
+      <w:proofErr w:type="spellEnd"/>
+    </w:p>
+    <w:p>
+      <w:pPr>
+        <w:spacing w:line="240" w:lineRule="auto"/>
+        <w:rPr>
+          <w:rFonts w:ascii="Consolas" w:eastAsia="Times New Roman" w:hAnsi="Consolas" w:cs="Times New Roman"/>
+          <w:sz w:val="20"/>
+          <w:szCs w:val="20"/>
+          <w:lang w:val="uk-UA"/>
+        </w:rPr>
+      </w:pPr>
+      <w:proofErr w:type="spellStart"/>
+      <w:r>
+        <w:rPr>
+          <w:rFonts w:ascii="Consolas" w:eastAsia="Times New Roman" w:hAnsi="Consolas" w:cs="Times New Roman"/>
+          <w:sz w:val="20"/>
+          <w:szCs w:val="20"/>
+          <w:lang w:val="uk-UA"/>
+        </w:rPr>
+        <w:t>xlabel</w:t>
+      </w:r>
+      <w:proofErr w:type="spellEnd"/>
+      <w:r>
+        <w:rPr>
+          <w:rFonts w:ascii="Consolas" w:eastAsia="Times New Roman" w:hAnsi="Consolas" w:cs="Times New Roman"/>
+          <w:sz w:val="20"/>
+          <w:szCs w:val="20"/>
+          <w:lang w:val="uk-UA"/>
+        </w:rPr>
+        <w:t>(</w:t>
+      </w:r>
+      <w:r>
+        <w:rPr>
+          <w:rFonts w:ascii="Consolas" w:eastAsia="Times New Roman" w:hAnsi="Consolas" w:cs="Times New Roman"/>
+          <w:color w:val="A709F5"/>
+          <w:sz w:val="20"/>
+          <w:szCs w:val="20"/>
+          <w:lang w:val="uk-UA"/>
+        </w:rPr>
+        <w:t>'x (жертви)'</w:t>
+      </w:r>
+      <w:r>
+        <w:rPr>
+          <w:rFonts w:ascii="Consolas" w:eastAsia="Times New Roman" w:hAnsi="Consolas" w:cs="Times New Roman"/>
+          <w:sz w:val="20"/>
+          <w:szCs w:val="20"/>
+          <w:lang w:val="uk-UA"/>
+        </w:rPr>
+        <w:t xml:space="preserve">); </w:t>
+      </w:r>
+      <w:proofErr w:type="spellStart"/>
+      <w:r>
+        <w:rPr>
+          <w:rFonts w:ascii="Consolas" w:eastAsia="Times New Roman" w:hAnsi="Consolas" w:cs="Times New Roman"/>
+          <w:sz w:val="20"/>
+          <w:szCs w:val="20"/>
+          <w:lang w:val="uk-UA"/>
+        </w:rPr>
+        <w:t>ylabel</w:t>
+      </w:r>
+      <w:proofErr w:type="spellEnd"/>
+      <w:r>
+        <w:rPr>
+          <w:rFonts w:ascii="Consolas" w:eastAsia="Times New Roman" w:hAnsi="Consolas" w:cs="Times New Roman"/>
+          <w:sz w:val="20"/>
+          <w:szCs w:val="20"/>
+          <w:lang w:val="uk-UA"/>
+        </w:rPr>
+        <w:t>(</w:t>
+      </w:r>
+      <w:r>
+        <w:rPr>
+          <w:rFonts w:ascii="Consolas" w:eastAsia="Times New Roman" w:hAnsi="Consolas" w:cs="Times New Roman"/>
+          <w:color w:val="A709F5"/>
+          <w:sz w:val="20"/>
+          <w:szCs w:val="20"/>
+          <w:lang w:val="uk-UA"/>
+        </w:rPr>
+        <w:t>'y (хижаки)'</w:t>
+      </w:r>
+      <w:r>
+        <w:rPr>
+          <w:rFonts w:ascii="Consolas" w:eastAsia="Times New Roman" w:hAnsi="Consolas" w:cs="Times New Roman"/>
+          <w:sz w:val="20"/>
+          <w:szCs w:val="20"/>
+          <w:lang w:val="uk-UA"/>
+        </w:rPr>
+        <w:t>)</w:t>
+      </w:r>
+    </w:p>
+    <w:p>
+      <w:pPr>
+        <w:spacing w:line="240" w:lineRule="auto"/>
+        <w:rPr>
+          <w:rFonts w:ascii="Consolas" w:eastAsia="Times New Roman" w:hAnsi="Consolas" w:cs="Times New Roman"/>
+          <w:sz w:val="20"/>
+          <w:szCs w:val="20"/>
+          <w:lang w:val="uk-UA"/>
+        </w:rPr>
+      </w:pPr>
+      <w:proofErr w:type="spellStart"/>
+      <w:r>
+        <w:rPr>
+          <w:rFonts w:ascii="Consolas" w:eastAsia="Times New Roman" w:hAnsi="Consolas" w:cs="Times New Roman"/>
+          <w:sz w:val="20"/>
+          <w:szCs w:val="20"/>
+          <w:lang w:val="uk-UA"/>
+        </w:rPr>
+        <w:t>title</w:t>
+      </w:r>
+      <w:proofErr w:type="spellEnd"/>
+      <w:r>
+        <w:rPr>
+          <w:rFonts w:ascii="Consolas" w:eastAsia="Times New Roman" w:hAnsi="Consolas" w:cs="Times New Roman"/>
+          <w:sz w:val="20"/>
+          <w:szCs w:val="20"/>
+          <w:lang w:val="uk-UA"/>
+        </w:rPr>
+        <w:t>(</w:t>
+      </w:r>
+      <w:r>
+        <w:rPr>
+          <w:rFonts w:ascii="Consolas" w:eastAsia="Times New Roman" w:hAnsi="Consolas" w:cs="Times New Roman"/>
+          <w:color w:val="A709F5"/>
+          <w:sz w:val="20"/>
+          <w:szCs w:val="20"/>
+          <w:lang w:val="uk-UA"/>
+        </w:rPr>
+        <w:t>'Фазова траєкторія y(x)'</w:t>
+      </w:r>
+      <w:r>
+        <w:rPr>
+          <w:rFonts w:ascii="Consolas" w:eastAsia="Times New Roman" w:hAnsi="Consolas" w:cs="Times New Roman"/>
+          <w:sz w:val="20"/>
+          <w:szCs w:val="20"/>
+          <w:lang w:val="uk-UA"/>
+        </w:rPr>
+        <w:t>)</w:t>
+      </w:r>
+    </w:p>
+    <w:p>
+      <w:pPr>
+        <w:spacing w:line="240" w:lineRule="auto"/>
+        <w:rPr>
+          <w:rFonts w:ascii="Consolas" w:eastAsia="Times New Roman" w:hAnsi="Consolas" w:cs="Times New Roman"/>
+          <w:sz w:val="20"/>
+          <w:szCs w:val="20"/>
+          <w:lang w:val="uk-UA"/>
+        </w:rPr>
+      </w:pPr>
+      <w:proofErr w:type="spellStart"/>
+      <w:r>
+        <w:rPr>
+          <w:rFonts w:ascii="Consolas" w:eastAsia="Times New Roman" w:hAnsi="Consolas" w:cs="Times New Roman"/>
+          <w:sz w:val="20"/>
+          <w:szCs w:val="20"/>
+          <w:lang w:val="uk-UA"/>
+        </w:rPr>
+        <w:t>axis</w:t>
+      </w:r>
+      <w:proofErr w:type="spellEnd"/>
+      <w:r>
+        <w:rPr>
+          <w:rFonts w:ascii="Consolas" w:eastAsia="Times New Roman" w:hAnsi="Consolas" w:cs="Times New Roman"/>
+          <w:sz w:val="20"/>
+          <w:szCs w:val="20"/>
+          <w:lang w:val="uk-UA"/>
+        </w:rPr>
+        <w:t xml:space="preserve"> </w:t>
+      </w:r>
+      <w:proofErr w:type="spellStart"/>
+      <w:r>
+        <w:rPr>
+          <w:rFonts w:ascii="Consolas" w:eastAsia="Times New Roman" w:hAnsi="Consolas" w:cs="Times New Roman"/>
+          <w:color w:val="A709F5"/>
+          <w:sz w:val="20"/>
+          <w:szCs w:val="20"/>
+          <w:lang w:val="uk-UA"/>
+        </w:rPr>
+        <w:t>tight</w:t>
+      </w:r>
+      <w:proofErr w:type="spellEnd"/>
+    </w:p>
+    <w:p>
+      <w:pPr>
+        <w:spacing w:line="240" w:lineRule="auto"/>
+        <w:rPr>
+          <w:rFonts w:ascii="Consolas" w:eastAsia="Times New Roman" w:hAnsi="Consolas" w:cs="Times New Roman"/>
+          <w:sz w:val="20"/>
+          <w:szCs w:val="20"/>
+          <w:lang w:val="uk-UA"/>
+        </w:rPr>
+      </w:pPr>
+    </w:p>
+    <w:p>
+      <w:pPr>
+        <w:spacing w:line="240" w:lineRule="auto"/>
+        <w:rPr>
+          <w:rFonts w:ascii="Consolas" w:eastAsia="Times New Roman" w:hAnsi="Consolas" w:cs="Times New Roman"/>
+          <w:sz w:val="20"/>
+          <w:szCs w:val="20"/>
+          <w:lang w:val="uk-UA"/>
+        </w:rPr>
+      </w:pPr>
+      <w:proofErr w:type="spellStart"/>
+      <w:r>
+        <w:rPr>
+          <w:rFonts w:ascii="Consolas" w:eastAsia="Times New Roman" w:hAnsi="Consolas" w:cs="Times New Roman"/>
+          <w:sz w:val="20"/>
+          <w:szCs w:val="20"/>
+          <w:lang w:val="uk-UA"/>
+        </w:rPr>
+        <w:t>sgtitle</w:t>
+      </w:r>
+      <w:proofErr w:type="spellEnd"/>
+      <w:r>
+        <w:rPr>
+          <w:rFonts w:ascii="Consolas" w:eastAsia="Times New Roman" w:hAnsi="Consolas" w:cs="Times New Roman"/>
+          <w:sz w:val="20"/>
+          <w:szCs w:val="20"/>
+          <w:lang w:val="uk-UA"/>
+        </w:rPr>
+        <w:t>([</w:t>
+      </w:r>
+      <w:r>
+        <w:rPr>
+          <w:rFonts w:ascii="Consolas" w:eastAsia="Times New Roman" w:hAnsi="Consolas" w:cs="Times New Roman"/>
+          <w:color w:val="A709F5"/>
+          <w:sz w:val="20"/>
+          <w:szCs w:val="20"/>
+          <w:lang w:val="uk-UA"/>
+        </w:rPr>
+        <w:t>'Модель Лотки–</w:t>
+      </w:r>
+      <w:proofErr w:type="spellStart"/>
+      <w:r>
+        <w:rPr>
+          <w:rFonts w:ascii="Consolas" w:eastAsia="Times New Roman" w:hAnsi="Consolas" w:cs="Times New Roman"/>
+          <w:color w:val="A709F5"/>
+          <w:sz w:val="20"/>
+          <w:szCs w:val="20"/>
+          <w:lang w:val="uk-UA"/>
+        </w:rPr>
+        <w:t>Вольтерри</w:t>
+      </w:r>
+      <w:proofErr w:type="spellEnd"/>
+      <w:r>
+        <w:rPr>
+          <w:rFonts w:ascii="Consolas" w:eastAsia="Times New Roman" w:hAnsi="Consolas" w:cs="Times New Roman"/>
+          <w:color w:val="A709F5"/>
+          <w:sz w:val="20"/>
+          <w:szCs w:val="20"/>
+          <w:lang w:val="uk-UA"/>
+        </w:rPr>
+        <w:t>: '</w:t>
+      </w:r>
+      <w:r>
+        <w:rPr>
+          <w:rFonts w:ascii="Consolas" w:eastAsia="Times New Roman" w:hAnsi="Consolas" w:cs="Times New Roman"/>
+          <w:sz w:val="20"/>
+          <w:szCs w:val="20"/>
+          <w:lang w:val="uk-UA"/>
+        </w:rPr>
+        <w:t xml:space="preserve">, </w:t>
+      </w:r>
+      <w:proofErr w:type="spellStart"/>
+      <w:r>
+        <w:rPr>
+          <w:rFonts w:ascii="Consolas" w:eastAsia="Times New Roman" w:hAnsi="Consolas" w:cs="Times New Roman"/>
+          <w:sz w:val="20"/>
+          <w:szCs w:val="20"/>
+          <w:lang w:val="uk-UA"/>
+        </w:rPr>
+        <w:t>names</w:t>
+      </w:r>
+      <w:proofErr w:type="spellEnd"/>
+      <w:r>
+        <w:rPr>
+          <w:rFonts w:ascii="Consolas" w:eastAsia="Times New Roman" w:hAnsi="Consolas" w:cs="Times New Roman"/>
+          <w:sz w:val="20"/>
+          <w:szCs w:val="20"/>
+          <w:lang w:val="uk-UA"/>
+        </w:rPr>
+        <w:t>{</w:t>
+      </w:r>
+      <w:proofErr w:type="spellStart"/>
+      <w:r>
+        <w:rPr>
+          <w:rFonts w:ascii="Consolas" w:eastAsia="Times New Roman" w:hAnsi="Consolas" w:cs="Times New Roman"/>
+          <w:sz w:val="20"/>
+          <w:szCs w:val="20"/>
+          <w:lang w:val="uk-UA"/>
+        </w:rPr>
+        <w:t>variant</w:t>
+      </w:r>
+      <w:proofErr w:type="spellEnd"/>
+      <w:r>
+        <w:rPr>
+          <w:rFonts w:ascii="Consolas" w:eastAsia="Times New Roman" w:hAnsi="Consolas" w:cs="Times New Roman"/>
+          <w:sz w:val="20"/>
+          <w:szCs w:val="20"/>
+          <w:lang w:val="uk-UA"/>
+        </w:rPr>
+        <w:t>}])</w:t>
+      </w:r>
+    </w:p>
+    <w:p>
+      <w:pPr>
+        <w:spacing w:line="240" w:lineRule="auto"/>
+        <w:rPr>
+          <w:rFonts w:ascii="Consolas" w:eastAsia="Times New Roman" w:hAnsi="Consolas" w:cs="Times New Roman"/>
+          <w:sz w:val="20"/>
+          <w:szCs w:val="20"/>
+          <w:lang w:val="uk-UA"/>
+        </w:rPr>
+      </w:pPr>
+    </w:p>
+    <w:p>
+      <w:pPr>
+        <w:spacing w:line="240" w:lineRule="auto"/>
+        <w:rPr>
+          <w:rFonts w:ascii="Consolas" w:eastAsia="Times New Roman" w:hAnsi="Consolas" w:cs="Times New Roman"/>
+          <w:sz w:val="20"/>
+          <w:szCs w:val="20"/>
+          <w:lang w:val="uk-UA"/>
+        </w:rPr>
+      </w:pPr>
+      <w:r>
+        <w:rPr>
+          <w:rFonts w:ascii="Consolas" w:eastAsia="Times New Roman" w:hAnsi="Consolas" w:cs="Times New Roman"/>
+          <w:color w:val="008013"/>
+          <w:sz w:val="20"/>
+          <w:szCs w:val="20"/>
+          <w:lang w:val="uk-UA"/>
+        </w:rPr>
+        <w:t>% 7. Короткий підсумок у консоль</w:t>
+      </w:r>
+    </w:p>
+    <w:p>
+      <w:pPr>
+        <w:spacing w:line="240" w:lineRule="auto"/>
+        <w:rPr>
+          <w:rFonts w:ascii="Consolas" w:eastAsia="Times New Roman" w:hAnsi="Consolas" w:cs="Times New Roman"/>
+          <w:sz w:val="20"/>
+          <w:szCs w:val="20"/>
+          <w:lang w:val="uk-UA"/>
+        </w:rPr>
+      </w:pPr>
+      <w:proofErr w:type="spellStart"/>
+      <w:r>
+        <w:rPr>
+          <w:rFonts w:ascii="Consolas" w:eastAsia="Times New Roman" w:hAnsi="Consolas" w:cs="Times New Roman"/>
+          <w:sz w:val="20"/>
+          <w:szCs w:val="20"/>
+          <w:lang w:val="uk-UA"/>
+        </w:rPr>
+        <w:t>fprintf</w:t>
+      </w:r>
+      <w:proofErr w:type="spellEnd"/>
+      <w:r>
+        <w:rPr>
+          <w:rFonts w:ascii="Consolas" w:eastAsia="Times New Roman" w:hAnsi="Consolas" w:cs="Times New Roman"/>
+          <w:sz w:val="20"/>
+          <w:szCs w:val="20"/>
+          <w:lang w:val="uk-UA"/>
+        </w:rPr>
+        <w:t>(</w:t>
+      </w:r>
+      <w:r>
+        <w:rPr>
+          <w:rFonts w:ascii="Consolas" w:eastAsia="Times New Roman" w:hAnsi="Consolas" w:cs="Times New Roman"/>
+          <w:color w:val="A709F5"/>
+          <w:sz w:val="20"/>
+          <w:szCs w:val="20"/>
+          <w:lang w:val="uk-UA"/>
+        </w:rPr>
+        <w:t>'\n=== %s ===\n'</w:t>
+      </w:r>
+      <w:r>
+        <w:rPr>
+          <w:rFonts w:ascii="Consolas" w:eastAsia="Times New Roman" w:hAnsi="Consolas" w:cs="Times New Roman"/>
+          <w:sz w:val="20"/>
+          <w:szCs w:val="20"/>
+          <w:lang w:val="uk-UA"/>
+        </w:rPr>
+        <w:t xml:space="preserve">, </w:t>
+      </w:r>
+      <w:proofErr w:type="spellStart"/>
+      <w:r>
+        <w:rPr>
+          <w:rFonts w:ascii="Consolas" w:eastAsia="Times New Roman" w:hAnsi="Consolas" w:cs="Times New Roman"/>
+          <w:sz w:val="20"/>
+          <w:szCs w:val="20"/>
+          <w:lang w:val="uk-UA"/>
+        </w:rPr>
+        <w:t>names</w:t>
+      </w:r>
+      <w:proofErr w:type="spellEnd"/>
+      <w:r>
+        <w:rPr>
+          <w:rFonts w:ascii="Consolas" w:eastAsia="Times New Roman" w:hAnsi="Consolas" w:cs="Times New Roman"/>
+          <w:sz w:val="20"/>
+          <w:szCs w:val="20"/>
+          <w:lang w:val="uk-UA"/>
+        </w:rPr>
+        <w:t>{</w:t>
+      </w:r>
+      <w:proofErr w:type="spellStart"/>
+      <w:r>
+        <w:rPr>
+          <w:rFonts w:ascii="Consolas" w:eastAsia="Times New Roman" w:hAnsi="Consolas" w:cs="Times New Roman"/>
+          <w:sz w:val="20"/>
+          <w:szCs w:val="20"/>
+          <w:lang w:val="uk-UA"/>
+        </w:rPr>
+        <w:t>variant</w:t>
+      </w:r>
+      <w:proofErr w:type="spellEnd"/>
+      <w:r>
+        <w:rPr>
+          <w:rFonts w:ascii="Consolas" w:eastAsia="Times New Roman" w:hAnsi="Consolas" w:cs="Times New Roman"/>
+          <w:sz w:val="20"/>
+          <w:szCs w:val="20"/>
+          <w:lang w:val="uk-UA"/>
+        </w:rPr>
+        <w:t>})</w:t>
+      </w:r>
+    </w:p>
+    <w:p>
+      <w:pPr>
+        <w:spacing w:line="240" w:lineRule="auto"/>
+        <w:rPr>
+          <w:rFonts w:ascii="Consolas" w:eastAsia="Times New Roman" w:hAnsi="Consolas" w:cs="Times New Roman"/>
+          <w:sz w:val="20"/>
+          <w:szCs w:val="20"/>
+          <w:lang w:val="uk-UA"/>
+        </w:rPr>
+      </w:pPr>
+      <w:proofErr w:type="spellStart"/>
+      <w:r>
+        <w:rPr>
+          <w:rFonts w:ascii="Consolas" w:eastAsia="Times New Roman" w:hAnsi="Consolas" w:cs="Times New Roman"/>
+          <w:sz w:val="20"/>
+          <w:szCs w:val="20"/>
+          <w:lang w:val="uk-UA"/>
+        </w:rPr>
+        <w:t>fprintf</w:t>
+      </w:r>
+      <w:proofErr w:type="spellEnd"/>
+      <w:r>
+        <w:rPr>
+          <w:rFonts w:ascii="Consolas" w:eastAsia="Times New Roman" w:hAnsi="Consolas" w:cs="Times New Roman"/>
+          <w:sz w:val="20"/>
+          <w:szCs w:val="20"/>
+          <w:lang w:val="uk-UA"/>
+        </w:rPr>
+        <w:t>(</w:t>
+      </w:r>
+      <w:r>
+        <w:rPr>
+          <w:rFonts w:ascii="Consolas" w:eastAsia="Times New Roman" w:hAnsi="Consolas" w:cs="Times New Roman"/>
+          <w:color w:val="A709F5"/>
+          <w:sz w:val="20"/>
+          <w:szCs w:val="20"/>
+          <w:lang w:val="uk-UA"/>
+        </w:rPr>
+        <w:t>'Параметри: ε = %.3f,  β = %.3f,  α = %.4f,  δ = %.4f\n'</w:t>
+      </w:r>
+      <w:r>
+        <w:rPr>
+          <w:rFonts w:ascii="Consolas" w:eastAsia="Times New Roman" w:hAnsi="Consolas" w:cs="Times New Roman"/>
+          <w:sz w:val="20"/>
+          <w:szCs w:val="20"/>
+          <w:lang w:val="uk-UA"/>
+        </w:rPr>
+        <w:t xml:space="preserve">, </w:t>
+      </w:r>
+      <w:r>
+        <w:rPr>
+          <w:rFonts w:ascii="Consolas" w:eastAsia="Times New Roman" w:hAnsi="Consolas" w:cs="Times New Roman"/>
+          <w:color w:val="0E00FF"/>
+          <w:sz w:val="20"/>
+          <w:szCs w:val="20"/>
+          <w:lang w:val="uk-UA"/>
+        </w:rPr>
+        <w:t>...</w:t>
+      </w:r>
+    </w:p>
+    <w:p>
+      <w:pPr>
+        <w:spacing w:line="240" w:lineRule="auto"/>
+        <w:rPr>
+          <w:rFonts w:ascii="Consolas" w:eastAsia="Times New Roman" w:hAnsi="Consolas" w:cs="Times New Roman"/>
+          <w:sz w:val="20"/>
+          <w:szCs w:val="20"/>
+          <w:lang w:val="uk-UA"/>
+        </w:rPr>
+      </w:pPr>
+      <w:r>
+        <w:rPr>
+          <w:rFonts w:ascii="Consolas" w:eastAsia="Times New Roman" w:hAnsi="Consolas" w:cs="Times New Roman"/>
+          <w:sz w:val="20"/>
+          <w:szCs w:val="20"/>
+          <w:lang w:val="uk-UA"/>
+        </w:rPr>
+        <w:t xml:space="preserve">        </w:t>
+      </w:r>
+      <w:proofErr w:type="spellStart"/>
+      <w:r>
+        <w:rPr>
+          <w:rFonts w:ascii="Consolas" w:eastAsia="Times New Roman" w:hAnsi="Consolas" w:cs="Times New Roman"/>
+          <w:sz w:val="20"/>
+          <w:szCs w:val="20"/>
+          <w:lang w:val="uk-UA"/>
+        </w:rPr>
+        <w:t>eps</w:t>
+      </w:r>
+      <w:proofErr w:type="spellEnd"/>
+      <w:r>
+        <w:rPr>
+          <w:rFonts w:ascii="Consolas" w:eastAsia="Times New Roman" w:hAnsi="Consolas" w:cs="Times New Roman"/>
+          <w:sz w:val="20"/>
+          <w:szCs w:val="20"/>
+          <w:lang w:val="uk-UA"/>
+        </w:rPr>
+        <w:t xml:space="preserve">, </w:t>
+      </w:r>
+      <w:proofErr w:type="spellStart"/>
+      <w:r>
+        <w:rPr>
+          <w:rFonts w:ascii="Consolas" w:eastAsia="Times New Roman" w:hAnsi="Consolas" w:cs="Times New Roman"/>
+          <w:sz w:val="20"/>
+          <w:szCs w:val="20"/>
+          <w:lang w:val="uk-UA"/>
+        </w:rPr>
+        <w:t>beta</w:t>
+      </w:r>
+      <w:proofErr w:type="spellEnd"/>
+      <w:r>
+        <w:rPr>
+          <w:rFonts w:ascii="Consolas" w:eastAsia="Times New Roman" w:hAnsi="Consolas" w:cs="Times New Roman"/>
+          <w:sz w:val="20"/>
+          <w:szCs w:val="20"/>
+          <w:lang w:val="uk-UA"/>
+        </w:rPr>
+        <w:t xml:space="preserve">, </w:t>
+      </w:r>
+      <w:proofErr w:type="spellStart"/>
+      <w:r>
+        <w:rPr>
+          <w:rFonts w:ascii="Consolas" w:eastAsia="Times New Roman" w:hAnsi="Consolas" w:cs="Times New Roman"/>
+          <w:sz w:val="20"/>
+          <w:szCs w:val="20"/>
+          <w:lang w:val="uk-UA"/>
+        </w:rPr>
+        <w:t>alpha</w:t>
+      </w:r>
+      <w:proofErr w:type="spellEnd"/>
+      <w:r>
+        <w:rPr>
+          <w:rFonts w:ascii="Consolas" w:eastAsia="Times New Roman" w:hAnsi="Consolas" w:cs="Times New Roman"/>
+          <w:sz w:val="20"/>
+          <w:szCs w:val="20"/>
+          <w:lang w:val="uk-UA"/>
+        </w:rPr>
+        <w:t xml:space="preserve">, </w:t>
+      </w:r>
+      <w:proofErr w:type="spellStart"/>
+      <w:r>
+        <w:rPr>
+          <w:rFonts w:ascii="Consolas" w:eastAsia="Times New Roman" w:hAnsi="Consolas" w:cs="Times New Roman"/>
+          <w:sz w:val="20"/>
+          <w:szCs w:val="20"/>
+          <w:lang w:val="uk-UA"/>
+        </w:rPr>
+        <w:t>delta</w:t>
+      </w:r>
+      <w:proofErr w:type="spellEnd"/>
+      <w:r>
+        <w:rPr>
+          <w:rFonts w:ascii="Consolas" w:eastAsia="Times New Roman" w:hAnsi="Consolas" w:cs="Times New Roman"/>
+          <w:sz w:val="20"/>
+          <w:szCs w:val="20"/>
+          <w:lang w:val="uk-UA"/>
+        </w:rPr>
+        <w:t>)</w:t>
+      </w:r>
+    </w:p>
+    <w:p>
+      <w:pPr>
+        <w:spacing w:line="240" w:lineRule="auto"/>
+        <w:rPr>
+          <w:rFonts w:ascii="Consolas" w:eastAsia="Times New Roman" w:hAnsi="Consolas" w:cs="Times New Roman"/>
+          <w:sz w:val="20"/>
+          <w:szCs w:val="20"/>
+          <w:lang w:val="uk-UA"/>
+        </w:rPr>
+      </w:pPr>
+      <w:proofErr w:type="spellStart"/>
+      <w:r>
+        <w:rPr>
+          <w:rFonts w:ascii="Consolas" w:eastAsia="Times New Roman" w:hAnsi="Consolas" w:cs="Times New Roman"/>
+          <w:sz w:val="20"/>
+          <w:szCs w:val="20"/>
+          <w:lang w:val="uk-UA"/>
+        </w:rPr>
+        <w:t>fprintf</w:t>
+      </w:r>
+      <w:proofErr w:type="spellEnd"/>
+      <w:r>
+        <w:rPr>
+          <w:rFonts w:ascii="Consolas" w:eastAsia="Times New Roman" w:hAnsi="Consolas" w:cs="Times New Roman"/>
+          <w:sz w:val="20"/>
+          <w:szCs w:val="20"/>
+          <w:lang w:val="uk-UA"/>
+        </w:rPr>
+        <w:t>(</w:t>
+      </w:r>
+      <w:r>
+        <w:rPr>
+          <w:rFonts w:ascii="Consolas" w:eastAsia="Times New Roman" w:hAnsi="Consolas" w:cs="Times New Roman"/>
+          <w:color w:val="A709F5"/>
+          <w:sz w:val="20"/>
+          <w:szCs w:val="20"/>
+          <w:lang w:val="uk-UA"/>
+        </w:rPr>
+        <w:t>'Макс. та мін. чисельність за 150 років:\n'</w:t>
+      </w:r>
+      <w:r>
+        <w:rPr>
+          <w:rFonts w:ascii="Consolas" w:eastAsia="Times New Roman" w:hAnsi="Consolas" w:cs="Times New Roman"/>
+          <w:sz w:val="20"/>
+          <w:szCs w:val="20"/>
+          <w:lang w:val="uk-UA"/>
+        </w:rPr>
+        <w:t>)</w:t>
+      </w:r>
+    </w:p>
+    <w:p>
+      <w:pPr>
+        <w:spacing w:line="240" w:lineRule="auto"/>
+        <w:rPr>
+          <w:rFonts w:ascii="Consolas" w:eastAsia="Times New Roman" w:hAnsi="Consolas" w:cs="Times New Roman"/>
+          <w:sz w:val="20"/>
+          <w:szCs w:val="20"/>
+          <w:lang w:val="uk-UA"/>
+        </w:rPr>
+      </w:pPr>
+      <w:proofErr w:type="spellStart"/>
+      <w:r>
+        <w:rPr>
+          <w:rFonts w:ascii="Consolas" w:eastAsia="Times New Roman" w:hAnsi="Consolas" w:cs="Times New Roman"/>
+          <w:sz w:val="20"/>
+          <w:szCs w:val="20"/>
+          <w:lang w:val="uk-UA"/>
+        </w:rPr>
+        <w:lastRenderedPageBreak/>
+        <w:t>fprintf</w:t>
+      </w:r>
+      <w:proofErr w:type="spellEnd"/>
+      <w:r>
+        <w:rPr>
+          <w:rFonts w:ascii="Consolas" w:eastAsia="Times New Roman" w:hAnsi="Consolas" w:cs="Times New Roman"/>
+          <w:sz w:val="20"/>
+          <w:szCs w:val="20"/>
+          <w:lang w:val="uk-UA"/>
+        </w:rPr>
+        <w:t>(</w:t>
+      </w:r>
+      <w:r>
+        <w:rPr>
+          <w:rFonts w:ascii="Consolas" w:eastAsia="Times New Roman" w:hAnsi="Consolas" w:cs="Times New Roman"/>
+          <w:color w:val="A709F5"/>
+          <w:sz w:val="20"/>
+          <w:szCs w:val="20"/>
+          <w:lang w:val="uk-UA"/>
+        </w:rPr>
+        <w:t>'  Жертви: %.0f → %.0f особин\n'</w:t>
+      </w:r>
+      <w:r>
+        <w:rPr>
+          <w:rFonts w:ascii="Consolas" w:eastAsia="Times New Roman" w:hAnsi="Consolas" w:cs="Times New Roman"/>
+          <w:sz w:val="20"/>
+          <w:szCs w:val="20"/>
+          <w:lang w:val="uk-UA"/>
+        </w:rPr>
+        <w:t xml:space="preserve">, </w:t>
+      </w:r>
+      <w:proofErr w:type="spellStart"/>
+      <w:r>
+        <w:rPr>
+          <w:rFonts w:ascii="Consolas" w:eastAsia="Times New Roman" w:hAnsi="Consolas" w:cs="Times New Roman"/>
+          <w:sz w:val="20"/>
+          <w:szCs w:val="20"/>
+          <w:lang w:val="uk-UA"/>
+        </w:rPr>
+        <w:t>min</w:t>
+      </w:r>
+      <w:proofErr w:type="spellEnd"/>
+      <w:r>
+        <w:rPr>
+          <w:rFonts w:ascii="Consolas" w:eastAsia="Times New Roman" w:hAnsi="Consolas" w:cs="Times New Roman"/>
+          <w:sz w:val="20"/>
+          <w:szCs w:val="20"/>
+          <w:lang w:val="uk-UA"/>
+        </w:rPr>
+        <w:t xml:space="preserve">(x), </w:t>
+      </w:r>
+      <w:proofErr w:type="spellStart"/>
+      <w:r>
+        <w:rPr>
+          <w:rFonts w:ascii="Consolas" w:eastAsia="Times New Roman" w:hAnsi="Consolas" w:cs="Times New Roman"/>
+          <w:sz w:val="20"/>
+          <w:szCs w:val="20"/>
+          <w:lang w:val="uk-UA"/>
+        </w:rPr>
+        <w:t>max</w:t>
+      </w:r>
+      <w:proofErr w:type="spellEnd"/>
+      <w:r>
+        <w:rPr>
+          <w:rFonts w:ascii="Consolas" w:eastAsia="Times New Roman" w:hAnsi="Consolas" w:cs="Times New Roman"/>
+          <w:sz w:val="20"/>
+          <w:szCs w:val="20"/>
+          <w:lang w:val="uk-UA"/>
+        </w:rPr>
+        <w:t>(x))</w:t>
+      </w:r>
+    </w:p>
+    <w:p>
+      <w:pPr>
+        <w:spacing w:line="240" w:lineRule="auto"/>
+        <w:rPr>
+          <w:rFonts w:ascii="Consolas" w:eastAsia="Times New Roman" w:hAnsi="Consolas" w:cs="Times New Roman"/>
+          <w:sz w:val="20"/>
+          <w:szCs w:val="20"/>
+          <w:lang w:val="uk-UA"/>
+        </w:rPr>
+      </w:pPr>
+      <w:proofErr w:type="spellStart"/>
+      <w:r>
+        <w:rPr>
+          <w:rFonts w:ascii="Consolas" w:eastAsia="Times New Roman" w:hAnsi="Consolas" w:cs="Times New Roman"/>
+          <w:sz w:val="20"/>
+          <w:szCs w:val="20"/>
+          <w:lang w:val="uk-UA"/>
+        </w:rPr>
+        <w:t>fprintf</w:t>
+      </w:r>
+      <w:proofErr w:type="spellEnd"/>
+      <w:r>
+        <w:rPr>
+          <w:rFonts w:ascii="Consolas" w:eastAsia="Times New Roman" w:hAnsi="Consolas" w:cs="Times New Roman"/>
+          <w:sz w:val="20"/>
+          <w:szCs w:val="20"/>
+          <w:lang w:val="uk-UA"/>
+        </w:rPr>
+        <w:t>(</w:t>
+      </w:r>
+      <w:r>
+        <w:rPr>
+          <w:rFonts w:ascii="Consolas" w:eastAsia="Times New Roman" w:hAnsi="Consolas" w:cs="Times New Roman"/>
+          <w:color w:val="A709F5"/>
+          <w:sz w:val="20"/>
+          <w:szCs w:val="20"/>
+          <w:lang w:val="uk-UA"/>
+        </w:rPr>
+        <w:t>'  Хижаки: %.0f → %.0f особин\n\n'</w:t>
+      </w:r>
+      <w:r>
+        <w:rPr>
+          <w:rFonts w:ascii="Consolas" w:eastAsia="Times New Roman" w:hAnsi="Consolas" w:cs="Times New Roman"/>
+          <w:sz w:val="20"/>
+          <w:szCs w:val="20"/>
+          <w:lang w:val="uk-UA"/>
+        </w:rPr>
+        <w:t xml:space="preserve">, </w:t>
+      </w:r>
+      <w:proofErr w:type="spellStart"/>
+      <w:r>
+        <w:rPr>
+          <w:rFonts w:ascii="Consolas" w:eastAsia="Times New Roman" w:hAnsi="Consolas" w:cs="Times New Roman"/>
+          <w:sz w:val="20"/>
+          <w:szCs w:val="20"/>
+          <w:lang w:val="uk-UA"/>
+        </w:rPr>
+        <w:t>min</w:t>
+      </w:r>
+      <w:proofErr w:type="spellEnd"/>
+      <w:r>
+        <w:rPr>
+          <w:rFonts w:ascii="Consolas" w:eastAsia="Times New Roman" w:hAnsi="Consolas" w:cs="Times New Roman"/>
+          <w:sz w:val="20"/>
+          <w:szCs w:val="20"/>
+          <w:lang w:val="uk-UA"/>
+        </w:rPr>
+        <w:t xml:space="preserve">(y), </w:t>
+      </w:r>
+      <w:proofErr w:type="spellStart"/>
+      <w:r>
+        <w:rPr>
+          <w:rFonts w:ascii="Consolas" w:eastAsia="Times New Roman" w:hAnsi="Consolas" w:cs="Times New Roman"/>
+          <w:sz w:val="20"/>
+          <w:szCs w:val="20"/>
+          <w:lang w:val="uk-UA"/>
+        </w:rPr>
+        <w:t>max</w:t>
+      </w:r>
+      <w:proofErr w:type="spellEnd"/>
+      <w:r>
+        <w:rPr>
+          <w:rFonts w:ascii="Consolas" w:eastAsia="Times New Roman" w:hAnsi="Consolas" w:cs="Times New Roman"/>
+          <w:sz w:val="20"/>
+          <w:szCs w:val="20"/>
+          <w:lang w:val="uk-UA"/>
+        </w:rPr>
+        <w:t>(y))</w:t>
+      </w:r>
+    </w:p>
+    <w:p>
+      <w:pPr>
+        <w:spacing w:line="240" w:lineRule="auto"/>
+        <w:rPr>
+          <w:rFonts w:ascii="Consolas" w:eastAsia="Times New Roman" w:hAnsi="Consolas" w:cs="Times New Roman"/>
+          <w:sz w:val="20"/>
+          <w:szCs w:val="20"/>
+          <w:lang w:val="uk-UA"/>
+        </w:rPr>
+      </w:pPr>
+    </w:p>
+    <w:p>
+      <w:pPr>
+        <w:rPr>
+          <w:lang w:val="uk-UA"/>
+        </w:rPr>
+      </w:pPr>
+    </w:p>
     <w:p>
       <w:pPr>
         <w:pStyle w:val="4"/>
@@ -1259,8 +7156,149 @@
         <w:t>Результати виконання та їх аналіз</w:t>
       </w:r>
     </w:p>
+    <w:p>
+      <w:pPr>
+        <w:spacing w:line="257" w:lineRule="atLeast"/>
+        <w:rPr>
+          <w:rFonts w:ascii="Consolas" w:eastAsia="Times New Roman" w:hAnsi="Consolas" w:cs="Times New Roman"/>
+          <w:sz w:val="20"/>
+          <w:szCs w:val="20"/>
+          <w:lang w:val="uk-UA"/>
+        </w:rPr>
+      </w:pPr>
+      <w:r>
+        <w:rPr>
+          <w:rFonts w:ascii="Consolas" w:eastAsia="Times New Roman" w:hAnsi="Consolas" w:cs="Times New Roman"/>
+          <w:sz w:val="20"/>
+          <w:szCs w:val="20"/>
+          <w:lang w:val="uk-UA"/>
+        </w:rPr>
+        <w:t>=== Амурський тигр – кабан ===</w:t>
+      </w:r>
+    </w:p>
+    <w:p>
+      <w:pPr>
+        <w:spacing w:line="257" w:lineRule="atLeast"/>
+        <w:rPr>
+          <w:rFonts w:ascii="Consolas" w:eastAsia="Times New Roman" w:hAnsi="Consolas" w:cs="Times New Roman"/>
+          <w:sz w:val="20"/>
+          <w:szCs w:val="20"/>
+          <w:lang w:val="uk-UA"/>
+        </w:rPr>
+      </w:pPr>
+      <w:r>
+        <w:rPr>
+          <w:rFonts w:ascii="Consolas" w:eastAsia="Times New Roman" w:hAnsi="Consolas" w:cs="Times New Roman"/>
+          <w:sz w:val="20"/>
+          <w:szCs w:val="20"/>
+          <w:lang w:val="uk-UA"/>
+        </w:rPr>
+        <w:t>Параметри: ε = 0.720,  β = 0.150,  α = 0.0125,  δ = 0.0090</w:t>
+      </w:r>
+    </w:p>
+    <w:p>
+      <w:pPr>
+        <w:spacing w:line="257" w:lineRule="atLeast"/>
+        <w:rPr>
+          <w:rFonts w:ascii="Consolas" w:eastAsia="Times New Roman" w:hAnsi="Consolas" w:cs="Times New Roman"/>
+          <w:sz w:val="20"/>
+          <w:szCs w:val="20"/>
+          <w:lang w:val="uk-UA"/>
+        </w:rPr>
+      </w:pPr>
+      <w:r>
+        <w:rPr>
+          <w:rFonts w:ascii="Consolas" w:eastAsia="Times New Roman" w:hAnsi="Consolas" w:cs="Times New Roman"/>
+          <w:sz w:val="20"/>
+          <w:szCs w:val="20"/>
+          <w:lang w:val="uk-UA"/>
+        </w:rPr>
+        <w:t>Макс. та мін. чисельність за 150 років:</w:t>
+      </w:r>
+    </w:p>
+    <w:p>
+      <w:pPr>
+        <w:spacing w:line="257" w:lineRule="atLeast"/>
+        <w:rPr>
+          <w:rFonts w:ascii="Consolas" w:eastAsia="Times New Roman" w:hAnsi="Consolas" w:cs="Times New Roman"/>
+          <w:sz w:val="20"/>
+          <w:szCs w:val="20"/>
+          <w:lang w:val="uk-UA"/>
+        </w:rPr>
+      </w:pPr>
+      <w:r>
+        <w:rPr>
+          <w:rFonts w:ascii="Consolas" w:eastAsia="Times New Roman" w:hAnsi="Consolas" w:cs="Times New Roman"/>
+          <w:sz w:val="20"/>
+          <w:szCs w:val="20"/>
+          <w:lang w:val="uk-UA"/>
+        </w:rPr>
+        <w:t xml:space="preserve">  Жертви: -0 → 1000 особин</w:t>
+      </w:r>
+    </w:p>
+    <w:p>
+      <w:pPr>
+        <w:spacing w:line="257" w:lineRule="atLeast"/>
+        <w:rPr>
+          <w:rFonts w:ascii="Consolas" w:eastAsia="Times New Roman" w:hAnsi="Consolas" w:cs="Times New Roman"/>
+          <w:sz w:val="20"/>
+          <w:szCs w:val="20"/>
+          <w:lang w:val="uk-UA"/>
+        </w:rPr>
+      </w:pPr>
+      <w:r>
+        <w:rPr>
+          <w:rFonts w:ascii="Consolas" w:eastAsia="Times New Roman" w:hAnsi="Consolas" w:cs="Times New Roman"/>
+          <w:sz w:val="20"/>
+          <w:szCs w:val="20"/>
+          <w:lang w:val="uk-UA"/>
+        </w:rPr>
+        <w:t xml:space="preserve">  Хижаки: 50 → 12355 особин</w:t>
+      </w:r>
+    </w:p>
     <w:p/>
-    <w:p/>
+    <w:p>
+      <w:r>
+        <w:rPr>
+          <w:noProof/>
+        </w:rPr>
+        <w:drawing>
+          <wp:inline distT="0" distB="0" distL="0" distR="0" wp14:anchorId="7ED32A25" wp14:editId="38070D31">
+            <wp:extent cx="5733415" cy="2358390"/>
+            <wp:effectExtent l="0" t="0" r="635" b="3810"/>
+            <wp:docPr id="8" name="Рисунок 8"/>
+            <wp:cNvGraphicFramePr>
+              <a:graphicFrameLocks xmlns:a="http://schemas.openxmlformats.org/drawingml/2006/main" noChangeAspect="1"/>
+            </wp:cNvGraphicFramePr>
+            <a:graphic xmlns:a="http://schemas.openxmlformats.org/drawingml/2006/main">
+              <a:graphicData uri="http://schemas.openxmlformats.org/drawingml/2006/picture">
+                <pic:pic xmlns:pic="http://schemas.openxmlformats.org/drawingml/2006/picture">
+                  <pic:nvPicPr>
+                    <pic:cNvPr id="1" name=""/>
+                    <pic:cNvPicPr/>
+                  </pic:nvPicPr>
+                  <pic:blipFill>
+                    <a:blip r:embed="rId9"/>
+                    <a:stretch>
+                      <a:fillRect/>
+                    </a:stretch>
+                  </pic:blipFill>
+                  <pic:spPr>
+                    <a:xfrm>
+                      <a:off x="0" y="0"/>
+                      <a:ext cx="5733415" cy="2358390"/>
+                    </a:xfrm>
+                    <a:prstGeom prst="rect">
+                      <a:avLst/>
+                    </a:prstGeom>
+                  </pic:spPr>
+                </pic:pic>
+              </a:graphicData>
+            </a:graphic>
+          </wp:inline>
+        </w:drawing>
+      </w:r>
+    </w:p>
     <w:p>
       <w:pPr>
         <w:spacing w:line="360" w:lineRule="auto"/>
